--- a/Proposal/Labsubmit_SDP_2026.docx
+++ b/Proposal/Labsubmit_SDP_2026.docx
@@ -390,7 +390,7 @@
                 <w:sz w:val="22"/>
                 <w:szCs w:val="22"/>
               </w:rPr>
-              <w:t xml:space="preserve">LabSubmit — A Secure Programming Laboratory Management, Code Execution and Evaluation Platform</w:t>
+              <w:t>LabSubmit — A Secure Laboratory Examination, Code Execution and Evaluation Platform with Server-Authoritative Exam Sessions and Exam Integrity Monitoring</w:t>
             </w:r>
           </w:p>
         </w:tc>
@@ -1284,14 +1284,14 @@
             <w:r>
               <w:rPr>
                 <w:rFonts w:ascii="Times New Roman" w:cs="Times New Roman" w:eastAsia="Times New Roman" w:hAnsi="Times New Roman"/>
-                <w:b w:val="false"/>
+                <w:b w:val="0"/>
                 <w:bCs w:val="false"/>
                 <w:i w:val="false"/>
                 <w:iCs w:val="false"/>
                 <w:sz w:val="22"/>
                 <w:szCs w:val="22"/>
               </w:rPr>
-              <w:t xml:space="preserve">Programming lab courses at CBIT run on email attachments, pen drives and manual compilation of student code on the lecturer's own machine, with no safeguard against copying during timed assessments. LabSubmit is a role-based web platform that replaces this end-to-end: roll-number-gated registration, faculty-authored lab assignments, an in-browser IDE that compiles C, C++, Java, Python and JavaScript on the server, editor-level anti-cheat controls, automatic submission locking, and grading that students see in real time. A working prototype is already built and deployed by the applicants. This project seeks support to raise it to production standard — sandboxed per-student execution, AI-assisted similarity detection, load validation at full-section scale, and a supervised pilot leading to department-wide adoption.</w:t>
+              <w:t>Programming lab courses at CBIT run on email attachments, pen drives and manual compilation of student code on the lecturer's own machine, with no dependable control over a timed examination. LabSubmit is a secure laboratory examination platform that replaces this end to end: roll-number-gated registration, faculty-authored exams with a schedule and duration, an in-browser IDE that compiles on the server, and Secure Exam Mode — browser-level Exam Integrity Monitoring of fullscreen, focus, visibility and clipboard activity, backed by a server-authoritative timer, an automatic submission lock and a faculty integrity dashboard. A working platform is already built and deployed by the applicants. This project seeks support to raise it to production standard: sandboxed per-student execution, a formal integrity event severity model, similarity detection, load validation at full-section scale, and a supervised pilot leading to department-wide adoption.</w:t>
             </w:r>
           </w:p>
         </w:tc>
@@ -1393,211 +1393,158 @@
             <w:r>
               <w:rPr>
                 <w:rFonts w:ascii="Times New Roman" w:cs="Times New Roman" w:eastAsia="Times New Roman" w:hAnsi="Times New Roman"/>
-                <w:b w:val="false"/>
+                <w:b w:val="0"/>
                 <w:bCs w:val="false"/>
                 <w:i w:val="false"/>
                 <w:iCs w:val="false"/>
                 <w:sz w:val="22"/>
                 <w:szCs w:val="22"/>
               </w:rPr>
-              <w:t xml:space="preserve">Every lab session requires faculty to issue coding tasks, verify that each submission compiles and runs, and record marks for every student. Today that work is split across email, pen drives and spreadsheets, code is compiled manually, and nothing prevents copy-paste during a timed assessment.</w:t>
-            </w:r>
-          </w:p>
-          <w:p>
-            <w:pPr>
-              <w:spacing w:after="60" w:before="100" w:line="260"/>
+              <w:t>Every lab session requires faculty to issue coding tasks, verify that each submission compiles and runs, and record marks for every student. Today that work is split across email, pen drives and spreadsheets, and code is compiled manually. When the session is a graded examination the gap is wider still: nothing restricts the browser, nothing records suspicious activity, and a countdown that lives in the student's own tab cannot be relied upon.</w:t>
+            </w:r>
+          </w:p>
+          <w:p>
+            <w:pPr>
+              <w:spacing w:after="60" w:before="40" w:line="260"/>
               <w:jc w:val="both"/>
             </w:pPr>
             <w:r>
               <w:rPr>
                 <w:rFonts w:ascii="Times New Roman" w:cs="Times New Roman" w:eastAsia="Times New Roman" w:hAnsi="Times New Roman"/>
                 <w:b/>
-                <w:bCs/>
-                <w:i w:val="false"/>
-                <w:iCs w:val="false"/>
-                <w:sz w:val="22"/>
-                <w:szCs w:val="22"/>
-              </w:rPr>
-              <w:t xml:space="preserve">Aim: </w:t>
-            </w:r>
-            <w:r>
-              <w:rPr>
-                <w:rFonts w:ascii="Times New Roman" w:cs="Times New Roman" w:eastAsia="Times New Roman" w:hAnsi="Times New Roman"/>
-                <w:b w:val="false"/>
                 <w:bCs w:val="false"/>
                 <w:i w:val="false"/>
                 <w:iCs w:val="false"/>
                 <w:sz w:val="22"/>
                 <w:szCs w:val="22"/>
               </w:rPr>
-              <w:t xml:space="preserve">To harden and deploy a secure, self-hostable platform centralising lab authoring, in-browser code execution, integrity-protected assessment and structured evaluation.</w:t>
-            </w:r>
-          </w:p>
-          <w:p>
-            <w:pPr>
-              <w:spacing w:after="40" w:before="100" w:line="260"/>
+              <w:t>Aim: To harden and deploy a secure, self-hostable laboratory examination platform combining lab authoring, in-browser code execution, server-authoritative exam sessions, browser-level Exam Integrity Monitoring and structured evaluation.</w:t>
+            </w:r>
+          </w:p>
+          <w:p>
+            <w:pPr>
+              <w:spacing w:after="60" w:before="40" w:line="260"/>
+              <w:jc w:val="both"/>
             </w:pPr>
             <w:r>
               <w:rPr>
                 <w:rFonts w:ascii="Times New Roman" w:cs="Times New Roman" w:eastAsia="Times New Roman" w:hAnsi="Times New Roman"/>
                 <w:b/>
-                <w:bCs/>
-                <w:i w:val="false"/>
-                <w:iCs w:val="false"/>
-                <w:sz w:val="22"/>
-                <w:szCs w:val="22"/>
-              </w:rPr>
-              <w:t xml:space="preserve">Objectives:</w:t>
-            </w:r>
-          </w:p>
-          <w:p>
-            <w:pPr>
-              <w:spacing w:after="40" w:before="20" w:line="250"/>
-              <w:ind w:left="400" w:hanging="260"/>
-            </w:pPr>
-            <w:r>
-              <w:rPr>
-                <w:rFonts w:ascii="Times New Roman" w:cs="Times New Roman" w:eastAsia="Times New Roman" w:hAnsi="Times New Roman"/>
-                <w:b w:val="false"/>
                 <w:bCs w:val="false"/>
                 <w:i w:val="false"/>
                 <w:iCs w:val="false"/>
                 <w:sz w:val="22"/>
                 <w:szCs w:val="22"/>
               </w:rPr>
-              <w:t xml:space="preserve">1. </w:t>
-            </w:r>
+              <w:t>Objectives:</w:t>
+            </w:r>
+          </w:p>
+          <w:p>
+            <w:pPr>
+              <w:spacing w:after="60" w:before="40" w:line="260"/>
+              <w:jc w:val="both"/>
+            </w:pPr>
             <w:r>
               <w:rPr>
                 <w:rFonts w:ascii="Times New Roman" w:cs="Times New Roman" w:eastAsia="Times New Roman" w:hAnsi="Times New Roman"/>
-                <w:b w:val="false"/>
+                <w:b w:val="0"/>
                 <w:bCs w:val="false"/>
                 <w:i w:val="false"/>
                 <w:iCs w:val="false"/>
                 <w:sz w:val="22"/>
                 <w:szCs w:val="22"/>
               </w:rPr>
-              <w:t xml:space="preserve">Centralise lab authoring, submission and grading for Administrators, Faculty and Students.</w:t>
-            </w:r>
-          </w:p>
-          <w:p>
-            <w:pPr>
-              <w:spacing w:after="40" w:before="20" w:line="250"/>
-              <w:ind w:left="400" w:hanging="260"/>
+              <w:t>1. Centralise lab authoring, examination, submission and grading for Administrators, Faculty and Students.</w:t>
+            </w:r>
+          </w:p>
+          <w:p>
+            <w:pPr>
+              <w:spacing w:after="60" w:before="40" w:line="260"/>
+              <w:jc w:val="both"/>
             </w:pPr>
             <w:r>
               <w:rPr>
                 <w:rFonts w:ascii="Times New Roman" w:cs="Times New Roman" w:eastAsia="Times New Roman" w:hAnsi="Times New Roman"/>
-                <w:b w:val="false"/>
+                <w:b w:val="0"/>
                 <w:bCs w:val="false"/>
                 <w:i w:val="false"/>
                 <w:iCs w:val="false"/>
                 <w:sz w:val="22"/>
                 <w:szCs w:val="22"/>
               </w:rPr>
-              <w:t xml:space="preserve">2. </w:t>
-            </w:r>
+              <w:t>2. Gate registration by Admin-authorised 12-digit roll-number ranges.</w:t>
+            </w:r>
+          </w:p>
+          <w:p>
+            <w:pPr>
+              <w:spacing w:after="60" w:before="40" w:line="260"/>
+              <w:jc w:val="both"/>
+            </w:pPr>
             <w:r>
               <w:rPr>
                 <w:rFonts w:ascii="Times New Roman" w:cs="Times New Roman" w:eastAsia="Times New Roman" w:hAnsi="Times New Roman"/>
-                <w:b w:val="false"/>
+                <w:b w:val="0"/>
                 <w:bCs w:val="false"/>
                 <w:i w:val="false"/>
                 <w:iCs w:val="false"/>
                 <w:sz w:val="22"/>
                 <w:szCs w:val="22"/>
               </w:rPr>
-              <w:t xml:space="preserve">Gate registration by Admin-authorised 12-digit roll-number ranges.</w:t>
-            </w:r>
-          </w:p>
-          <w:p>
-            <w:pPr>
-              <w:spacing w:after="40" w:before="20" w:line="250"/>
-              <w:ind w:left="400" w:hanging="260"/>
+              <w:t>3. Compile the languages a faculty permits for an exam inside a per-student, resource-limited server-side sandbox.</w:t>
+            </w:r>
+          </w:p>
+          <w:p>
+            <w:pPr>
+              <w:spacing w:after="60" w:before="40" w:line="260"/>
+              <w:jc w:val="both"/>
             </w:pPr>
             <w:r>
               <w:rPr>
                 <w:rFonts w:ascii="Times New Roman" w:cs="Times New Roman" w:eastAsia="Times New Roman" w:hAnsi="Times New Roman"/>
-                <w:b w:val="false"/>
+                <w:b w:val="0"/>
                 <w:bCs w:val="false"/>
                 <w:i w:val="false"/>
                 <w:iCs w:val="false"/>
                 <w:sz w:val="22"/>
                 <w:szCs w:val="22"/>
               </w:rPr>
-              <w:t xml:space="preserve">3. </w:t>
-            </w:r>
+              <w:t>4. Run every examination as a server-authoritative exam session, with the backend owning the timer, attempt state, authorisation and submission.</w:t>
+            </w:r>
+          </w:p>
+          <w:p>
+            <w:pPr>
+              <w:spacing w:after="60" w:before="40" w:line="260"/>
+              <w:jc w:val="both"/>
+            </w:pPr>
             <w:r>
               <w:rPr>
                 <w:rFonts w:ascii="Times New Roman" w:cs="Times New Roman" w:eastAsia="Times New Roman" w:hAnsi="Times New Roman"/>
-                <w:b w:val="false"/>
+                <w:b w:val="0"/>
                 <w:bCs w:val="false"/>
                 <w:i w:val="false"/>
                 <w:iCs w:val="false"/>
                 <w:sz w:val="22"/>
                 <w:szCs w:val="22"/>
               </w:rPr>
-              <w:t xml:space="preserve">Compile C, C++, Java, Python and JavaScript in-browser, inside a per-student resource-limited sandbox.</w:t>
-            </w:r>
-          </w:p>
-          <w:p>
-            <w:pPr>
-              <w:spacing w:after="40" w:before="20" w:line="250"/>
-              <w:ind w:left="400" w:hanging="260"/>
+              <w:t>5. Detect and record browser-level integrity events through Secure Exam Mode, and present them to faculty as a reviewable, timestamped timeline.</w:t>
+            </w:r>
+          </w:p>
+          <w:p>
+            <w:pPr>
+              <w:spacing w:after="60" w:before="40" w:line="260"/>
+              <w:jc w:val="both"/>
             </w:pPr>
             <w:r>
               <w:rPr>
                 <w:rFonts w:ascii="Times New Roman" w:cs="Times New Roman" w:eastAsia="Times New Roman" w:hAnsi="Times New Roman"/>
-                <w:b w:val="false"/>
+                <w:b w:val="0"/>
                 <w:bCs w:val="false"/>
                 <w:i w:val="false"/>
                 <w:iCs w:val="false"/>
                 <w:sz w:val="22"/>
                 <w:szCs w:val="22"/>
               </w:rPr>
-              <w:t xml:space="preserve">4. </w:t>
-            </w:r>
-            <w:r>
-              <w:rPr>
-                <w:rFonts w:ascii="Times New Roman" w:cs="Times New Roman" w:eastAsia="Times New Roman" w:hAnsi="Times New Roman"/>
-                <w:b w:val="false"/>
-                <w:bCs w:val="false"/>
-                <w:i w:val="false"/>
-                <w:iCs w:val="false"/>
-                <w:sz w:val="22"/>
-                <w:szCs w:val="22"/>
-              </w:rPr>
-              <w:t xml:space="preserve">Deter dishonesty through editor-level anti-cheat controls and AI-assisted similarity detection.</w:t>
-            </w:r>
-          </w:p>
-          <w:p>
-            <w:pPr>
-              <w:spacing w:after="40" w:before="20" w:line="250"/>
-              <w:ind w:left="400" w:hanging="260"/>
-            </w:pPr>
-            <w:r>
-              <w:rPr>
-                <w:rFonts w:ascii="Times New Roman" w:cs="Times New Roman" w:eastAsia="Times New Roman" w:hAnsi="Times New Roman"/>
-                <w:b w:val="false"/>
-                <w:bCs w:val="false"/>
-                <w:i w:val="false"/>
-                <w:iCs w:val="false"/>
-                <w:sz w:val="22"/>
-                <w:szCs w:val="22"/>
-              </w:rPr>
-              <w:t xml:space="preserve">5. </w:t>
-            </w:r>
-            <w:r>
-              <w:rPr>
-                <w:rFonts w:ascii="Times New Roman" w:cs="Times New Roman" w:eastAsia="Times New Roman" w:hAnsi="Times New Roman"/>
-                <w:b w:val="false"/>
-                <w:bCs w:val="false"/>
-                <w:i w:val="false"/>
-                <w:iCs w:val="false"/>
-                <w:sz w:val="22"/>
-                <w:szCs w:val="22"/>
-              </w:rPr>
-              <w:t xml:space="preserve">Validate at full-section concurrent load and pilot in a live lab course.</w:t>
+              <w:t>6. Validate at full-section concurrent load and pilot in a live lab course.</w:t>
             </w:r>
           </w:p>
         </w:tc>
@@ -1706,19 +1653,7 @@
                 <w:sz w:val="22"/>
                 <w:szCs w:val="22"/>
               </w:rPr>
-              <w:t xml:space="preserve">Architecture. </w:t>
-            </w:r>
-            <w:r>
-              <w:rPr>
-                <w:rFonts w:ascii="Times New Roman" w:cs="Times New Roman" w:eastAsia="Times New Roman" w:hAnsi="Times New Roman"/>
-                <w:b w:val="false"/>
-                <w:bCs w:val="false"/>
-                <w:i w:val="false"/>
-                <w:iCs w:val="false"/>
-                <w:sz w:val="22"/>
-                <w:szCs w:val="22"/>
-              </w:rPr>
-              <w:t xml:space="preserve">Next.js 14 with TypeScript and Tailwind, embedding the Monaco editor as a multi-file workspace; Next.js API routes with a Node.js WebSocket service; Prisma ORM over PostgreSQL. Signed JWT tokens govern access, every endpoint re-verifies the caller's role, and passwords are stored only as bcrypt hashes.</w:t>
+              <w:t>Architecture. Next.js 14 with TypeScript and Tailwind, embedding the Monaco editor as a multi-file workspace; Next.js API routes with a Node.js WebSocket service; Prisma ORM over PostgreSQL. Signed JWT tokens govern access, every endpoint re-verifies the caller's role, and passwords are stored only as bcrypt hashes.</w:t>
             </w:r>
           </w:p>
           <w:p>
@@ -1736,19 +1671,7 @@
                 <w:sz w:val="22"/>
                 <w:szCs w:val="22"/>
               </w:rPr>
-              <w:t xml:space="preserve">Execution. </w:t>
-            </w:r>
-            <w:r>
-              <w:rPr>
-                <w:rFonts w:ascii="Times New Roman" w:cs="Times New Roman" w:eastAsia="Times New Roman" w:hAnsi="Times New Roman"/>
-                <w:b w:val="false"/>
-                <w:bCs w:val="false"/>
-                <w:i w:val="false"/>
-                <w:iCs w:val="false"/>
-                <w:sz w:val="22"/>
-                <w:szCs w:val="22"/>
-              </w:rPr>
-              <w:t xml:space="preserve">Code never runs in the browser. The server verifies identity, workspace ownership and assessment window, then compiles inside a Docker container carrying GCC, G++, OpenJDK 17, Python 3 and Node.js. The present shared container is replaced by a per-student sandbox with CPU, memory and time limits.</w:t>
+              <w:t>Execution. Code never runs in the browser. The server verifies identity, workspace ownership and the exam window, then compiles inside a Docker container carrying GCC, G++, OpenJDK 17, Python 3 and Node.js. The present shared container is replaced by a per-student sandbox with CPU, memory and time limits.</w:t>
             </w:r>
           </w:p>
           <w:p>
@@ -1766,19 +1689,7 @@
                 <w:sz w:val="22"/>
                 <w:szCs w:val="22"/>
               </w:rPr>
-              <w:t xml:space="preserve">Integrity. </w:t>
-            </w:r>
-            <w:r>
-              <w:rPr>
-                <w:rFonts w:ascii="Times New Roman" w:cs="Times New Roman" w:eastAsia="Times New Roman" w:hAnsi="Times New Roman"/>
-                <w:b w:val="false"/>
-                <w:bCs w:val="false"/>
-                <w:i w:val="false"/>
-                <w:iCs w:val="false"/>
-                <w:sz w:val="22"/>
-                <w:szCs w:val="22"/>
-              </w:rPr>
-              <w:t xml:space="preserve">Copy, paste, right-click and shortcuts are blocked in the editor and fullscreen exits are logged, supplemented by token-level similarity comparison across a section; a language model explains flagged pairs and drafts remarks for faculty review. No mark is assigned automatically.</w:t>
+              <w:t>Secure Exam Mode. An examination runs as a server-authoritative exam session. The backend derives the deadline as the earlier of the exam's scheduled end time and the student's own start time plus the permitted duration, recomputes it on every protected request, and finalises an expired attempt itself. In the browser, Secure Exam Mode monitors fullscreen state, window focus and tab visibility, intercepts developer-tool shortcuts, and restricts copy, cut, paste, right-click and drag-and-drop according to the settings chosen for that exam.</w:t>
             </w:r>
           </w:p>
           <w:p>
@@ -1796,19 +1707,25 @@
                 <w:sz w:val="22"/>
                 <w:szCs w:val="22"/>
               </w:rPr>
-              <w:t xml:space="preserve">Validation. </w:t>
-            </w:r>
+              <w:t>Integrity. Each detected event is debounced in the client, deduplicated server-side and stored with its type and timestamp against the student's attempt. Crossing a faculty-set fullscreen-exit threshold auto-submits the attempt. Faculty review the events as a per-student timeline beside the submission, supplemented by token-level similarity comparison across a section, with a language model explaining flagged pairs and drafting remarks. No mark is assigned automatically and no event is treated as proof of misconduct.</w:t>
+            </w:r>
+          </w:p>
+          <w:p>
+            <w:pPr>
+              <w:spacing w:after="60" w:before="80" w:line="260"/>
+              <w:jc w:val="both"/>
+            </w:pPr>
             <w:r>
               <w:rPr>
                 <w:rFonts w:ascii="Times New Roman" w:cs="Times New Roman" w:eastAsia="Times New Roman" w:hAnsi="Times New Roman"/>
-                <w:b w:val="false"/>
-                <w:bCs w:val="false"/>
+                <w:b/>
+                <w:bCs/>
                 <w:i w:val="false"/>
                 <w:iCs w:val="false"/>
                 <w:sz w:val="22"/>
                 <w:szCs w:val="22"/>
               </w:rPr>
-              <w:t xml:space="preserve">Modules are unit- and integration-tested, then load-tested at 60 and 300 concurrent compilations. The Docker image runs unchanged on cloud hosting or a college virtual machine, and a supervised pilot precedes any rollout.</w:t>
+              <w:t>Validation. Modules are unit- and integration-tested, then load-tested at 60 and 300 concurrent compilations. The Docker image runs unchanged on cloud hosting or a college virtual machine, and a supervised pilot precedes any rollout.</w:t>
             </w:r>
           </w:p>
         </w:tc>
@@ -1917,19 +1834,7 @@
                 <w:sz w:val="22"/>
                 <w:szCs w:val="22"/>
               </w:rPr>
-              <w:t xml:space="preserve">Production hardening. </w:t>
-            </w:r>
-            <w:r>
-              <w:rPr>
-                <w:rFonts w:ascii="Times New Roman" w:cs="Times New Roman" w:eastAsia="Times New Roman" w:hAnsi="Times New Roman"/>
-                <w:b w:val="false"/>
-                <w:bCs w:val="false"/>
-                <w:i w:val="false"/>
-                <w:iCs w:val="false"/>
-                <w:sz w:val="22"/>
-                <w:szCs w:val="22"/>
-              </w:rPr>
-              <w:t xml:space="preserve">Per-student execution sandboxes with CPU, memory and process limits, an execution queue, and failure alerts during live sessions.</w:t>
+              <w:t>Production hardening. Per-student execution sandboxes with CPU, memory and process limits, an execution queue, and failure alerts during live sessions.</w:t>
             </w:r>
           </w:p>
           <w:p>
@@ -1947,19 +1852,7 @@
                 <w:sz w:val="22"/>
                 <w:szCs w:val="22"/>
               </w:rPr>
-              <w:t xml:space="preserve">Integrity module. </w:t>
-            </w:r>
-            <w:r>
-              <w:rPr>
-                <w:rFonts w:ascii="Times New Roman" w:cs="Times New Roman" w:eastAsia="Times New Roman" w:hAnsi="Times New Roman"/>
-                <w:b w:val="false"/>
-                <w:bCs w:val="false"/>
-                <w:i w:val="false"/>
-                <w:iCs w:val="false"/>
-                <w:sz w:val="22"/>
-                <w:szCs w:val="22"/>
-              </w:rPr>
-              <w:t xml:space="preserve">Structural similarity comparison across a section, fullscreen telemetry, and AI-drafted explanations and remarks that faculty accept, edit or discard.</w:t>
+              <w:t>Secure Exam Integrity Subsystem. A formal integrity event severity model (Low, Medium, High, Critical); event recording extended to clipboard and context-menu attempts, repeated focus loss, duplicate exam sessions and refused backend requests; and a faculty integrity dashboard presenting per-attempt timelines with exportable reports.</w:t>
             </w:r>
           </w:p>
           <w:p>
@@ -1977,19 +1870,7 @@
                 <w:sz w:val="22"/>
                 <w:szCs w:val="22"/>
               </w:rPr>
-              <w:t xml:space="preserve">Faculty tooling. </w:t>
-            </w:r>
-            <w:r>
-              <w:rPr>
-                <w:rFonts w:ascii="Times New Roman" w:cs="Times New Roman" w:eastAsia="Times New Roman" w:hAnsi="Times New Roman"/>
-                <w:b w:val="false"/>
-                <w:bCs w:val="false"/>
-                <w:i w:val="false"/>
-                <w:iCs w:val="false"/>
-                <w:sz w:val="22"/>
-                <w:szCs w:val="22"/>
-              </w:rPr>
-              <w:t xml:space="preserve">Test cases and reference solutions per lab, batch execution of a section, mark-sheet export and accreditation reports.</w:t>
+              <w:t>Similarity module. Structural similarity comparison across a section, with AI-drafted explanations and remarks that faculty accept, edit or discard.</w:t>
             </w:r>
           </w:p>
           <w:p>
@@ -2007,19 +1888,7 @@
                 <w:sz w:val="22"/>
                 <w:szCs w:val="22"/>
               </w:rPr>
-              <w:t xml:space="preserve">Validation and rollout. </w:t>
-            </w:r>
-            <w:r>
-              <w:rPr>
-                <w:rFonts w:ascii="Times New Roman" w:cs="Times New Roman" w:eastAsia="Times New Roman" w:hAnsi="Times New Roman"/>
-                <w:b w:val="false"/>
-                <w:bCs w:val="false"/>
-                <w:i w:val="false"/>
-                <w:iCs w:val="false"/>
-                <w:sz w:val="22"/>
-                <w:szCs w:val="22"/>
-              </w:rPr>
-              <w:t xml:space="preserve">Load testing at 60 and 300 concurrent compilations, a supervised pilot in one lab course, then expansion on faculty feedback.</w:t>
+              <w:t>Faculty tooling. Test cases and reference solutions per lab, batch execution of a section, mark-sheet export and accreditation reports.</w:t>
             </w:r>
           </w:p>
           <w:p>
@@ -2037,19 +1906,25 @@
                 <w:sz w:val="22"/>
                 <w:szCs w:val="22"/>
               </w:rPr>
-              <w:t xml:space="preserve">Handover. </w:t>
-            </w:r>
+              <w:t>Validation and rollout. Load testing at 60 and 300 concurrent compilations, a supervised pilot in one lab course, then expansion on faculty feedback.</w:t>
+            </w:r>
+          </w:p>
+          <w:p>
+            <w:pPr>
+              <w:spacing w:after="60" w:before="60" w:line="260"/>
+              <w:jc w:val="both"/>
+            </w:pPr>
             <w:r>
               <w:rPr>
                 <w:rFonts w:ascii="Times New Roman" w:cs="Times New Roman" w:eastAsia="Times New Roman" w:hAnsi="Times New Roman"/>
-                <w:b w:val="false"/>
-                <w:bCs w:val="false"/>
+                <w:b/>
+                <w:bCs/>
                 <w:i w:val="false"/>
                 <w:iCs w:val="false"/>
                 <w:sz w:val="22"/>
                 <w:szCs w:val="22"/>
               </w:rPr>
-              <w:t xml:space="preserve">Source code, schema, deployment guide and administrator manual delivered to the Department, so later project batches can maintain it.</w:t>
+              <w:t>Handover. Source code, schema, deployment guide and administrator manual delivered to the Department, so later project batches can maintain it.</w:t>
             </w:r>
           </w:p>
         </w:tc>
@@ -2151,26 +2026,32 @@
             <w:r>
               <w:rPr>
                 <w:rFonts w:ascii="Times New Roman" w:cs="Times New Roman" w:eastAsia="Times New Roman" w:hAnsi="Times New Roman"/>
-                <w:b w:val="false"/>
+                <w:b w:val="0"/>
                 <w:bCs w:val="false"/>
                 <w:i w:val="false"/>
                 <w:iCs w:val="false"/>
                 <w:sz w:val="22"/>
                 <w:szCs w:val="22"/>
               </w:rPr>
-              <w:t xml:space="preserve">•  </w:t>
-            </w:r>
+              <w:t>•  A production-ready, self-hostable laboratory examination platform in departmental use, built entirely on open-source components with no licence cost.</w:t>
+            </w:r>
+          </w:p>
+          <w:p>
+            <w:pPr>
+              <w:spacing w:after="40" w:before="20" w:line="250"/>
+              <w:ind w:left="340" w:hanging="200"/>
+            </w:pPr>
             <w:r>
               <w:rPr>
                 <w:rFonts w:ascii="Times New Roman" w:cs="Times New Roman" w:eastAsia="Times New Roman" w:hAnsi="Times New Roman"/>
-                <w:b w:val="false"/>
+                <w:b w:val="0"/>
                 <w:bCs w:val="false"/>
                 <w:i w:val="false"/>
                 <w:iCs w:val="false"/>
                 <w:sz w:val="22"/>
                 <w:szCs w:val="22"/>
               </w:rPr>
-              <w:t xml:space="preserve">A production-ready, self-hostable lab platform in departmental use, built entirely on open-source components with no licence cost.</w:t>
+              <w:t>•  Pen-drive and email submission handling, and manual compilation of student code by faculty, eliminated.</w:t>
             </w:r>
           </w:p>
           <w:p>
@@ -2181,26 +2062,32 @@
             <w:r>
               <w:rPr>
                 <w:rFonts w:ascii="Times New Roman" w:cs="Times New Roman" w:eastAsia="Times New Roman" w:hAnsi="Times New Roman"/>
-                <w:b w:val="false"/>
+                <w:b w:val="0"/>
                 <w:bCs w:val="false"/>
                 <w:i w:val="false"/>
                 <w:iCs w:val="false"/>
                 <w:sz w:val="22"/>
                 <w:szCs w:val="22"/>
               </w:rPr>
-              <w:t xml:space="preserve">•  </w:t>
-            </w:r>
+              <w:t>•  Every examination run as a server-authoritative exam session, with the timer, attempt state, authorisation and submission held by the backend rather than the browser.</w:t>
+            </w:r>
+          </w:p>
+          <w:p>
+            <w:pPr>
+              <w:spacing w:after="40" w:before="20" w:line="250"/>
+              <w:ind w:left="340" w:hanging="200"/>
+            </w:pPr>
             <w:r>
               <w:rPr>
                 <w:rFonts w:ascii="Times New Roman" w:cs="Times New Roman" w:eastAsia="Times New Roman" w:hAnsi="Times New Roman"/>
-                <w:b w:val="false"/>
+                <w:b w:val="0"/>
                 <w:bCs w:val="false"/>
                 <w:i w:val="false"/>
                 <w:iCs w:val="false"/>
                 <w:sz w:val="22"/>
                 <w:szCs w:val="22"/>
               </w:rPr>
-              <w:t xml:space="preserve">Pen-drive and email submission handling, and manual compilation of student code by faculty, eliminated.</w:t>
+              <w:t>•  A complete, timestamped integrity event record for every attempt, reviewable by faculty as evidence rather than as an automated verdict.</w:t>
             </w:r>
           </w:p>
           <w:p>
@@ -2211,26 +2098,32 @@
             <w:r>
               <w:rPr>
                 <w:rFonts w:ascii="Times New Roman" w:cs="Times New Roman" w:eastAsia="Times New Roman" w:hAnsi="Times New Roman"/>
-                <w:b w:val="false"/>
+                <w:b w:val="0"/>
                 <w:bCs w:val="false"/>
                 <w:i w:val="false"/>
                 <w:iCs w:val="false"/>
                 <w:sz w:val="22"/>
                 <w:szCs w:val="22"/>
               </w:rPr>
-              <w:t xml:space="preserve">•  </w:t>
-            </w:r>
+              <w:t>•  Sandboxed execution with measured, documented behaviour at 60 and 300 concurrent compilations.</w:t>
+            </w:r>
+          </w:p>
+          <w:p>
+            <w:pPr>
+              <w:spacing w:after="40" w:before="20" w:line="250"/>
+              <w:ind w:left="340" w:hanging="200"/>
+            </w:pPr>
             <w:r>
               <w:rPr>
                 <w:rFonts w:ascii="Times New Roman" w:cs="Times New Roman" w:eastAsia="Times New Roman" w:hAnsi="Times New Roman"/>
-                <w:b w:val="false"/>
+                <w:b w:val="0"/>
                 <w:bCs w:val="false"/>
                 <w:i w:val="false"/>
                 <w:iCs w:val="false"/>
                 <w:sz w:val="22"/>
                 <w:szCs w:val="22"/>
               </w:rPr>
-              <w:t xml:space="preserve">Sandboxed execution with measured, documented behaviour at 60 and 300 concurrent compilations.</w:t>
+              <w:t>•  A similarity report for every lab, plus consistent marks, remarks and an auditable submission trail across sections.</w:t>
             </w:r>
           </w:p>
           <w:p>
@@ -2241,56 +2134,32 @@
             <w:r>
               <w:rPr>
                 <w:rFonts w:ascii="Times New Roman" w:cs="Times New Roman" w:eastAsia="Times New Roman" w:hAnsi="Times New Roman"/>
-                <w:b w:val="false"/>
+                <w:b w:val="0"/>
                 <w:bCs w:val="false"/>
                 <w:i w:val="false"/>
                 <w:iCs w:val="false"/>
                 <w:sz w:val="22"/>
                 <w:szCs w:val="22"/>
               </w:rPr>
-              <w:t xml:space="preserve">•  </w:t>
-            </w:r>
+              <w:t>•  Exportable data for NBA / NAAC outcome-based reporting, and a full handover package transferring ownership to the Department.</w:t>
+            </w:r>
+          </w:p>
+          <w:p>
+            <w:pPr>
+              <w:spacing w:after="40" w:before="20" w:line="250"/>
+              <w:ind w:left="340" w:hanging="200"/>
+            </w:pPr>
             <w:r>
               <w:rPr>
                 <w:rFonts w:ascii="Times New Roman" w:cs="Times New Roman" w:eastAsia="Times New Roman" w:hAnsi="Times New Roman"/>
-                <w:b w:val="false"/>
+                <w:b w:val="0"/>
                 <w:bCs w:val="false"/>
                 <w:i w:val="false"/>
                 <w:iCs w:val="false"/>
                 <w:sz w:val="22"/>
                 <w:szCs w:val="22"/>
               </w:rPr>
-              <w:t xml:space="preserve">A similarity report for every lab, plus consistent marks, remarks and an auditable submission trail across sections.</w:t>
-            </w:r>
-          </w:p>
-          <w:p>
-            <w:pPr>
-              <w:spacing w:after="40" w:before="20" w:line="250"/>
-              <w:ind w:left="340" w:hanging="200"/>
-            </w:pPr>
-            <w:r>
-              <w:rPr>
-                <w:rFonts w:ascii="Times New Roman" w:cs="Times New Roman" w:eastAsia="Times New Roman" w:hAnsi="Times New Roman"/>
-                <w:b w:val="false"/>
-                <w:bCs w:val="false"/>
-                <w:i w:val="false"/>
-                <w:iCs w:val="false"/>
-                <w:sz w:val="22"/>
-                <w:szCs w:val="22"/>
-              </w:rPr>
-              <w:t xml:space="preserve">•  </w:t>
-            </w:r>
-            <w:r>
-              <w:rPr>
-                <w:rFonts w:ascii="Times New Roman" w:cs="Times New Roman" w:eastAsia="Times New Roman" w:hAnsi="Times New Roman"/>
-                <w:b w:val="false"/>
-                <w:bCs w:val="false"/>
-                <w:i w:val="false"/>
-                <w:iCs w:val="false"/>
-                <w:sz w:val="22"/>
-                <w:szCs w:val="22"/>
-              </w:rPr>
-              <w:t xml:space="preserve">Exportable data for NBA / NAAC outcome-based reporting, and a full handover package transferring ownership to the Department.</w:t>
+              <w:t>•  A specified, costed design for a LabSubmit Secure Exam Client providing operating-system-level lockdown — deliverable as a proposal for a following phase, not as part of this one.</w:t>
             </w:r>
           </w:p>
         </w:tc>
@@ -2398,7 +2267,7 @@
                 <w:sz w:val="22"/>
                 <w:szCs w:val="22"/>
               </w:rPr>
-              <w:t xml:space="preserve">Twelve months in five phases; P3 overlaps P2 by one month, once the sandbox is functional.</w:t>
+              <w:t>Twelve months in five phases; P3 overlaps P2 by one month, once the sandbox is functional. The Secure Exam Client is deliberately outside this plan and is described in the annexure as future work.</w:t>
             </w:r>
           </w:p>
           <w:tbl>
@@ -2842,7 +2711,7 @@
                       <w:sz w:val="21"/>
                       <w:szCs w:val="21"/>
                     </w:rPr>
-                    <w:t xml:space="preserve">Integrity and faculty tooling: similarity engine, telemetry, test cases, mark-sheet export.</w:t>
+                    <w:t>Secure Exam Integrity Subsystem and faculty tooling: severity model, integrity dashboard, similarity engine, test cases, mark-sheet export.</w:t>
                   </w:r>
                 </w:p>
               </w:tc>
@@ -2901,7 +2770,7 @@
                       <w:sz w:val="21"/>
                       <w:szCs w:val="21"/>
                     </w:rPr>
-                    <w:t xml:space="preserve">Integrity and evaluation suite</w:t>
+                    <w:t>Integrity subsystem and evaluation suite</w:t>
                   </w:r>
                 </w:p>
               </w:tc>
@@ -6674,6 +6543,6549 @@
       </w:tr>
     </w:tbl>
     <w:p>
+      <w:r>
+        <w:br w:type="page"/>
+      </w:r>
+    </w:p>
+    <w:p>
+      <w:pPr>
+        <w:spacing w:before="0" w:after="80" w:line="259" w:lineRule="auto"/>
+      </w:pPr>
+      <w:r>
+        <w:rPr>
+          <w:rFonts w:ascii="Times New Roman" w:hAnsi="Times New Roman" w:cs="Times New Roman" w:eastAsia="Times New Roman"/>
+          <w:b/>
+          <w:i w:val="0"/>
+          <w:sz w:val="24"/>
+        </w:rPr>
+        <w:t>C.  Annexure — Secure Exam Integrity Subsystem</w:t>
+      </w:r>
+    </w:p>
+    <w:p>
+      <w:pPr>
+        <w:spacing w:before="40" w:after="120" w:line="259" w:lineRule="auto"/>
+      </w:pPr>
+      <w:r>
+        <w:rPr>
+          <w:rFonts w:ascii="Times New Roman" w:hAnsi="Times New Roman" w:cs="Times New Roman" w:eastAsia="Times New Roman"/>
+          <w:b w:val="0"/>
+          <w:i/>
+          <w:sz w:val="20"/>
+        </w:rPr>
+        <w:t>This annexure supports section B and describes the subsystem in the technical detail the word limits above do not permit. Every capability is marked either as implemented in the platform today or as proposed for the work this application funds. Nothing is described as implemented unless it exists in the current codebase.</w:t>
+      </w:r>
+    </w:p>
+    <w:tbl>
+      <w:tblPr>
+        <w:tblLook w:firstColumn="1" w:firstRow="1" w:lastColumn="0" w:lastRow="0" w:noHBand="0" w:noVBand="1" w:val="04A0"/>
+        <w:tblBorders>
+          <w:top w:val="single" w:sz="4" w:color="auto"/>
+          <w:left w:val="single" w:sz="4" w:color="auto"/>
+          <w:bottom w:val="single" w:sz="4" w:color="auto"/>
+          <w:right w:val="single" w:sz="4" w:color="auto"/>
+          <w:insideH w:val="single" w:sz="4" w:color="auto"/>
+          <w:insideV w:val="single" w:sz="4" w:color="auto"/>
+        </w:tblBorders>
+        <w:tblW w:w="9028" w:type="dxa"/>
+        <w:tblLayout w:type="fixed"/>
+      </w:tblPr>
+      <w:tblGrid>
+        <w:gridCol w:w="9028"/>
+      </w:tblGrid>
+      <w:tr>
+        <w:trPr>
+          <w:cantSplit/>
+        </w:trPr>
+        <w:tc>
+          <w:tcPr>
+            <w:tcW w:type="dxa" w:w="9029"/>
+            <w:shd w:val="clear" w:color="auto" w:fill="E8E8E8"/>
+            <w:tcMar>
+              <w:top w:w="70" w:type="dxa"/>
+              <w:left w:w="110" w:type="dxa"/>
+              <w:bottom w:w="70" w:type="dxa"/>
+              <w:right w:w="110" w:type="dxa"/>
+            </w:tcMar>
+          </w:tcPr>
+          <w:p>
+            <w:pPr>
+              <w:spacing w:before="40" w:after="60"/>
+            </w:pPr>
+            <w:r>
+              <w:rPr>
+                <w:rFonts w:ascii="Times New Roman" w:hAnsi="Times New Roman" w:cs="Times New Roman" w:eastAsia="Times New Roman"/>
+                <w:b/>
+                <w:i w:val="0"/>
+                <w:sz w:val="22"/>
+              </w:rPr>
+              <w:t>C.1  Objective</w:t>
+            </w:r>
+          </w:p>
+        </w:tc>
+      </w:tr>
+      <w:tr>
+        <w:trPr>
+          <w:cantSplit/>
+        </w:trPr>
+        <w:tc>
+          <w:tcPr>
+            <w:tcW w:type="dxa" w:w="9029"/>
+            <w:tcMar>
+              <w:top w:w="70" w:type="dxa"/>
+              <w:left w:w="110" w:type="dxa"/>
+              <w:bottom w:w="70" w:type="dxa"/>
+              <w:right w:w="110" w:type="dxa"/>
+            </w:tcMar>
+          </w:tcPr>
+          <w:p>
+            <w:pPr>
+              <w:spacing w:before="20" w:after="40" w:line="254" w:lineRule="auto"/>
+            </w:pPr>
+            <w:r>
+              <w:rPr>
+                <w:rFonts w:ascii="Times New Roman" w:hAnsi="Times New Roman" w:cs="Times New Roman" w:eastAsia="Times New Roman"/>
+                <w:b w:val="0"/>
+                <w:i w:val="0"/>
+                <w:sz w:val="21"/>
+              </w:rPr>
+              <w:t>Provide a reliable mechanism for detecting and recording suspicious browser-level activity during examinations, while keeping every security-sensitive element of exam state — the timer, the attempt, authorisation and submission — under backend control.</w:t>
+            </w:r>
+          </w:p>
+          <w:p>
+            <w:pPr>
+              <w:spacing w:before="80" w:after="40" w:line="254" w:lineRule="auto"/>
+            </w:pPr>
+            <w:r>
+              <w:rPr>
+                <w:rFonts w:ascii="Times New Roman" w:hAnsi="Times New Roman" w:cs="Times New Roman" w:eastAsia="Times New Roman"/>
+                <w:b w:val="0"/>
+                <w:i w:val="0"/>
+                <w:sz w:val="21"/>
+              </w:rPr>
+              <w:t>The subsystem is deliberately scoped as Exam Integrity Monitoring, not proctoring. It produces evidence for a human decision. It does not judge, and it does not claim to make cheating impossible.</w:t>
+            </w:r>
+          </w:p>
+        </w:tc>
+      </w:tr>
+    </w:tbl>
+    <w:p>
+      <w:pPr>
+        <w:spacing w:after="120"/>
+      </w:pPr>
+      <w:r>
+        <w:rPr>
+          <w:rFonts w:ascii="Times New Roman" w:hAnsi="Times New Roman" w:cs="Times New Roman" w:eastAsia="Times New Roman"/>
+          <w:b w:val="0"/>
+          <w:i w:val="0"/>
+          <w:sz w:val="12"/>
+        </w:rPr>
+      </w:r>
+    </w:p>
+    <w:p>
+      <w:pPr>
+        <w:spacing w:before="80" w:after="60" w:line="259" w:lineRule="auto"/>
+      </w:pPr>
+      <w:r>
+        <w:rPr>
+          <w:rFonts w:ascii="Times New Roman" w:hAnsi="Times New Roman" w:cs="Times New Roman" w:eastAsia="Times New Roman"/>
+          <w:b/>
+          <w:i w:val="0"/>
+          <w:sz w:val="23"/>
+        </w:rPr>
+        <w:t>C.2  Components</w:t>
+      </w:r>
+    </w:p>
+    <w:tbl>
+      <w:tblPr>
+        <w:tblLook w:firstColumn="1" w:firstRow="1" w:lastColumn="0" w:lastRow="0" w:noHBand="0" w:noVBand="1" w:val="04A0"/>
+        <w:tblBorders>
+          <w:top w:val="single" w:sz="4" w:color="auto"/>
+          <w:left w:val="single" w:sz="4" w:color="auto"/>
+          <w:bottom w:val="single" w:sz="4" w:color="auto"/>
+          <w:right w:val="single" w:sz="4" w:color="auto"/>
+          <w:insideH w:val="single" w:sz="4" w:color="auto"/>
+          <w:insideV w:val="single" w:sz="4" w:color="auto"/>
+        </w:tblBorders>
+        <w:tblW w:w="9028" w:type="dxa"/>
+        <w:tblLayout w:type="fixed"/>
+      </w:tblPr>
+      <w:tblGrid>
+        <w:gridCol w:w="2232"/>
+        <w:gridCol w:w="5400"/>
+        <w:gridCol w:w="1396"/>
+      </w:tblGrid>
+      <w:tr>
+        <w:trPr>
+          <w:cantSplit/>
+          <w:tblHeader/>
+        </w:trPr>
+        <w:tc>
+          <w:tcPr>
+            <w:tcW w:type="dxa" w:w="2232"/>
+            <w:shd w:val="clear" w:color="auto" w:fill="E8E8E8"/>
+            <w:tcMar>
+              <w:top w:w="50" w:type="dxa"/>
+              <w:left w:w="90" w:type="dxa"/>
+              <w:bottom w:w="50" w:type="dxa"/>
+              <w:right w:w="90" w:type="dxa"/>
+            </w:tcMar>
+          </w:tcPr>
+          <w:p>
+            <w:pPr>
+              <w:spacing w:before="20" w:after="20"/>
+            </w:pPr>
+            <w:r>
+              <w:rPr>
+                <w:rFonts w:ascii="Times New Roman" w:hAnsi="Times New Roman" w:cs="Times New Roman" w:eastAsia="Times New Roman"/>
+                <w:b/>
+                <w:i w:val="0"/>
+                <w:sz w:val="19"/>
+              </w:rPr>
+              <w:t>Component</w:t>
+            </w:r>
+          </w:p>
+        </w:tc>
+        <w:tc>
+          <w:tcPr>
+            <w:tcW w:type="dxa" w:w="5400"/>
+            <w:shd w:val="clear" w:color="auto" w:fill="E8E8E8"/>
+            <w:tcMar>
+              <w:top w:w="50" w:type="dxa"/>
+              <w:left w:w="90" w:type="dxa"/>
+              <w:bottom w:w="50" w:type="dxa"/>
+              <w:right w:w="90" w:type="dxa"/>
+            </w:tcMar>
+          </w:tcPr>
+          <w:p>
+            <w:pPr>
+              <w:spacing w:before="20" w:after="20"/>
+            </w:pPr>
+            <w:r>
+              <w:rPr>
+                <w:rFonts w:ascii="Times New Roman" w:hAnsi="Times New Roman" w:cs="Times New Roman" w:eastAsia="Times New Roman"/>
+                <w:b/>
+                <w:i w:val="0"/>
+                <w:sz w:val="19"/>
+              </w:rPr>
+              <w:t>Responsibility</w:t>
+            </w:r>
+          </w:p>
+        </w:tc>
+        <w:tc>
+          <w:tcPr>
+            <w:tcW w:type="dxa" w:w="1397"/>
+            <w:shd w:val="clear" w:color="auto" w:fill="E8E8E8"/>
+            <w:tcMar>
+              <w:top w:w="50" w:type="dxa"/>
+              <w:left w:w="90" w:type="dxa"/>
+              <w:bottom w:w="50" w:type="dxa"/>
+              <w:right w:w="90" w:type="dxa"/>
+            </w:tcMar>
+          </w:tcPr>
+          <w:p>
+            <w:pPr>
+              <w:spacing w:before="20" w:after="20"/>
+            </w:pPr>
+            <w:r>
+              <w:rPr>
+                <w:rFonts w:ascii="Times New Roman" w:hAnsi="Times New Roman" w:cs="Times New Roman" w:eastAsia="Times New Roman"/>
+                <w:b/>
+                <w:i w:val="0"/>
+                <w:sz w:val="19"/>
+              </w:rPr>
+              <w:t>Status</w:t>
+            </w:r>
+          </w:p>
+        </w:tc>
+      </w:tr>
+      <w:tr>
+        <w:trPr>
+          <w:cantSplit/>
+        </w:trPr>
+        <w:tc>
+          <w:tcPr>
+            <w:tcW w:type="dxa" w:w="2232"/>
+            <w:tcMar>
+              <w:top w:w="50" w:type="dxa"/>
+              <w:left w:w="90" w:type="dxa"/>
+              <w:bottom w:w="50" w:type="dxa"/>
+              <w:right w:w="90" w:type="dxa"/>
+            </w:tcMar>
+          </w:tcPr>
+          <w:p>
+            <w:pPr>
+              <w:spacing w:before="20" w:after="20" w:line="247" w:lineRule="auto"/>
+            </w:pPr>
+            <w:r>
+              <w:rPr>
+                <w:rFonts w:ascii="Times New Roman" w:hAnsi="Times New Roman" w:cs="Times New Roman" w:eastAsia="Times New Roman"/>
+                <w:b/>
+                <w:i w:val="0"/>
+                <w:sz w:val="19"/>
+              </w:rPr>
+              <w:t>Secure Exam UI</w:t>
+            </w:r>
+          </w:p>
+        </w:tc>
+        <w:tc>
+          <w:tcPr>
+            <w:tcW w:type="dxa" w:w="5400"/>
+            <w:tcMar>
+              <w:top w:w="50" w:type="dxa"/>
+              <w:left w:w="90" w:type="dxa"/>
+              <w:bottom w:w="50" w:type="dxa"/>
+              <w:right w:w="90" w:type="dxa"/>
+            </w:tcMar>
+          </w:tcPr>
+          <w:p>
+            <w:pPr>
+              <w:spacing w:before="20" w:after="20" w:line="247" w:lineRule="auto"/>
+            </w:pPr>
+            <w:r>
+              <w:rPr>
+                <w:rFonts w:ascii="Times New Roman" w:hAnsi="Times New Roman" w:cs="Times New Roman" w:eastAsia="Times New Roman"/>
+                <w:b w:val="0"/>
+                <w:i w:val="0"/>
+                <w:sz w:val="19"/>
+              </w:rPr>
+              <w:t>Pre-exam briefing, explicit Start Exam action, fullscreen request, countdown display, transient warnings and the blocking fullscreen-exit gate.</w:t>
+            </w:r>
+          </w:p>
+        </w:tc>
+        <w:tc>
+          <w:tcPr>
+            <w:tcW w:type="dxa" w:w="1397"/>
+            <w:tcMar>
+              <w:top w:w="50" w:type="dxa"/>
+              <w:left w:w="90" w:type="dxa"/>
+              <w:bottom w:w="50" w:type="dxa"/>
+              <w:right w:w="90" w:type="dxa"/>
+            </w:tcMar>
+          </w:tcPr>
+          <w:p>
+            <w:pPr>
+              <w:spacing w:before="20" w:after="20" w:line="247" w:lineRule="auto"/>
+            </w:pPr>
+            <w:r>
+              <w:rPr>
+                <w:rFonts w:ascii="Times New Roman" w:hAnsi="Times New Roman" w:cs="Times New Roman" w:eastAsia="Times New Roman"/>
+                <w:b w:val="0"/>
+                <w:i w:val="0"/>
+                <w:sz w:val="19"/>
+              </w:rPr>
+              <w:t>Implemented</w:t>
+            </w:r>
+          </w:p>
+        </w:tc>
+      </w:tr>
+      <w:tr>
+        <w:trPr>
+          <w:cantSplit/>
+        </w:trPr>
+        <w:tc>
+          <w:tcPr>
+            <w:tcW w:type="dxa" w:w="2232"/>
+            <w:tcMar>
+              <w:top w:w="50" w:type="dxa"/>
+              <w:left w:w="90" w:type="dxa"/>
+              <w:bottom w:w="50" w:type="dxa"/>
+              <w:right w:w="90" w:type="dxa"/>
+            </w:tcMar>
+          </w:tcPr>
+          <w:p>
+            <w:pPr>
+              <w:spacing w:before="20" w:after="20" w:line="247" w:lineRule="auto"/>
+            </w:pPr>
+            <w:r>
+              <w:rPr>
+                <w:rFonts w:ascii="Times New Roman" w:hAnsi="Times New Roman" w:cs="Times New Roman" w:eastAsia="Times New Roman"/>
+                <w:b/>
+                <w:i w:val="0"/>
+                <w:sz w:val="19"/>
+              </w:rPr>
+              <w:t>Exam Session Manager</w:t>
+            </w:r>
+          </w:p>
+        </w:tc>
+        <w:tc>
+          <w:tcPr>
+            <w:tcW w:type="dxa" w:w="5400"/>
+            <w:tcMar>
+              <w:top w:w="50" w:type="dxa"/>
+              <w:left w:w="90" w:type="dxa"/>
+              <w:bottom w:w="50" w:type="dxa"/>
+              <w:right w:w="90" w:type="dxa"/>
+            </w:tcMar>
+          </w:tcPr>
+          <w:p>
+            <w:pPr>
+              <w:spacing w:before="20" w:after="20" w:line="247" w:lineRule="auto"/>
+            </w:pPr>
+            <w:r>
+              <w:rPr>
+                <w:rFonts w:ascii="Times New Roman" w:hAnsi="Times New Roman" w:cs="Times New Roman" w:eastAsia="Times New Roman"/>
+                <w:b w:val="0"/>
+                <w:i w:val="0"/>
+                <w:sz w:val="19"/>
+              </w:rPr>
+              <w:t>Creates the attempt on start, records its start time, derives the effective deadline and enforces one attempt per student per exam.</w:t>
+            </w:r>
+          </w:p>
+        </w:tc>
+        <w:tc>
+          <w:tcPr>
+            <w:tcW w:type="dxa" w:w="1397"/>
+            <w:tcMar>
+              <w:top w:w="50" w:type="dxa"/>
+              <w:left w:w="90" w:type="dxa"/>
+              <w:bottom w:w="50" w:type="dxa"/>
+              <w:right w:w="90" w:type="dxa"/>
+            </w:tcMar>
+          </w:tcPr>
+          <w:p>
+            <w:pPr>
+              <w:spacing w:before="20" w:after="20" w:line="247" w:lineRule="auto"/>
+            </w:pPr>
+            <w:r>
+              <w:rPr>
+                <w:rFonts w:ascii="Times New Roman" w:hAnsi="Times New Roman" w:cs="Times New Roman" w:eastAsia="Times New Roman"/>
+                <w:b w:val="0"/>
+                <w:i w:val="0"/>
+                <w:sz w:val="19"/>
+              </w:rPr>
+              <w:t>Implemented</w:t>
+            </w:r>
+          </w:p>
+        </w:tc>
+      </w:tr>
+      <w:tr>
+        <w:trPr>
+          <w:cantSplit/>
+        </w:trPr>
+        <w:tc>
+          <w:tcPr>
+            <w:tcW w:type="dxa" w:w="2232"/>
+            <w:tcMar>
+              <w:top w:w="50" w:type="dxa"/>
+              <w:left w:w="90" w:type="dxa"/>
+              <w:bottom w:w="50" w:type="dxa"/>
+              <w:right w:w="90" w:type="dxa"/>
+            </w:tcMar>
+          </w:tcPr>
+          <w:p>
+            <w:pPr>
+              <w:spacing w:before="20" w:after="20" w:line="247" w:lineRule="auto"/>
+            </w:pPr>
+            <w:r>
+              <w:rPr>
+                <w:rFonts w:ascii="Times New Roman" w:hAnsi="Times New Roman" w:cs="Times New Roman" w:eastAsia="Times New Roman"/>
+                <w:b/>
+                <w:i w:val="0"/>
+                <w:sz w:val="19"/>
+              </w:rPr>
+              <w:t>Integrity Event Collector</w:t>
+            </w:r>
+          </w:p>
+        </w:tc>
+        <w:tc>
+          <w:tcPr>
+            <w:tcW w:type="dxa" w:w="5400"/>
+            <w:tcMar>
+              <w:top w:w="50" w:type="dxa"/>
+              <w:left w:w="90" w:type="dxa"/>
+              <w:bottom w:w="50" w:type="dxa"/>
+              <w:right w:w="90" w:type="dxa"/>
+            </w:tcMar>
+          </w:tcPr>
+          <w:p>
+            <w:pPr>
+              <w:spacing w:before="20" w:after="20" w:line="247" w:lineRule="auto"/>
+            </w:pPr>
+            <w:r>
+              <w:rPr>
+                <w:rFonts w:ascii="Times New Roman" w:hAnsi="Times New Roman" w:cs="Times New Roman" w:eastAsia="Times New Roman"/>
+                <w:b w:val="0"/>
+                <w:i w:val="0"/>
+                <w:sz w:val="19"/>
+              </w:rPr>
+              <w:t>Browser-side monitors for fullscreen state, window focus, tab visibility, developer-tool shortcuts and clipboard / context-menu / drag-and-drop actions; debounces and reports them to the backend.</w:t>
+            </w:r>
+          </w:p>
+        </w:tc>
+        <w:tc>
+          <w:tcPr>
+            <w:tcW w:type="dxa" w:w="1397"/>
+            <w:tcMar>
+              <w:top w:w="50" w:type="dxa"/>
+              <w:left w:w="90" w:type="dxa"/>
+              <w:bottom w:w="50" w:type="dxa"/>
+              <w:right w:w="90" w:type="dxa"/>
+            </w:tcMar>
+          </w:tcPr>
+          <w:p>
+            <w:pPr>
+              <w:spacing w:before="20" w:after="20" w:line="247" w:lineRule="auto"/>
+            </w:pPr>
+            <w:r>
+              <w:rPr>
+                <w:rFonts w:ascii="Times New Roman" w:hAnsi="Times New Roman" w:cs="Times New Roman" w:eastAsia="Times New Roman"/>
+                <w:b w:val="0"/>
+                <w:i w:val="0"/>
+                <w:sz w:val="19"/>
+              </w:rPr>
+              <w:t>Implemented</w:t>
+            </w:r>
+          </w:p>
+        </w:tc>
+      </w:tr>
+      <w:tr>
+        <w:trPr>
+          <w:cantSplit/>
+        </w:trPr>
+        <w:tc>
+          <w:tcPr>
+            <w:tcW w:type="dxa" w:w="2232"/>
+            <w:tcMar>
+              <w:top w:w="50" w:type="dxa"/>
+              <w:left w:w="90" w:type="dxa"/>
+              <w:bottom w:w="50" w:type="dxa"/>
+              <w:right w:w="90" w:type="dxa"/>
+            </w:tcMar>
+          </w:tcPr>
+          <w:p>
+            <w:pPr>
+              <w:spacing w:before="20" w:after="20" w:line="247" w:lineRule="auto"/>
+            </w:pPr>
+            <w:r>
+              <w:rPr>
+                <w:rFonts w:ascii="Times New Roman" w:hAnsi="Times New Roman" w:cs="Times New Roman" w:eastAsia="Times New Roman"/>
+                <w:b/>
+                <w:i w:val="0"/>
+                <w:sz w:val="19"/>
+              </w:rPr>
+              <w:t>Violation Policy Engine</w:t>
+            </w:r>
+          </w:p>
+        </w:tc>
+        <w:tc>
+          <w:tcPr>
+            <w:tcW w:type="dxa" w:w="5400"/>
+            <w:tcMar>
+              <w:top w:w="50" w:type="dxa"/>
+              <w:left w:w="90" w:type="dxa"/>
+              <w:bottom w:w="50" w:type="dxa"/>
+              <w:right w:w="90" w:type="dxa"/>
+            </w:tcMar>
+          </w:tcPr>
+          <w:p>
+            <w:pPr>
+              <w:spacing w:before="20" w:after="20" w:line="247" w:lineRule="auto"/>
+            </w:pPr>
+            <w:r>
+              <w:rPr>
+                <w:rFonts w:ascii="Times New Roman" w:hAnsi="Times New Roman" w:cs="Times New Roman" w:eastAsia="Times New Roman"/>
+                <w:b w:val="0"/>
+                <w:i w:val="0"/>
+                <w:sz w:val="19"/>
+              </w:rPr>
+              <w:t>Server-side deduplication, per-type counting and threshold evaluation; triggers auto-submission when a faculty-set fullscreen-exit threshold is crossed.</w:t>
+            </w:r>
+          </w:p>
+        </w:tc>
+        <w:tc>
+          <w:tcPr>
+            <w:tcW w:type="dxa" w:w="1397"/>
+            <w:tcMar>
+              <w:top w:w="50" w:type="dxa"/>
+              <w:left w:w="90" w:type="dxa"/>
+              <w:bottom w:w="50" w:type="dxa"/>
+              <w:right w:w="90" w:type="dxa"/>
+            </w:tcMar>
+          </w:tcPr>
+          <w:p>
+            <w:pPr>
+              <w:spacing w:before="20" w:after="20" w:line="247" w:lineRule="auto"/>
+            </w:pPr>
+            <w:r>
+              <w:rPr>
+                <w:rFonts w:ascii="Times New Roman" w:hAnsi="Times New Roman" w:cs="Times New Roman" w:eastAsia="Times New Roman"/>
+                <w:b w:val="0"/>
+                <w:i w:val="0"/>
+                <w:sz w:val="19"/>
+              </w:rPr>
+              <w:t>Implemented</w:t>
+            </w:r>
+          </w:p>
+        </w:tc>
+      </w:tr>
+      <w:tr>
+        <w:trPr>
+          <w:cantSplit/>
+        </w:trPr>
+        <w:tc>
+          <w:tcPr>
+            <w:tcW w:type="dxa" w:w="2232"/>
+            <w:tcMar>
+              <w:top w:w="50" w:type="dxa"/>
+              <w:left w:w="90" w:type="dxa"/>
+              <w:bottom w:w="50" w:type="dxa"/>
+              <w:right w:w="90" w:type="dxa"/>
+            </w:tcMar>
+          </w:tcPr>
+          <w:p>
+            <w:pPr>
+              <w:spacing w:before="20" w:after="20" w:line="247" w:lineRule="auto"/>
+            </w:pPr>
+            <w:r>
+              <w:rPr>
+                <w:rFonts w:ascii="Times New Roman" w:hAnsi="Times New Roman" w:cs="Times New Roman" w:eastAsia="Times New Roman"/>
+                <w:b/>
+                <w:i w:val="0"/>
+                <w:sz w:val="19"/>
+              </w:rPr>
+              <w:t>Server-Authoritative Timer</w:t>
+            </w:r>
+          </w:p>
+        </w:tc>
+        <w:tc>
+          <w:tcPr>
+            <w:tcW w:type="dxa" w:w="5400"/>
+            <w:tcMar>
+              <w:top w:w="50" w:type="dxa"/>
+              <w:left w:w="90" w:type="dxa"/>
+              <w:bottom w:w="50" w:type="dxa"/>
+              <w:right w:w="90" w:type="dxa"/>
+            </w:tcMar>
+          </w:tcPr>
+          <w:p>
+            <w:pPr>
+              <w:spacing w:before="20" w:after="20" w:line="247" w:lineRule="auto"/>
+            </w:pPr>
+            <w:r>
+              <w:rPr>
+                <w:rFonts w:ascii="Times New Roman" w:hAnsi="Times New Roman" w:cs="Times New Roman" w:eastAsia="Times New Roman"/>
+                <w:b w:val="0"/>
+                <w:i w:val="0"/>
+                <w:sz w:val="19"/>
+              </w:rPr>
+              <w:t>Computes the deadline from exam schedule and attempt start, re-checks it on every protected request and finalises expired attempts regardless of client behaviour.</w:t>
+            </w:r>
+          </w:p>
+        </w:tc>
+        <w:tc>
+          <w:tcPr>
+            <w:tcW w:type="dxa" w:w="1397"/>
+            <w:tcMar>
+              <w:top w:w="50" w:type="dxa"/>
+              <w:left w:w="90" w:type="dxa"/>
+              <w:bottom w:w="50" w:type="dxa"/>
+              <w:right w:w="90" w:type="dxa"/>
+            </w:tcMar>
+          </w:tcPr>
+          <w:p>
+            <w:pPr>
+              <w:spacing w:before="20" w:after="20" w:line="247" w:lineRule="auto"/>
+            </w:pPr>
+            <w:r>
+              <w:rPr>
+                <w:rFonts w:ascii="Times New Roman" w:hAnsi="Times New Roman" w:cs="Times New Roman" w:eastAsia="Times New Roman"/>
+                <w:b w:val="0"/>
+                <w:i w:val="0"/>
+                <w:sz w:val="19"/>
+              </w:rPr>
+              <w:t>Implemented</w:t>
+            </w:r>
+          </w:p>
+        </w:tc>
+      </w:tr>
+      <w:tr>
+        <w:trPr>
+          <w:cantSplit/>
+        </w:trPr>
+        <w:tc>
+          <w:tcPr>
+            <w:tcW w:type="dxa" w:w="2232"/>
+            <w:tcMar>
+              <w:top w:w="50" w:type="dxa"/>
+              <w:left w:w="90" w:type="dxa"/>
+              <w:bottom w:w="50" w:type="dxa"/>
+              <w:right w:w="90" w:type="dxa"/>
+            </w:tcMar>
+          </w:tcPr>
+          <w:p>
+            <w:pPr>
+              <w:spacing w:before="20" w:after="20" w:line="247" w:lineRule="auto"/>
+            </w:pPr>
+            <w:r>
+              <w:rPr>
+                <w:rFonts w:ascii="Times New Roman" w:hAnsi="Times New Roman" w:cs="Times New Roman" w:eastAsia="Times New Roman"/>
+                <w:b/>
+                <w:i w:val="0"/>
+                <w:sz w:val="19"/>
+              </w:rPr>
+              <w:t>Submission Integrity Service</w:t>
+            </w:r>
+          </w:p>
+        </w:tc>
+        <w:tc>
+          <w:tcPr>
+            <w:tcW w:type="dxa" w:w="5400"/>
+            <w:tcMar>
+              <w:top w:w="50" w:type="dxa"/>
+              <w:left w:w="90" w:type="dxa"/>
+              <w:bottom w:w="50" w:type="dxa"/>
+              <w:right w:w="90" w:type="dxa"/>
+            </w:tcMar>
+          </w:tcPr>
+          <w:p>
+            <w:pPr>
+              <w:spacing w:before="20" w:after="20" w:line="247" w:lineRule="auto"/>
+            </w:pPr>
+            <w:r>
+              <w:rPr>
+                <w:rFonts w:ascii="Times New Roman" w:hAnsi="Times New Roman" w:cs="Times New Roman" w:eastAsia="Times New Roman"/>
+                <w:b w:val="0"/>
+                <w:i w:val="0"/>
+                <w:sz w:val="19"/>
+              </w:rPr>
+              <w:t>A single idempotent finalisation path shared by manual submission, deadline expiry and threshold auto-submission, so the three can never diverge.</w:t>
+            </w:r>
+          </w:p>
+        </w:tc>
+        <w:tc>
+          <w:tcPr>
+            <w:tcW w:type="dxa" w:w="1397"/>
+            <w:tcMar>
+              <w:top w:w="50" w:type="dxa"/>
+              <w:left w:w="90" w:type="dxa"/>
+              <w:bottom w:w="50" w:type="dxa"/>
+              <w:right w:w="90" w:type="dxa"/>
+            </w:tcMar>
+          </w:tcPr>
+          <w:p>
+            <w:pPr>
+              <w:spacing w:before="20" w:after="20" w:line="247" w:lineRule="auto"/>
+            </w:pPr>
+            <w:r>
+              <w:rPr>
+                <w:rFonts w:ascii="Times New Roman" w:hAnsi="Times New Roman" w:cs="Times New Roman" w:eastAsia="Times New Roman"/>
+                <w:b w:val="0"/>
+                <w:i w:val="0"/>
+                <w:sz w:val="19"/>
+              </w:rPr>
+              <w:t>Implemented</w:t>
+            </w:r>
+          </w:p>
+        </w:tc>
+      </w:tr>
+      <w:tr>
+        <w:trPr>
+          <w:cantSplit/>
+        </w:trPr>
+        <w:tc>
+          <w:tcPr>
+            <w:tcW w:type="dxa" w:w="2232"/>
+            <w:tcMar>
+              <w:top w:w="50" w:type="dxa"/>
+              <w:left w:w="90" w:type="dxa"/>
+              <w:bottom w:w="50" w:type="dxa"/>
+              <w:right w:w="90" w:type="dxa"/>
+            </w:tcMar>
+          </w:tcPr>
+          <w:p>
+            <w:pPr>
+              <w:spacing w:before="20" w:after="20" w:line="247" w:lineRule="auto"/>
+            </w:pPr>
+            <w:r>
+              <w:rPr>
+                <w:rFonts w:ascii="Times New Roman" w:hAnsi="Times New Roman" w:cs="Times New Roman" w:eastAsia="Times New Roman"/>
+                <w:b/>
+                <w:i w:val="0"/>
+                <w:sz w:val="19"/>
+              </w:rPr>
+              <w:t>Faculty Integrity Dashboard</w:t>
+            </w:r>
+          </w:p>
+        </w:tc>
+        <w:tc>
+          <w:tcPr>
+            <w:tcW w:type="dxa" w:w="5400"/>
+            <w:tcMar>
+              <w:top w:w="50" w:type="dxa"/>
+              <w:left w:w="90" w:type="dxa"/>
+              <w:bottom w:w="50" w:type="dxa"/>
+              <w:right w:w="90" w:type="dxa"/>
+            </w:tcMar>
+          </w:tcPr>
+          <w:p>
+            <w:pPr>
+              <w:spacing w:before="20" w:after="20" w:line="247" w:lineRule="auto"/>
+            </w:pPr>
+            <w:r>
+              <w:rPr>
+                <w:rFonts w:ascii="Times New Roman" w:hAnsi="Times New Roman" w:cs="Times New Roman" w:eastAsia="Times New Roman"/>
+                <w:b w:val="0"/>
+                <w:i w:val="0"/>
+                <w:sz w:val="19"/>
+              </w:rPr>
+              <w:t>Per-exam and per-section violation log, per-student counts, and the event list shown beside each submission in the grading panel.</w:t>
+            </w:r>
+          </w:p>
+        </w:tc>
+        <w:tc>
+          <w:tcPr>
+            <w:tcW w:type="dxa" w:w="1397"/>
+            <w:tcMar>
+              <w:top w:w="50" w:type="dxa"/>
+              <w:left w:w="90" w:type="dxa"/>
+              <w:bottom w:w="50" w:type="dxa"/>
+              <w:right w:w="90" w:type="dxa"/>
+            </w:tcMar>
+          </w:tcPr>
+          <w:p>
+            <w:pPr>
+              <w:spacing w:before="20" w:after="20" w:line="247" w:lineRule="auto"/>
+            </w:pPr>
+            <w:r>
+              <w:rPr>
+                <w:rFonts w:ascii="Times New Roman" w:hAnsi="Times New Roman" w:cs="Times New Roman" w:eastAsia="Times New Roman"/>
+                <w:b w:val="0"/>
+                <w:i w:val="0"/>
+                <w:sz w:val="19"/>
+              </w:rPr>
+              <w:t>Implemented</w:t>
+            </w:r>
+          </w:p>
+        </w:tc>
+      </w:tr>
+      <w:tr>
+        <w:trPr>
+          <w:cantSplit/>
+        </w:trPr>
+        <w:tc>
+          <w:tcPr>
+            <w:tcW w:type="dxa" w:w="2232"/>
+            <w:tcMar>
+              <w:top w:w="50" w:type="dxa"/>
+              <w:left w:w="90" w:type="dxa"/>
+              <w:bottom w:w="50" w:type="dxa"/>
+              <w:right w:w="90" w:type="dxa"/>
+            </w:tcMar>
+          </w:tcPr>
+          <w:p>
+            <w:pPr>
+              <w:spacing w:before="20" w:after="20" w:line="247" w:lineRule="auto"/>
+            </w:pPr>
+            <w:r>
+              <w:rPr>
+                <w:rFonts w:ascii="Times New Roman" w:hAnsi="Times New Roman" w:cs="Times New Roman" w:eastAsia="Times New Roman"/>
+                <w:b/>
+                <w:i w:val="0"/>
+                <w:sz w:val="19"/>
+              </w:rPr>
+              <w:t>Event Severity Classifier</w:t>
+            </w:r>
+          </w:p>
+        </w:tc>
+        <w:tc>
+          <w:tcPr>
+            <w:tcW w:type="dxa" w:w="5400"/>
+            <w:tcMar>
+              <w:top w:w="50" w:type="dxa"/>
+              <w:left w:w="90" w:type="dxa"/>
+              <w:bottom w:w="50" w:type="dxa"/>
+              <w:right w:w="90" w:type="dxa"/>
+            </w:tcMar>
+          </w:tcPr>
+          <w:p>
+            <w:pPr>
+              <w:spacing w:before="20" w:after="20" w:line="247" w:lineRule="auto"/>
+            </w:pPr>
+            <w:r>
+              <w:rPr>
+                <w:rFonts w:ascii="Times New Roman" w:hAnsi="Times New Roman" w:cs="Times New Roman" w:eastAsia="Times New Roman"/>
+                <w:b w:val="0"/>
+                <w:i w:val="0"/>
+                <w:sz w:val="19"/>
+              </w:rPr>
+              <w:t>Assigns Low / Medium / High / Critical to each event type and drives dashboard prioritisation and reporting.</w:t>
+            </w:r>
+          </w:p>
+        </w:tc>
+        <w:tc>
+          <w:tcPr>
+            <w:tcW w:type="dxa" w:w="1397"/>
+            <w:tcMar>
+              <w:top w:w="50" w:type="dxa"/>
+              <w:left w:w="90" w:type="dxa"/>
+              <w:bottom w:w="50" w:type="dxa"/>
+              <w:right w:w="90" w:type="dxa"/>
+            </w:tcMar>
+          </w:tcPr>
+          <w:p>
+            <w:pPr>
+              <w:spacing w:before="20" w:after="20" w:line="247" w:lineRule="auto"/>
+            </w:pPr>
+            <w:r>
+              <w:rPr>
+                <w:rFonts w:ascii="Times New Roman" w:hAnsi="Times New Roman" w:cs="Times New Roman" w:eastAsia="Times New Roman"/>
+                <w:b w:val="0"/>
+                <w:i w:val="0"/>
+                <w:sz w:val="19"/>
+              </w:rPr>
+              <w:t>Proposed</w:t>
+            </w:r>
+          </w:p>
+        </w:tc>
+      </w:tr>
+      <w:tr>
+        <w:trPr>
+          <w:cantSplit/>
+        </w:trPr>
+        <w:tc>
+          <w:tcPr>
+            <w:tcW w:type="dxa" w:w="2232"/>
+            <w:tcMar>
+              <w:top w:w="50" w:type="dxa"/>
+              <w:left w:w="90" w:type="dxa"/>
+              <w:bottom w:w="50" w:type="dxa"/>
+              <w:right w:w="90" w:type="dxa"/>
+            </w:tcMar>
+          </w:tcPr>
+          <w:p>
+            <w:pPr>
+              <w:spacing w:before="20" w:after="20" w:line="247" w:lineRule="auto"/>
+            </w:pPr>
+            <w:r>
+              <w:rPr>
+                <w:rFonts w:ascii="Times New Roman" w:hAnsi="Times New Roman" w:cs="Times New Roman" w:eastAsia="Times New Roman"/>
+                <w:b/>
+                <w:i w:val="0"/>
+                <w:sz w:val="19"/>
+              </w:rPr>
+              <w:t>Session Fingerprint Service</w:t>
+            </w:r>
+          </w:p>
+        </w:tc>
+        <w:tc>
+          <w:tcPr>
+            <w:tcW w:type="dxa" w:w="5400"/>
+            <w:tcMar>
+              <w:top w:w="50" w:type="dxa"/>
+              <w:left w:w="90" w:type="dxa"/>
+              <w:bottom w:w="50" w:type="dxa"/>
+              <w:right w:w="90" w:type="dxa"/>
+            </w:tcMar>
+          </w:tcPr>
+          <w:p>
+            <w:pPr>
+              <w:spacing w:before="20" w:after="20" w:line="247" w:lineRule="auto"/>
+            </w:pPr>
+            <w:r>
+              <w:rPr>
+                <w:rFonts w:ascii="Times New Roman" w:hAnsi="Times New Roman" w:cs="Times New Roman" w:eastAsia="Times New Roman"/>
+                <w:b w:val="0"/>
+                <w:i w:val="0"/>
+                <w:sz w:val="19"/>
+              </w:rPr>
+              <w:t>Detects duplicate or concurrent sessions for the same attempt.</w:t>
+            </w:r>
+          </w:p>
+        </w:tc>
+        <w:tc>
+          <w:tcPr>
+            <w:tcW w:type="dxa" w:w="1397"/>
+            <w:tcMar>
+              <w:top w:w="50" w:type="dxa"/>
+              <w:left w:w="90" w:type="dxa"/>
+              <w:bottom w:w="50" w:type="dxa"/>
+              <w:right w:w="90" w:type="dxa"/>
+            </w:tcMar>
+          </w:tcPr>
+          <w:p>
+            <w:pPr>
+              <w:spacing w:before="20" w:after="20" w:line="247" w:lineRule="auto"/>
+            </w:pPr>
+            <w:r>
+              <w:rPr>
+                <w:rFonts w:ascii="Times New Roman" w:hAnsi="Times New Roman" w:cs="Times New Roman" w:eastAsia="Times New Roman"/>
+                <w:b w:val="0"/>
+                <w:i w:val="0"/>
+                <w:sz w:val="19"/>
+              </w:rPr>
+              <w:t>Proposed</w:t>
+            </w:r>
+          </w:p>
+        </w:tc>
+      </w:tr>
+      <w:tr>
+        <w:trPr>
+          <w:cantSplit/>
+        </w:trPr>
+        <w:tc>
+          <w:tcPr>
+            <w:tcW w:type="dxa" w:w="2232"/>
+            <w:tcMar>
+              <w:top w:w="50" w:type="dxa"/>
+              <w:left w:w="90" w:type="dxa"/>
+              <w:bottom w:w="50" w:type="dxa"/>
+              <w:right w:w="90" w:type="dxa"/>
+            </w:tcMar>
+          </w:tcPr>
+          <w:p>
+            <w:pPr>
+              <w:spacing w:before="20" w:after="20" w:line="247" w:lineRule="auto"/>
+            </w:pPr>
+            <w:r>
+              <w:rPr>
+                <w:rFonts w:ascii="Times New Roman" w:hAnsi="Times New Roman" w:cs="Times New Roman" w:eastAsia="Times New Roman"/>
+                <w:b/>
+                <w:i w:val="0"/>
+                <w:sz w:val="19"/>
+              </w:rPr>
+              <w:t>Secure Exam Client</w:t>
+            </w:r>
+          </w:p>
+        </w:tc>
+        <w:tc>
+          <w:tcPr>
+            <w:tcW w:type="dxa" w:w="5400"/>
+            <w:tcMar>
+              <w:top w:w="50" w:type="dxa"/>
+              <w:left w:w="90" w:type="dxa"/>
+              <w:bottom w:w="50" w:type="dxa"/>
+              <w:right w:w="90" w:type="dxa"/>
+            </w:tcMar>
+          </w:tcPr>
+          <w:p>
+            <w:pPr>
+              <w:spacing w:before="20" w:after="20" w:line="247" w:lineRule="auto"/>
+            </w:pPr>
+            <w:r>
+              <w:rPr>
+                <w:rFonts w:ascii="Times New Roman" w:hAnsi="Times New Roman" w:cs="Times New Roman" w:eastAsia="Times New Roman"/>
+                <w:b w:val="0"/>
+                <w:i w:val="0"/>
+                <w:sz w:val="19"/>
+              </w:rPr>
+              <w:t>A dedicated desktop client providing operating-system-level lockdown.</w:t>
+            </w:r>
+          </w:p>
+        </w:tc>
+        <w:tc>
+          <w:tcPr>
+            <w:tcW w:type="dxa" w:w="1397"/>
+            <w:tcMar>
+              <w:top w:w="50" w:type="dxa"/>
+              <w:left w:w="90" w:type="dxa"/>
+              <w:bottom w:w="50" w:type="dxa"/>
+              <w:right w:w="90" w:type="dxa"/>
+            </w:tcMar>
+          </w:tcPr>
+          <w:p>
+            <w:pPr>
+              <w:spacing w:before="20" w:after="20" w:line="247" w:lineRule="auto"/>
+            </w:pPr>
+            <w:r>
+              <w:rPr>
+                <w:rFonts w:ascii="Times New Roman" w:hAnsi="Times New Roman" w:cs="Times New Roman" w:eastAsia="Times New Roman"/>
+                <w:b w:val="0"/>
+                <w:i w:val="0"/>
+                <w:sz w:val="19"/>
+              </w:rPr>
+              <w:t>Future work</w:t>
+            </w:r>
+          </w:p>
+        </w:tc>
+      </w:tr>
+    </w:tbl>
+    <w:p>
+      <w:pPr>
+        <w:spacing w:after="120"/>
+      </w:pPr>
+      <w:r>
+        <w:rPr>
+          <w:rFonts w:ascii="Times New Roman" w:hAnsi="Times New Roman" w:cs="Times New Roman" w:eastAsia="Times New Roman"/>
+          <w:b w:val="0"/>
+          <w:i w:val="0"/>
+          <w:sz w:val="12"/>
+        </w:rPr>
+      </w:r>
+    </w:p>
+    <w:tbl>
+      <w:tblPr>
+        <w:tblLook w:firstColumn="1" w:firstRow="1" w:lastColumn="0" w:lastRow="0" w:noHBand="0" w:noVBand="1" w:val="04A0"/>
+        <w:tblBorders>
+          <w:top w:val="single" w:sz="4" w:color="auto"/>
+          <w:left w:val="single" w:sz="4" w:color="auto"/>
+          <w:bottom w:val="single" w:sz="4" w:color="auto"/>
+          <w:right w:val="single" w:sz="4" w:color="auto"/>
+          <w:insideH w:val="single" w:sz="4" w:color="auto"/>
+          <w:insideV w:val="single" w:sz="4" w:color="auto"/>
+        </w:tblBorders>
+        <w:tblW w:w="9028" w:type="dxa"/>
+        <w:tblLayout w:type="fixed"/>
+      </w:tblPr>
+      <w:tblGrid>
+        <w:gridCol w:w="9028"/>
+      </w:tblGrid>
+      <w:tr>
+        <w:trPr>
+          <w:cantSplit/>
+        </w:trPr>
+        <w:tc>
+          <w:tcPr>
+            <w:tcW w:type="dxa" w:w="9029"/>
+            <w:shd w:val="clear" w:color="auto" w:fill="E8E8E8"/>
+            <w:tcMar>
+              <w:top w:w="70" w:type="dxa"/>
+              <w:left w:w="110" w:type="dxa"/>
+              <w:bottom w:w="70" w:type="dxa"/>
+              <w:right w:w="110" w:type="dxa"/>
+            </w:tcMar>
+          </w:tcPr>
+          <w:p>
+            <w:pPr>
+              <w:spacing w:before="40" w:after="60"/>
+            </w:pPr>
+            <w:r>
+              <w:rPr>
+                <w:rFonts w:ascii="Times New Roman" w:hAnsi="Times New Roman" w:cs="Times New Roman" w:eastAsia="Times New Roman"/>
+                <w:b/>
+                <w:i w:val="0"/>
+                <w:sz w:val="22"/>
+              </w:rPr>
+              <w:t>C.3  Data flow</w:t>
+            </w:r>
+          </w:p>
+        </w:tc>
+      </w:tr>
+      <w:tr>
+        <w:trPr>
+          <w:cantSplit/>
+        </w:trPr>
+        <w:tc>
+          <w:tcPr>
+            <w:tcW w:type="dxa" w:w="9029"/>
+            <w:tcMar>
+              <w:top w:w="70" w:type="dxa"/>
+              <w:left w:w="110" w:type="dxa"/>
+              <w:bottom w:w="70" w:type="dxa"/>
+              <w:right w:w="110" w:type="dxa"/>
+            </w:tcMar>
+          </w:tcPr>
+          <w:p>
+            <w:pPr>
+              <w:spacing w:before="20" w:after="80" w:line="254" w:lineRule="auto"/>
+            </w:pPr>
+            <w:r>
+              <w:rPr>
+                <w:rFonts w:ascii="Times New Roman" w:hAnsi="Times New Roman" w:cs="Times New Roman" w:eastAsia="Times New Roman"/>
+                <w:b/>
+                <w:i w:val="0"/>
+                <w:sz w:val="22"/>
+              </w:rPr>
+              <w:t>Student Browser  →  Secure Exam Monitor  →  Integrity Events  →  Backend API  →  Integrity Event Store  →  Faculty Dashboard</w:t>
+            </w:r>
+          </w:p>
+          <w:p>
+            <w:pPr>
+              <w:spacing w:before="20" w:after="40" w:line="254" w:lineRule="auto"/>
+            </w:pPr>
+            <w:r>
+              <w:rPr>
+                <w:rFonts w:ascii="Times New Roman" w:hAnsi="Times New Roman" w:cs="Times New Roman" w:eastAsia="Times New Roman"/>
+                <w:b w:val="0"/>
+                <w:i w:val="0"/>
+                <w:sz w:val="21"/>
+              </w:rPr>
+              <w:t>The flow is one-directional and advisory. An event that never reaches the backend — because the tab was closed, the network dropped or the client was tampered with — cannot extend the exam or unlock the workspace, because neither depends on the client reporting anything. The backend re-derives the deadline and the attempt state from its own records on every protected request.</w:t>
+            </w:r>
+          </w:p>
+        </w:tc>
+      </w:tr>
+    </w:tbl>
+    <w:p>
+      <w:pPr>
+        <w:spacing w:after="120"/>
+      </w:pPr>
+      <w:r>
+        <w:rPr>
+          <w:rFonts w:ascii="Times New Roman" w:hAnsi="Times New Roman" w:cs="Times New Roman" w:eastAsia="Times New Roman"/>
+          <w:b w:val="0"/>
+          <w:i w:val="0"/>
+          <w:sz w:val="12"/>
+        </w:rPr>
+      </w:r>
+    </w:p>
+    <w:p>
+      <w:pPr>
+        <w:spacing w:before="80" w:after="60" w:line="259" w:lineRule="auto"/>
+      </w:pPr>
+      <w:r>
+        <w:rPr>
+          <w:rFonts w:ascii="Times New Roman" w:hAnsi="Times New Roman" w:cs="Times New Roman" w:eastAsia="Times New Roman"/>
+          <w:b/>
+          <w:i w:val="0"/>
+          <w:sz w:val="23"/>
+        </w:rPr>
+        <w:t>C.4  Security principles</w:t>
+      </w:r>
+    </w:p>
+    <w:p>
+      <w:pPr>
+        <w:spacing w:before="20" w:after="40" w:line="252" w:lineRule="auto"/>
+        <w:ind w:left="346" w:hanging="230"/>
+      </w:pPr>
+      <w:r>
+        <w:rPr>
+          <w:rFonts w:ascii="Times New Roman" w:hAnsi="Times New Roman" w:cs="Times New Roman" w:eastAsia="Times New Roman"/>
+          <w:b w:val="0"/>
+          <w:i w:val="0"/>
+          <w:sz w:val="21"/>
+        </w:rPr>
+        <w:t xml:space="preserve">•  </w:t>
+      </w:r>
+      <w:r>
+        <w:rPr>
+          <w:rFonts w:ascii="Times New Roman" w:hAnsi="Times New Roman" w:cs="Times New Roman" w:eastAsia="Times New Roman"/>
+          <w:b/>
+          <w:i w:val="0"/>
+          <w:sz w:val="21"/>
+        </w:rPr>
+        <w:t xml:space="preserve">Never trust client-provided exam state. </w:t>
+      </w:r>
+      <w:r>
+        <w:rPr>
+          <w:rFonts w:ascii="Times New Roman" w:hAnsi="Times New Roman" w:cs="Times New Roman" w:eastAsia="Times New Roman"/>
+          <w:b w:val="0"/>
+          <w:i w:val="0"/>
+          <w:sz w:val="21"/>
+        </w:rPr>
+        <w:t>Timer values, attempt status and submission flags sent by the browser are ignored; the server reads its own records.</w:t>
+      </w:r>
+    </w:p>
+    <w:p>
+      <w:pPr>
+        <w:spacing w:before="20" w:after="40" w:line="252" w:lineRule="auto"/>
+        <w:ind w:left="346" w:hanging="230"/>
+      </w:pPr>
+      <w:r>
+        <w:rPr>
+          <w:rFonts w:ascii="Times New Roman" w:hAnsi="Times New Roman" w:cs="Times New Roman" w:eastAsia="Times New Roman"/>
+          <w:b w:val="0"/>
+          <w:i w:val="0"/>
+          <w:sz w:val="21"/>
+        </w:rPr>
+        <w:t xml:space="preserve">•  </w:t>
+      </w:r>
+      <w:r>
+        <w:rPr>
+          <w:rFonts w:ascii="Times New Roman" w:hAnsi="Times New Roman" w:cs="Times New Roman" w:eastAsia="Times New Roman"/>
+          <w:b/>
+          <w:i w:val="0"/>
+          <w:sz w:val="21"/>
+        </w:rPr>
+        <w:t xml:space="preserve">The server controls exam timing. </w:t>
+      </w:r>
+      <w:r>
+        <w:rPr>
+          <w:rFonts w:ascii="Times New Roman" w:hAnsi="Times New Roman" w:cs="Times New Roman" w:eastAsia="Times New Roman"/>
+          <w:b w:val="0"/>
+          <w:i w:val="0"/>
+          <w:sz w:val="21"/>
+        </w:rPr>
+        <w:t>The effective deadline is the earlier of the exam's scheduled end time and the student's start time plus the permitted duration, recomputed server-side on every protected request.</w:t>
+      </w:r>
+    </w:p>
+    <w:p>
+      <w:pPr>
+        <w:spacing w:before="20" w:after="40" w:line="252" w:lineRule="auto"/>
+        <w:ind w:left="346" w:hanging="230"/>
+      </w:pPr>
+      <w:r>
+        <w:rPr>
+          <w:rFonts w:ascii="Times New Roman" w:hAnsi="Times New Roman" w:cs="Times New Roman" w:eastAsia="Times New Roman"/>
+          <w:b w:val="0"/>
+          <w:i w:val="0"/>
+          <w:sz w:val="21"/>
+        </w:rPr>
+        <w:t xml:space="preserve">•  </w:t>
+      </w:r>
+      <w:r>
+        <w:rPr>
+          <w:rFonts w:ascii="Times New Roman" w:hAnsi="Times New Roman" w:cs="Times New Roman" w:eastAsia="Times New Roman"/>
+          <w:b/>
+          <w:i w:val="0"/>
+          <w:sz w:val="21"/>
+        </w:rPr>
+        <w:t xml:space="preserve">The server controls submission state. </w:t>
+      </w:r>
+      <w:r>
+        <w:rPr>
+          <w:rFonts w:ascii="Times New Roman" w:hAnsi="Times New Roman" w:cs="Times New Roman" w:eastAsia="Times New Roman"/>
+          <w:b w:val="0"/>
+          <w:i w:val="0"/>
+          <w:sz w:val="21"/>
+        </w:rPr>
+        <w:t>Manual submission, deadline expiry and threshold auto-submission all run through one idempotent finalisation routine; a submitted workspace cannot be modified.</w:t>
+      </w:r>
+    </w:p>
+    <w:p>
+      <w:pPr>
+        <w:spacing w:before="20" w:after="40" w:line="252" w:lineRule="auto"/>
+        <w:ind w:left="346" w:hanging="230"/>
+      </w:pPr>
+      <w:r>
+        <w:rPr>
+          <w:rFonts w:ascii="Times New Roman" w:hAnsi="Times New Roman" w:cs="Times New Roman" w:eastAsia="Times New Roman"/>
+          <w:b w:val="0"/>
+          <w:i w:val="0"/>
+          <w:sz w:val="21"/>
+        </w:rPr>
+        <w:t xml:space="preserve">•  </w:t>
+      </w:r>
+      <w:r>
+        <w:rPr>
+          <w:rFonts w:ascii="Times New Roman" w:hAnsi="Times New Roman" w:cs="Times New Roman" w:eastAsia="Times New Roman"/>
+          <w:b/>
+          <w:i w:val="0"/>
+          <w:sz w:val="21"/>
+        </w:rPr>
+        <w:t xml:space="preserve">Authorisation is enforced on every protected endpoint. </w:t>
+      </w:r>
+      <w:r>
+        <w:rPr>
+          <w:rFonts w:ascii="Times New Roman" w:hAnsi="Times New Roman" w:cs="Times New Roman" w:eastAsia="Times New Roman"/>
+          <w:b w:val="0"/>
+          <w:i w:val="0"/>
+          <w:sz w:val="21"/>
+        </w:rPr>
+        <w:t>Role, workspace ownership, exam window and deadline are re-verified independently on each request, including on the WebSocket code-execution channel.</w:t>
+      </w:r>
+    </w:p>
+    <w:p>
+      <w:pPr>
+        <w:spacing w:before="20" w:after="40" w:line="252" w:lineRule="auto"/>
+        <w:ind w:left="346" w:hanging="230"/>
+      </w:pPr>
+      <w:r>
+        <w:rPr>
+          <w:rFonts w:ascii="Times New Roman" w:hAnsi="Times New Roman" w:cs="Times New Roman" w:eastAsia="Times New Roman"/>
+          <w:b w:val="0"/>
+          <w:i w:val="0"/>
+          <w:sz w:val="21"/>
+        </w:rPr>
+        <w:t xml:space="preserve">•  </w:t>
+      </w:r>
+      <w:r>
+        <w:rPr>
+          <w:rFonts w:ascii="Times New Roman" w:hAnsi="Times New Roman" w:cs="Times New Roman" w:eastAsia="Times New Roman"/>
+          <w:b/>
+          <w:i w:val="0"/>
+          <w:sz w:val="21"/>
+        </w:rPr>
+        <w:t xml:space="preserve">Integrity events are timestamped and immutable. </w:t>
+      </w:r>
+      <w:r>
+        <w:rPr>
+          <w:rFonts w:ascii="Times New Roman" w:hAnsi="Times New Roman" w:cs="Times New Roman" w:eastAsia="Times New Roman"/>
+          <w:b w:val="0"/>
+          <w:i w:val="0"/>
+          <w:sz w:val="21"/>
+        </w:rPr>
+        <w:t>Each event is written with its type, detail, owning attempt and server-side creation time.</w:t>
+      </w:r>
+    </w:p>
+    <w:p>
+      <w:pPr>
+        <w:spacing w:before="20" w:after="40" w:line="252" w:lineRule="auto"/>
+        <w:ind w:left="346" w:hanging="230"/>
+      </w:pPr>
+      <w:r>
+        <w:rPr>
+          <w:rFonts w:ascii="Times New Roman" w:hAnsi="Times New Roman" w:cs="Times New Roman" w:eastAsia="Times New Roman"/>
+          <w:b w:val="0"/>
+          <w:i w:val="0"/>
+          <w:sz w:val="21"/>
+        </w:rPr>
+        <w:t xml:space="preserve">•  </w:t>
+      </w:r>
+      <w:r>
+        <w:rPr>
+          <w:rFonts w:ascii="Times New Roman" w:hAnsi="Times New Roman" w:cs="Times New Roman" w:eastAsia="Times New Roman"/>
+          <w:b/>
+          <w:i w:val="0"/>
+          <w:sz w:val="21"/>
+        </w:rPr>
+        <w:t xml:space="preserve">Suspicious events are retained for faculty review. </w:t>
+      </w:r>
+      <w:r>
+        <w:rPr>
+          <w:rFonts w:ascii="Times New Roman" w:hAnsi="Times New Roman" w:cs="Times New Roman" w:eastAsia="Times New Roman"/>
+          <w:b w:val="0"/>
+          <w:i w:val="0"/>
+          <w:sz w:val="21"/>
+        </w:rPr>
+        <w:t>Events persist beyond submission so that a decision can be revisited with the full sequence available.</w:t>
+      </w:r>
+    </w:p>
+    <w:p>
+      <w:pPr>
+        <w:spacing w:before="20" w:after="40" w:line="252" w:lineRule="auto"/>
+        <w:ind w:left="346" w:hanging="230"/>
+      </w:pPr>
+      <w:r>
+        <w:rPr>
+          <w:rFonts w:ascii="Times New Roman" w:hAnsi="Times New Roman" w:cs="Times New Roman" w:eastAsia="Times New Roman"/>
+          <w:b w:val="0"/>
+          <w:i w:val="0"/>
+          <w:sz w:val="21"/>
+        </w:rPr>
+        <w:t xml:space="preserve">•  </w:t>
+      </w:r>
+      <w:r>
+        <w:rPr>
+          <w:rFonts w:ascii="Times New Roman" w:hAnsi="Times New Roman" w:cs="Times New Roman" w:eastAsia="Times New Roman"/>
+          <w:b/>
+          <w:i w:val="0"/>
+          <w:sz w:val="21"/>
+        </w:rPr>
+        <w:t xml:space="preserve">The examination is bounded by the browser. </w:t>
+      </w:r>
+      <w:r>
+        <w:rPr>
+          <w:rFonts w:ascii="Times New Roman" w:hAnsi="Times New Roman" w:cs="Times New Roman" w:eastAsia="Times New Roman"/>
+          <w:b w:val="0"/>
+          <w:i w:val="0"/>
+          <w:sz w:val="21"/>
+        </w:rPr>
+        <w:t>The subsystem makes no attempt to reach the operating system and does not claim to.</w:t>
+      </w:r>
+    </w:p>
+    <w:p>
+      <w:pPr>
+        <w:spacing w:after="120"/>
+      </w:pPr>
+      <w:r>
+        <w:rPr>
+          <w:rFonts w:ascii="Times New Roman" w:hAnsi="Times New Roman" w:cs="Times New Roman" w:eastAsia="Times New Roman"/>
+          <w:b w:val="0"/>
+          <w:i w:val="0"/>
+          <w:sz w:val="12"/>
+        </w:rPr>
+      </w:r>
+    </w:p>
+    <w:p>
+      <w:pPr>
+        <w:spacing w:before="80" w:after="40" w:line="259" w:lineRule="auto"/>
+      </w:pPr>
+      <w:r>
+        <w:rPr>
+          <w:rFonts w:ascii="Times New Roman" w:hAnsi="Times New Roman" w:cs="Times New Roman" w:eastAsia="Times New Roman"/>
+          <w:b/>
+          <w:i w:val="0"/>
+          <w:sz w:val="23"/>
+        </w:rPr>
+        <w:t>C.5  Data model</w:t>
+      </w:r>
+    </w:p>
+    <w:p>
+      <w:pPr>
+        <w:spacing w:before="40" w:after="80" w:line="259" w:lineRule="auto"/>
+      </w:pPr>
+      <w:r>
+        <w:rPr>
+          <w:rFonts w:ascii="Times New Roman" w:hAnsi="Times New Roman" w:cs="Times New Roman" w:eastAsia="Times New Roman"/>
+          <w:b w:val="0"/>
+          <w:i/>
+          <w:sz w:val="20"/>
+        </w:rPr>
+        <w:t>The platform's existing Prisma schema already carries the exam-attempt and integrity-event concepts. The tables below list the fields that exist today and, separately, the fields proposed as part of this project. Proposed fields are not present in the current schema.</w:t>
+      </w:r>
+    </w:p>
+    <w:p>
+      <w:pPr>
+        <w:spacing w:before="60" w:after="40" w:line="259" w:lineRule="auto"/>
+      </w:pPr>
+      <w:r>
+        <w:rPr>
+          <w:rFonts w:ascii="Times New Roman" w:hAnsi="Times New Roman" w:cs="Times New Roman" w:eastAsia="Times New Roman"/>
+          <w:b/>
+          <w:i w:val="0"/>
+          <w:sz w:val="21"/>
+        </w:rPr>
+        <w:t>Exam attempt  —  stored today as LabWorkspace</w:t>
+      </w:r>
+    </w:p>
+    <w:tbl>
+      <w:tblPr>
+        <w:tblLook w:firstColumn="1" w:firstRow="1" w:lastColumn="0" w:lastRow="0" w:noHBand="0" w:noVBand="1" w:val="04A0"/>
+        <w:tblBorders>
+          <w:top w:val="single" w:sz="4" w:color="auto"/>
+          <w:left w:val="single" w:sz="4" w:color="auto"/>
+          <w:bottom w:val="single" w:sz="4" w:color="auto"/>
+          <w:right w:val="single" w:sz="4" w:color="auto"/>
+          <w:insideH w:val="single" w:sz="4" w:color="auto"/>
+          <w:insideV w:val="single" w:sz="4" w:color="auto"/>
+        </w:tblBorders>
+        <w:tblW w:w="9028" w:type="dxa"/>
+        <w:tblLayout w:type="fixed"/>
+      </w:tblPr>
+      <w:tblGrid>
+        <w:gridCol w:w="1900"/>
+        <w:gridCol w:w="5832"/>
+        <w:gridCol w:w="1296"/>
+      </w:tblGrid>
+      <w:tr>
+        <w:trPr>
+          <w:cantSplit/>
+          <w:tblHeader/>
+        </w:trPr>
+        <w:tc>
+          <w:tcPr>
+            <w:tcW w:type="dxa" w:w="1901"/>
+            <w:shd w:val="clear" w:color="auto" w:fill="E8E8E8"/>
+            <w:tcMar>
+              <w:top w:w="50" w:type="dxa"/>
+              <w:left w:w="90" w:type="dxa"/>
+              <w:bottom w:w="50" w:type="dxa"/>
+              <w:right w:w="90" w:type="dxa"/>
+            </w:tcMar>
+          </w:tcPr>
+          <w:p>
+            <w:pPr>
+              <w:spacing w:before="20" w:after="20"/>
+            </w:pPr>
+            <w:r>
+              <w:rPr>
+                <w:rFonts w:ascii="Times New Roman" w:hAnsi="Times New Roman" w:cs="Times New Roman" w:eastAsia="Times New Roman"/>
+                <w:b/>
+                <w:i w:val="0"/>
+                <w:sz w:val="19"/>
+              </w:rPr>
+              <w:t>Field</w:t>
+            </w:r>
+          </w:p>
+        </w:tc>
+        <w:tc>
+          <w:tcPr>
+            <w:tcW w:type="dxa" w:w="5832"/>
+            <w:shd w:val="clear" w:color="auto" w:fill="E8E8E8"/>
+            <w:tcMar>
+              <w:top w:w="50" w:type="dxa"/>
+              <w:left w:w="90" w:type="dxa"/>
+              <w:bottom w:w="50" w:type="dxa"/>
+              <w:right w:w="90" w:type="dxa"/>
+            </w:tcMar>
+          </w:tcPr>
+          <w:p>
+            <w:pPr>
+              <w:spacing w:before="20" w:after="20"/>
+            </w:pPr>
+            <w:r>
+              <w:rPr>
+                <w:rFonts w:ascii="Times New Roman" w:hAnsi="Times New Roman" w:cs="Times New Roman" w:eastAsia="Times New Roman"/>
+                <w:b/>
+                <w:i w:val="0"/>
+                <w:sz w:val="19"/>
+              </w:rPr>
+              <w:t>Meaning</w:t>
+            </w:r>
+          </w:p>
+        </w:tc>
+        <w:tc>
+          <w:tcPr>
+            <w:tcW w:type="dxa" w:w="1296"/>
+            <w:shd w:val="clear" w:color="auto" w:fill="E8E8E8"/>
+            <w:tcMar>
+              <w:top w:w="50" w:type="dxa"/>
+              <w:left w:w="90" w:type="dxa"/>
+              <w:bottom w:w="50" w:type="dxa"/>
+              <w:right w:w="90" w:type="dxa"/>
+            </w:tcMar>
+          </w:tcPr>
+          <w:p>
+            <w:pPr>
+              <w:spacing w:before="20" w:after="20"/>
+            </w:pPr>
+            <w:r>
+              <w:rPr>
+                <w:rFonts w:ascii="Times New Roman" w:hAnsi="Times New Roman" w:cs="Times New Roman" w:eastAsia="Times New Roman"/>
+                <w:b/>
+                <w:i w:val="0"/>
+                <w:sz w:val="19"/>
+              </w:rPr>
+              <w:t>Status</w:t>
+            </w:r>
+          </w:p>
+        </w:tc>
+      </w:tr>
+      <w:tr>
+        <w:trPr>
+          <w:cantSplit/>
+        </w:trPr>
+        <w:tc>
+          <w:tcPr>
+            <w:tcW w:type="dxa" w:w="1901"/>
+            <w:tcMar>
+              <w:top w:w="50" w:type="dxa"/>
+              <w:left w:w="90" w:type="dxa"/>
+              <w:bottom w:w="50" w:type="dxa"/>
+              <w:right w:w="90" w:type="dxa"/>
+            </w:tcMar>
+          </w:tcPr>
+          <w:p>
+            <w:pPr>
+              <w:spacing w:before="20" w:after="20" w:line="247" w:lineRule="auto"/>
+            </w:pPr>
+            <w:r>
+              <w:rPr>
+                <w:rFonts w:ascii="Times New Roman" w:hAnsi="Times New Roman" w:cs="Times New Roman" w:eastAsia="Times New Roman"/>
+                <w:b/>
+                <w:i w:val="0"/>
+                <w:sz w:val="19"/>
+              </w:rPr>
+              <w:t>id</w:t>
+            </w:r>
+          </w:p>
+        </w:tc>
+        <w:tc>
+          <w:tcPr>
+            <w:tcW w:type="dxa" w:w="5832"/>
+            <w:tcMar>
+              <w:top w:w="50" w:type="dxa"/>
+              <w:left w:w="90" w:type="dxa"/>
+              <w:bottom w:w="50" w:type="dxa"/>
+              <w:right w:w="90" w:type="dxa"/>
+            </w:tcMar>
+          </w:tcPr>
+          <w:p>
+            <w:pPr>
+              <w:spacing w:before="20" w:after="20" w:line="247" w:lineRule="auto"/>
+            </w:pPr>
+            <w:r>
+              <w:rPr>
+                <w:rFonts w:ascii="Times New Roman" w:hAnsi="Times New Roman" w:cs="Times New Roman" w:eastAsia="Times New Roman"/>
+                <w:b w:val="0"/>
+                <w:i w:val="0"/>
+                <w:sz w:val="19"/>
+              </w:rPr>
+              <w:t>Attempt identifier.</w:t>
+            </w:r>
+          </w:p>
+        </w:tc>
+        <w:tc>
+          <w:tcPr>
+            <w:tcW w:type="dxa" w:w="1296"/>
+            <w:tcMar>
+              <w:top w:w="50" w:type="dxa"/>
+              <w:left w:w="90" w:type="dxa"/>
+              <w:bottom w:w="50" w:type="dxa"/>
+              <w:right w:w="90" w:type="dxa"/>
+            </w:tcMar>
+          </w:tcPr>
+          <w:p>
+            <w:pPr>
+              <w:spacing w:before="20" w:after="20" w:line="247" w:lineRule="auto"/>
+            </w:pPr>
+            <w:r>
+              <w:rPr>
+                <w:rFonts w:ascii="Times New Roman" w:hAnsi="Times New Roman" w:cs="Times New Roman" w:eastAsia="Times New Roman"/>
+                <w:b w:val="0"/>
+                <w:i w:val="0"/>
+                <w:sz w:val="19"/>
+              </w:rPr>
+              <w:t>Implemented</w:t>
+            </w:r>
+          </w:p>
+        </w:tc>
+      </w:tr>
+      <w:tr>
+        <w:trPr>
+          <w:cantSplit/>
+        </w:trPr>
+        <w:tc>
+          <w:tcPr>
+            <w:tcW w:type="dxa" w:w="1901"/>
+            <w:tcMar>
+              <w:top w:w="50" w:type="dxa"/>
+              <w:left w:w="90" w:type="dxa"/>
+              <w:bottom w:w="50" w:type="dxa"/>
+              <w:right w:w="90" w:type="dxa"/>
+            </w:tcMar>
+          </w:tcPr>
+          <w:p>
+            <w:pPr>
+              <w:spacing w:before="20" w:after="20" w:line="247" w:lineRule="auto"/>
+            </w:pPr>
+            <w:r>
+              <w:rPr>
+                <w:rFonts w:ascii="Times New Roman" w:hAnsi="Times New Roman" w:cs="Times New Roman" w:eastAsia="Times New Roman"/>
+                <w:b/>
+                <w:i w:val="0"/>
+                <w:sz w:val="19"/>
+              </w:rPr>
+              <w:t>studentId</w:t>
+            </w:r>
+          </w:p>
+        </w:tc>
+        <w:tc>
+          <w:tcPr>
+            <w:tcW w:type="dxa" w:w="5832"/>
+            <w:tcMar>
+              <w:top w:w="50" w:type="dxa"/>
+              <w:left w:w="90" w:type="dxa"/>
+              <w:bottom w:w="50" w:type="dxa"/>
+              <w:right w:w="90" w:type="dxa"/>
+            </w:tcMar>
+          </w:tcPr>
+          <w:p>
+            <w:pPr>
+              <w:spacing w:before="20" w:after="20" w:line="247" w:lineRule="auto"/>
+            </w:pPr>
+            <w:r>
+              <w:rPr>
+                <w:rFonts w:ascii="Times New Roman" w:hAnsi="Times New Roman" w:cs="Times New Roman" w:eastAsia="Times New Roman"/>
+                <w:b w:val="0"/>
+                <w:i w:val="0"/>
+                <w:sz w:val="19"/>
+              </w:rPr>
+              <w:t>Owning student.</w:t>
+            </w:r>
+          </w:p>
+        </w:tc>
+        <w:tc>
+          <w:tcPr>
+            <w:tcW w:type="dxa" w:w="1296"/>
+            <w:tcMar>
+              <w:top w:w="50" w:type="dxa"/>
+              <w:left w:w="90" w:type="dxa"/>
+              <w:bottom w:w="50" w:type="dxa"/>
+              <w:right w:w="90" w:type="dxa"/>
+            </w:tcMar>
+          </w:tcPr>
+          <w:p>
+            <w:pPr>
+              <w:spacing w:before="20" w:after="20" w:line="247" w:lineRule="auto"/>
+            </w:pPr>
+            <w:r>
+              <w:rPr>
+                <w:rFonts w:ascii="Times New Roman" w:hAnsi="Times New Roman" w:cs="Times New Roman" w:eastAsia="Times New Roman"/>
+                <w:b w:val="0"/>
+                <w:i w:val="0"/>
+                <w:sz w:val="19"/>
+              </w:rPr>
+              <w:t>Implemented</w:t>
+            </w:r>
+          </w:p>
+        </w:tc>
+      </w:tr>
+      <w:tr>
+        <w:trPr>
+          <w:cantSplit/>
+        </w:trPr>
+        <w:tc>
+          <w:tcPr>
+            <w:tcW w:type="dxa" w:w="1901"/>
+            <w:tcMar>
+              <w:top w:w="50" w:type="dxa"/>
+              <w:left w:w="90" w:type="dxa"/>
+              <w:bottom w:w="50" w:type="dxa"/>
+              <w:right w:w="90" w:type="dxa"/>
+            </w:tcMar>
+          </w:tcPr>
+          <w:p>
+            <w:pPr>
+              <w:spacing w:before="20" w:after="20" w:line="247" w:lineRule="auto"/>
+            </w:pPr>
+            <w:r>
+              <w:rPr>
+                <w:rFonts w:ascii="Times New Roman" w:hAnsi="Times New Roman" w:cs="Times New Roman" w:eastAsia="Times New Roman"/>
+                <w:b/>
+                <w:i w:val="0"/>
+                <w:sz w:val="19"/>
+              </w:rPr>
+              <w:t>labId</w:t>
+            </w:r>
+          </w:p>
+        </w:tc>
+        <w:tc>
+          <w:tcPr>
+            <w:tcW w:type="dxa" w:w="5832"/>
+            <w:tcMar>
+              <w:top w:w="50" w:type="dxa"/>
+              <w:left w:w="90" w:type="dxa"/>
+              <w:bottom w:w="50" w:type="dxa"/>
+              <w:right w:w="90" w:type="dxa"/>
+            </w:tcMar>
+          </w:tcPr>
+          <w:p>
+            <w:pPr>
+              <w:spacing w:before="20" w:after="20" w:line="247" w:lineRule="auto"/>
+            </w:pPr>
+            <w:r>
+              <w:rPr>
+                <w:rFonts w:ascii="Times New Roman" w:hAnsi="Times New Roman" w:cs="Times New Roman" w:eastAsia="Times New Roman"/>
+                <w:b w:val="0"/>
+                <w:i w:val="0"/>
+                <w:sz w:val="19"/>
+              </w:rPr>
+              <w:t>The exam this attempt belongs to.</w:t>
+            </w:r>
+          </w:p>
+        </w:tc>
+        <w:tc>
+          <w:tcPr>
+            <w:tcW w:type="dxa" w:w="1296"/>
+            <w:tcMar>
+              <w:top w:w="50" w:type="dxa"/>
+              <w:left w:w="90" w:type="dxa"/>
+              <w:bottom w:w="50" w:type="dxa"/>
+              <w:right w:w="90" w:type="dxa"/>
+            </w:tcMar>
+          </w:tcPr>
+          <w:p>
+            <w:pPr>
+              <w:spacing w:before="20" w:after="20" w:line="247" w:lineRule="auto"/>
+            </w:pPr>
+            <w:r>
+              <w:rPr>
+                <w:rFonts w:ascii="Times New Roman" w:hAnsi="Times New Roman" w:cs="Times New Roman" w:eastAsia="Times New Roman"/>
+                <w:b w:val="0"/>
+                <w:i w:val="0"/>
+                <w:sz w:val="19"/>
+              </w:rPr>
+              <w:t>Implemented</w:t>
+            </w:r>
+          </w:p>
+        </w:tc>
+      </w:tr>
+      <w:tr>
+        <w:trPr>
+          <w:cantSplit/>
+        </w:trPr>
+        <w:tc>
+          <w:tcPr>
+            <w:tcW w:type="dxa" w:w="1901"/>
+            <w:tcMar>
+              <w:top w:w="50" w:type="dxa"/>
+              <w:left w:w="90" w:type="dxa"/>
+              <w:bottom w:w="50" w:type="dxa"/>
+              <w:right w:w="90" w:type="dxa"/>
+            </w:tcMar>
+          </w:tcPr>
+          <w:p>
+            <w:pPr>
+              <w:spacing w:before="20" w:after="20" w:line="247" w:lineRule="auto"/>
+            </w:pPr>
+            <w:r>
+              <w:rPr>
+                <w:rFonts w:ascii="Times New Roman" w:hAnsi="Times New Roman" w:cs="Times New Roman" w:eastAsia="Times New Roman"/>
+                <w:b/>
+                <w:i w:val="0"/>
+                <w:sz w:val="19"/>
+              </w:rPr>
+              <w:t>startedAt</w:t>
+            </w:r>
+          </w:p>
+        </w:tc>
+        <w:tc>
+          <w:tcPr>
+            <w:tcW w:type="dxa" w:w="5832"/>
+            <w:tcMar>
+              <w:top w:w="50" w:type="dxa"/>
+              <w:left w:w="90" w:type="dxa"/>
+              <w:bottom w:w="50" w:type="dxa"/>
+              <w:right w:w="90" w:type="dxa"/>
+            </w:tcMar>
+          </w:tcPr>
+          <w:p>
+            <w:pPr>
+              <w:spacing w:before="20" w:after="20" w:line="247" w:lineRule="auto"/>
+            </w:pPr>
+            <w:r>
+              <w:rPr>
+                <w:rFonts w:ascii="Times New Roman" w:hAnsi="Times New Roman" w:cs="Times New Roman" w:eastAsia="Times New Roman"/>
+                <w:b w:val="0"/>
+                <w:i w:val="0"/>
+                <w:sz w:val="19"/>
+              </w:rPr>
+              <w:t>Set when the student starts the exam; begins the personal countdown.</w:t>
+            </w:r>
+          </w:p>
+        </w:tc>
+        <w:tc>
+          <w:tcPr>
+            <w:tcW w:type="dxa" w:w="1296"/>
+            <w:tcMar>
+              <w:top w:w="50" w:type="dxa"/>
+              <w:left w:w="90" w:type="dxa"/>
+              <w:bottom w:w="50" w:type="dxa"/>
+              <w:right w:w="90" w:type="dxa"/>
+            </w:tcMar>
+          </w:tcPr>
+          <w:p>
+            <w:pPr>
+              <w:spacing w:before="20" w:after="20" w:line="247" w:lineRule="auto"/>
+            </w:pPr>
+            <w:r>
+              <w:rPr>
+                <w:rFonts w:ascii="Times New Roman" w:hAnsi="Times New Roman" w:cs="Times New Roman" w:eastAsia="Times New Roman"/>
+                <w:b w:val="0"/>
+                <w:i w:val="0"/>
+                <w:sz w:val="19"/>
+              </w:rPr>
+              <w:t>Implemented</w:t>
+            </w:r>
+          </w:p>
+        </w:tc>
+      </w:tr>
+      <w:tr>
+        <w:trPr>
+          <w:cantSplit/>
+        </w:trPr>
+        <w:tc>
+          <w:tcPr>
+            <w:tcW w:type="dxa" w:w="1901"/>
+            <w:tcMar>
+              <w:top w:w="50" w:type="dxa"/>
+              <w:left w:w="90" w:type="dxa"/>
+              <w:bottom w:w="50" w:type="dxa"/>
+              <w:right w:w="90" w:type="dxa"/>
+            </w:tcMar>
+          </w:tcPr>
+          <w:p>
+            <w:pPr>
+              <w:spacing w:before="20" w:after="20" w:line="247" w:lineRule="auto"/>
+            </w:pPr>
+            <w:r>
+              <w:rPr>
+                <w:rFonts w:ascii="Times New Roman" w:hAnsi="Times New Roman" w:cs="Times New Roman" w:eastAsia="Times New Roman"/>
+                <w:b/>
+                <w:i w:val="0"/>
+                <w:sz w:val="19"/>
+              </w:rPr>
+              <w:t>submittedAt</w:t>
+            </w:r>
+          </w:p>
+        </w:tc>
+        <w:tc>
+          <w:tcPr>
+            <w:tcW w:type="dxa" w:w="5832"/>
+            <w:tcMar>
+              <w:top w:w="50" w:type="dxa"/>
+              <w:left w:w="90" w:type="dxa"/>
+              <w:bottom w:w="50" w:type="dxa"/>
+              <w:right w:w="90" w:type="dxa"/>
+            </w:tcMar>
+          </w:tcPr>
+          <w:p>
+            <w:pPr>
+              <w:spacing w:before="20" w:after="20" w:line="247" w:lineRule="auto"/>
+            </w:pPr>
+            <w:r>
+              <w:rPr>
+                <w:rFonts w:ascii="Times New Roman" w:hAnsi="Times New Roman" w:cs="Times New Roman" w:eastAsia="Times New Roman"/>
+                <w:b w:val="0"/>
+                <w:i w:val="0"/>
+                <w:sz w:val="19"/>
+              </w:rPr>
+              <w:t>Time of finalisation, manual or automatic.</w:t>
+            </w:r>
+          </w:p>
+        </w:tc>
+        <w:tc>
+          <w:tcPr>
+            <w:tcW w:type="dxa" w:w="1296"/>
+            <w:tcMar>
+              <w:top w:w="50" w:type="dxa"/>
+              <w:left w:w="90" w:type="dxa"/>
+              <w:bottom w:w="50" w:type="dxa"/>
+              <w:right w:w="90" w:type="dxa"/>
+            </w:tcMar>
+          </w:tcPr>
+          <w:p>
+            <w:pPr>
+              <w:spacing w:before="20" w:after="20" w:line="247" w:lineRule="auto"/>
+            </w:pPr>
+            <w:r>
+              <w:rPr>
+                <w:rFonts w:ascii="Times New Roman" w:hAnsi="Times New Roman" w:cs="Times New Roman" w:eastAsia="Times New Roman"/>
+                <w:b w:val="0"/>
+                <w:i w:val="0"/>
+                <w:sz w:val="19"/>
+              </w:rPr>
+              <w:t>Implemented</w:t>
+            </w:r>
+          </w:p>
+        </w:tc>
+      </w:tr>
+      <w:tr>
+        <w:trPr>
+          <w:cantSplit/>
+        </w:trPr>
+        <w:tc>
+          <w:tcPr>
+            <w:tcW w:type="dxa" w:w="1901"/>
+            <w:tcMar>
+              <w:top w:w="50" w:type="dxa"/>
+              <w:left w:w="90" w:type="dxa"/>
+              <w:bottom w:w="50" w:type="dxa"/>
+              <w:right w:w="90" w:type="dxa"/>
+            </w:tcMar>
+          </w:tcPr>
+          <w:p>
+            <w:pPr>
+              <w:spacing w:before="20" w:after="20" w:line="247" w:lineRule="auto"/>
+            </w:pPr>
+            <w:r>
+              <w:rPr>
+                <w:rFonts w:ascii="Times New Roman" w:hAnsi="Times New Roman" w:cs="Times New Roman" w:eastAsia="Times New Roman"/>
+                <w:b/>
+                <w:i w:val="0"/>
+                <w:sz w:val="19"/>
+              </w:rPr>
+              <w:t>isSubmitted</w:t>
+            </w:r>
+          </w:p>
+        </w:tc>
+        <w:tc>
+          <w:tcPr>
+            <w:tcW w:type="dxa" w:w="5832"/>
+            <w:tcMar>
+              <w:top w:w="50" w:type="dxa"/>
+              <w:left w:w="90" w:type="dxa"/>
+              <w:bottom w:w="50" w:type="dxa"/>
+              <w:right w:w="90" w:type="dxa"/>
+            </w:tcMar>
+          </w:tcPr>
+          <w:p>
+            <w:pPr>
+              <w:spacing w:before="20" w:after="20" w:line="247" w:lineRule="auto"/>
+            </w:pPr>
+            <w:r>
+              <w:rPr>
+                <w:rFonts w:ascii="Times New Roman" w:hAnsi="Times New Roman" w:cs="Times New Roman" w:eastAsia="Times New Roman"/>
+                <w:b w:val="0"/>
+                <w:i w:val="0"/>
+                <w:sz w:val="19"/>
+              </w:rPr>
+              <w:t>Locks the workspace read-only.</w:t>
+            </w:r>
+          </w:p>
+        </w:tc>
+        <w:tc>
+          <w:tcPr>
+            <w:tcW w:type="dxa" w:w="1296"/>
+            <w:tcMar>
+              <w:top w:w="50" w:type="dxa"/>
+              <w:left w:w="90" w:type="dxa"/>
+              <w:bottom w:w="50" w:type="dxa"/>
+              <w:right w:w="90" w:type="dxa"/>
+            </w:tcMar>
+          </w:tcPr>
+          <w:p>
+            <w:pPr>
+              <w:spacing w:before="20" w:after="20" w:line="247" w:lineRule="auto"/>
+            </w:pPr>
+            <w:r>
+              <w:rPr>
+                <w:rFonts w:ascii="Times New Roman" w:hAnsi="Times New Roman" w:cs="Times New Roman" w:eastAsia="Times New Roman"/>
+                <w:b w:val="0"/>
+                <w:i w:val="0"/>
+                <w:sz w:val="19"/>
+              </w:rPr>
+              <w:t>Implemented</w:t>
+            </w:r>
+          </w:p>
+        </w:tc>
+      </w:tr>
+      <w:tr>
+        <w:trPr>
+          <w:cantSplit/>
+        </w:trPr>
+        <w:tc>
+          <w:tcPr>
+            <w:tcW w:type="dxa" w:w="1901"/>
+            <w:tcMar>
+              <w:top w:w="50" w:type="dxa"/>
+              <w:left w:w="90" w:type="dxa"/>
+              <w:bottom w:w="50" w:type="dxa"/>
+              <w:right w:w="90" w:type="dxa"/>
+            </w:tcMar>
+          </w:tcPr>
+          <w:p>
+            <w:pPr>
+              <w:spacing w:before="20" w:after="20" w:line="247" w:lineRule="auto"/>
+            </w:pPr>
+            <w:r>
+              <w:rPr>
+                <w:rFonts w:ascii="Times New Roman" w:hAnsi="Times New Roman" w:cs="Times New Roman" w:eastAsia="Times New Roman"/>
+                <w:b/>
+                <w:i w:val="0"/>
+                <w:sz w:val="19"/>
+              </w:rPr>
+              <w:t>autoSubmitted</w:t>
+            </w:r>
+          </w:p>
+        </w:tc>
+        <w:tc>
+          <w:tcPr>
+            <w:tcW w:type="dxa" w:w="5832"/>
+            <w:tcMar>
+              <w:top w:w="50" w:type="dxa"/>
+              <w:left w:w="90" w:type="dxa"/>
+              <w:bottom w:w="50" w:type="dxa"/>
+              <w:right w:w="90" w:type="dxa"/>
+            </w:tcMar>
+          </w:tcPr>
+          <w:p>
+            <w:pPr>
+              <w:spacing w:before="20" w:after="20" w:line="247" w:lineRule="auto"/>
+            </w:pPr>
+            <w:r>
+              <w:rPr>
+                <w:rFonts w:ascii="Times New Roman" w:hAnsi="Times New Roman" w:cs="Times New Roman" w:eastAsia="Times New Roman"/>
+                <w:b w:val="0"/>
+                <w:i w:val="0"/>
+                <w:sz w:val="19"/>
+              </w:rPr>
+              <w:t>Distinguishes automatic from student-initiated submission.</w:t>
+            </w:r>
+          </w:p>
+        </w:tc>
+        <w:tc>
+          <w:tcPr>
+            <w:tcW w:type="dxa" w:w="1296"/>
+            <w:tcMar>
+              <w:top w:w="50" w:type="dxa"/>
+              <w:left w:w="90" w:type="dxa"/>
+              <w:bottom w:w="50" w:type="dxa"/>
+              <w:right w:w="90" w:type="dxa"/>
+            </w:tcMar>
+          </w:tcPr>
+          <w:p>
+            <w:pPr>
+              <w:spacing w:before="20" w:after="20" w:line="247" w:lineRule="auto"/>
+            </w:pPr>
+            <w:r>
+              <w:rPr>
+                <w:rFonts w:ascii="Times New Roman" w:hAnsi="Times New Roman" w:cs="Times New Roman" w:eastAsia="Times New Roman"/>
+                <w:b w:val="0"/>
+                <w:i w:val="0"/>
+                <w:sz w:val="19"/>
+              </w:rPr>
+              <w:t>Implemented</w:t>
+            </w:r>
+          </w:p>
+        </w:tc>
+      </w:tr>
+      <w:tr>
+        <w:trPr>
+          <w:cantSplit/>
+        </w:trPr>
+        <w:tc>
+          <w:tcPr>
+            <w:tcW w:type="dxa" w:w="1901"/>
+            <w:tcMar>
+              <w:top w:w="50" w:type="dxa"/>
+              <w:left w:w="90" w:type="dxa"/>
+              <w:bottom w:w="50" w:type="dxa"/>
+              <w:right w:w="90" w:type="dxa"/>
+            </w:tcMar>
+          </w:tcPr>
+          <w:p>
+            <w:pPr>
+              <w:spacing w:before="20" w:after="20" w:line="247" w:lineRule="auto"/>
+            </w:pPr>
+            <w:r>
+              <w:rPr>
+                <w:rFonts w:ascii="Times New Roman" w:hAnsi="Times New Roman" w:cs="Times New Roman" w:eastAsia="Times New Roman"/>
+                <w:b/>
+                <w:i w:val="0"/>
+                <w:sz w:val="19"/>
+              </w:rPr>
+              <w:t>fullscreenExitCount</w:t>
+            </w:r>
+          </w:p>
+        </w:tc>
+        <w:tc>
+          <w:tcPr>
+            <w:tcW w:type="dxa" w:w="5832"/>
+            <w:tcMar>
+              <w:top w:w="50" w:type="dxa"/>
+              <w:left w:w="90" w:type="dxa"/>
+              <w:bottom w:w="50" w:type="dxa"/>
+              <w:right w:w="90" w:type="dxa"/>
+            </w:tcMar>
+          </w:tcPr>
+          <w:p>
+            <w:pPr>
+              <w:spacing w:before="20" w:after="20" w:line="247" w:lineRule="auto"/>
+            </w:pPr>
+            <w:r>
+              <w:rPr>
+                <w:rFonts w:ascii="Times New Roman" w:hAnsi="Times New Roman" w:cs="Times New Roman" w:eastAsia="Times New Roman"/>
+                <w:b w:val="0"/>
+                <w:i w:val="0"/>
+                <w:sz w:val="19"/>
+              </w:rPr>
+              <w:t>Counter driving the auto-submit threshold.</w:t>
+            </w:r>
+          </w:p>
+        </w:tc>
+        <w:tc>
+          <w:tcPr>
+            <w:tcW w:type="dxa" w:w="1296"/>
+            <w:tcMar>
+              <w:top w:w="50" w:type="dxa"/>
+              <w:left w:w="90" w:type="dxa"/>
+              <w:bottom w:w="50" w:type="dxa"/>
+              <w:right w:w="90" w:type="dxa"/>
+            </w:tcMar>
+          </w:tcPr>
+          <w:p>
+            <w:pPr>
+              <w:spacing w:before="20" w:after="20" w:line="247" w:lineRule="auto"/>
+            </w:pPr>
+            <w:r>
+              <w:rPr>
+                <w:rFonts w:ascii="Times New Roman" w:hAnsi="Times New Roman" w:cs="Times New Roman" w:eastAsia="Times New Roman"/>
+                <w:b w:val="0"/>
+                <w:i w:val="0"/>
+                <w:sz w:val="19"/>
+              </w:rPr>
+              <w:t>Implemented</w:t>
+            </w:r>
+          </w:p>
+        </w:tc>
+      </w:tr>
+      <w:tr>
+        <w:trPr>
+          <w:cantSplit/>
+        </w:trPr>
+        <w:tc>
+          <w:tcPr>
+            <w:tcW w:type="dxa" w:w="1901"/>
+            <w:tcMar>
+              <w:top w:w="50" w:type="dxa"/>
+              <w:left w:w="90" w:type="dxa"/>
+              <w:bottom w:w="50" w:type="dxa"/>
+              <w:right w:w="90" w:type="dxa"/>
+            </w:tcMar>
+          </w:tcPr>
+          <w:p>
+            <w:pPr>
+              <w:spacing w:before="20" w:after="20" w:line="247" w:lineRule="auto"/>
+            </w:pPr>
+            <w:r>
+              <w:rPr>
+                <w:rFonts w:ascii="Times New Roman" w:hAnsi="Times New Roman" w:cs="Times New Roman" w:eastAsia="Times New Roman"/>
+                <w:b/>
+                <w:i w:val="0"/>
+                <w:sz w:val="19"/>
+              </w:rPr>
+              <w:t>expiresAt</w:t>
+            </w:r>
+          </w:p>
+        </w:tc>
+        <w:tc>
+          <w:tcPr>
+            <w:tcW w:type="dxa" w:w="5832"/>
+            <w:tcMar>
+              <w:top w:w="50" w:type="dxa"/>
+              <w:left w:w="90" w:type="dxa"/>
+              <w:bottom w:w="50" w:type="dxa"/>
+              <w:right w:w="90" w:type="dxa"/>
+            </w:tcMar>
+          </w:tcPr>
+          <w:p>
+            <w:pPr>
+              <w:spacing w:before="20" w:after="20" w:line="247" w:lineRule="auto"/>
+            </w:pPr>
+            <w:r>
+              <w:rPr>
+                <w:rFonts w:ascii="Times New Roman" w:hAnsi="Times New Roman" w:cs="Times New Roman" w:eastAsia="Times New Roman"/>
+                <w:b w:val="0"/>
+                <w:i w:val="0"/>
+                <w:sz w:val="19"/>
+              </w:rPr>
+              <w:t>Denormalised effective deadline; today derived on demand rather than stored.</w:t>
+            </w:r>
+          </w:p>
+        </w:tc>
+        <w:tc>
+          <w:tcPr>
+            <w:tcW w:type="dxa" w:w="1296"/>
+            <w:tcMar>
+              <w:top w:w="50" w:type="dxa"/>
+              <w:left w:w="90" w:type="dxa"/>
+              <w:bottom w:w="50" w:type="dxa"/>
+              <w:right w:w="90" w:type="dxa"/>
+            </w:tcMar>
+          </w:tcPr>
+          <w:p>
+            <w:pPr>
+              <w:spacing w:before="20" w:after="20" w:line="247" w:lineRule="auto"/>
+            </w:pPr>
+            <w:r>
+              <w:rPr>
+                <w:rFonts w:ascii="Times New Roman" w:hAnsi="Times New Roman" w:cs="Times New Roman" w:eastAsia="Times New Roman"/>
+                <w:b w:val="0"/>
+                <w:i w:val="0"/>
+                <w:sz w:val="19"/>
+              </w:rPr>
+              <w:t>Proposed</w:t>
+            </w:r>
+          </w:p>
+        </w:tc>
+      </w:tr>
+      <w:tr>
+        <w:trPr>
+          <w:cantSplit/>
+        </w:trPr>
+        <w:tc>
+          <w:tcPr>
+            <w:tcW w:type="dxa" w:w="1901"/>
+            <w:tcMar>
+              <w:top w:w="50" w:type="dxa"/>
+              <w:left w:w="90" w:type="dxa"/>
+              <w:bottom w:w="50" w:type="dxa"/>
+              <w:right w:w="90" w:type="dxa"/>
+            </w:tcMar>
+          </w:tcPr>
+          <w:p>
+            <w:pPr>
+              <w:spacing w:before="20" w:after="20" w:line="247" w:lineRule="auto"/>
+            </w:pPr>
+            <w:r>
+              <w:rPr>
+                <w:rFonts w:ascii="Times New Roman" w:hAnsi="Times New Roman" w:cs="Times New Roman" w:eastAsia="Times New Roman"/>
+                <w:b/>
+                <w:i w:val="0"/>
+                <w:sz w:val="19"/>
+              </w:rPr>
+              <w:t>sessionId</w:t>
+            </w:r>
+          </w:p>
+        </w:tc>
+        <w:tc>
+          <w:tcPr>
+            <w:tcW w:type="dxa" w:w="5832"/>
+            <w:tcMar>
+              <w:top w:w="50" w:type="dxa"/>
+              <w:left w:w="90" w:type="dxa"/>
+              <w:bottom w:w="50" w:type="dxa"/>
+              <w:right w:w="90" w:type="dxa"/>
+            </w:tcMar>
+          </w:tcPr>
+          <w:p>
+            <w:pPr>
+              <w:spacing w:before="20" w:after="20" w:line="247" w:lineRule="auto"/>
+            </w:pPr>
+            <w:r>
+              <w:rPr>
+                <w:rFonts w:ascii="Times New Roman" w:hAnsi="Times New Roman" w:cs="Times New Roman" w:eastAsia="Times New Roman"/>
+                <w:b w:val="0"/>
+                <w:i w:val="0"/>
+                <w:sz w:val="19"/>
+              </w:rPr>
+              <w:t>Session fingerprint, for duplicate-session detection.</w:t>
+            </w:r>
+          </w:p>
+        </w:tc>
+        <w:tc>
+          <w:tcPr>
+            <w:tcW w:type="dxa" w:w="1296"/>
+            <w:tcMar>
+              <w:top w:w="50" w:type="dxa"/>
+              <w:left w:w="90" w:type="dxa"/>
+              <w:bottom w:w="50" w:type="dxa"/>
+              <w:right w:w="90" w:type="dxa"/>
+            </w:tcMar>
+          </w:tcPr>
+          <w:p>
+            <w:pPr>
+              <w:spacing w:before="20" w:after="20" w:line="247" w:lineRule="auto"/>
+            </w:pPr>
+            <w:r>
+              <w:rPr>
+                <w:rFonts w:ascii="Times New Roman" w:hAnsi="Times New Roman" w:cs="Times New Roman" w:eastAsia="Times New Roman"/>
+                <w:b w:val="0"/>
+                <w:i w:val="0"/>
+                <w:sz w:val="19"/>
+              </w:rPr>
+              <w:t>Proposed</w:t>
+            </w:r>
+          </w:p>
+        </w:tc>
+      </w:tr>
+      <w:tr>
+        <w:trPr>
+          <w:cantSplit/>
+        </w:trPr>
+        <w:tc>
+          <w:tcPr>
+            <w:tcW w:type="dxa" w:w="1901"/>
+            <w:tcMar>
+              <w:top w:w="50" w:type="dxa"/>
+              <w:left w:w="90" w:type="dxa"/>
+              <w:bottom w:w="50" w:type="dxa"/>
+              <w:right w:w="90" w:type="dxa"/>
+            </w:tcMar>
+          </w:tcPr>
+          <w:p>
+            <w:pPr>
+              <w:spacing w:before="20" w:after="20" w:line="247" w:lineRule="auto"/>
+            </w:pPr>
+            <w:r>
+              <w:rPr>
+                <w:rFonts w:ascii="Times New Roman" w:hAnsi="Times New Roman" w:cs="Times New Roman" w:eastAsia="Times New Roman"/>
+                <w:b/>
+                <w:i w:val="0"/>
+                <w:sz w:val="19"/>
+              </w:rPr>
+              <w:t>violationCount</w:t>
+            </w:r>
+          </w:p>
+        </w:tc>
+        <w:tc>
+          <w:tcPr>
+            <w:tcW w:type="dxa" w:w="5832"/>
+            <w:tcMar>
+              <w:top w:w="50" w:type="dxa"/>
+              <w:left w:w="90" w:type="dxa"/>
+              <w:bottom w:w="50" w:type="dxa"/>
+              <w:right w:w="90" w:type="dxa"/>
+            </w:tcMar>
+          </w:tcPr>
+          <w:p>
+            <w:pPr>
+              <w:spacing w:before="20" w:after="20" w:line="247" w:lineRule="auto"/>
+            </w:pPr>
+            <w:r>
+              <w:rPr>
+                <w:rFonts w:ascii="Times New Roman" w:hAnsi="Times New Roman" w:cs="Times New Roman" w:eastAsia="Times New Roman"/>
+                <w:b w:val="0"/>
+                <w:i w:val="0"/>
+                <w:sz w:val="19"/>
+              </w:rPr>
+              <w:t>Denormalised total across all event types.</w:t>
+            </w:r>
+          </w:p>
+        </w:tc>
+        <w:tc>
+          <w:tcPr>
+            <w:tcW w:type="dxa" w:w="1296"/>
+            <w:tcMar>
+              <w:top w:w="50" w:type="dxa"/>
+              <w:left w:w="90" w:type="dxa"/>
+              <w:bottom w:w="50" w:type="dxa"/>
+              <w:right w:w="90" w:type="dxa"/>
+            </w:tcMar>
+          </w:tcPr>
+          <w:p>
+            <w:pPr>
+              <w:spacing w:before="20" w:after="20" w:line="247" w:lineRule="auto"/>
+            </w:pPr>
+            <w:r>
+              <w:rPr>
+                <w:rFonts w:ascii="Times New Roman" w:hAnsi="Times New Roman" w:cs="Times New Roman" w:eastAsia="Times New Roman"/>
+                <w:b w:val="0"/>
+                <w:i w:val="0"/>
+                <w:sz w:val="19"/>
+              </w:rPr>
+              <w:t>Proposed</w:t>
+            </w:r>
+          </w:p>
+        </w:tc>
+      </w:tr>
+      <w:tr>
+        <w:trPr>
+          <w:cantSplit/>
+        </w:trPr>
+        <w:tc>
+          <w:tcPr>
+            <w:tcW w:type="dxa" w:w="1901"/>
+            <w:tcMar>
+              <w:top w:w="50" w:type="dxa"/>
+              <w:left w:w="90" w:type="dxa"/>
+              <w:bottom w:w="50" w:type="dxa"/>
+              <w:right w:w="90" w:type="dxa"/>
+            </w:tcMar>
+          </w:tcPr>
+          <w:p>
+            <w:pPr>
+              <w:spacing w:before="20" w:after="20" w:line="247" w:lineRule="auto"/>
+            </w:pPr>
+            <w:r>
+              <w:rPr>
+                <w:rFonts w:ascii="Times New Roman" w:hAnsi="Times New Roman" w:cs="Times New Roman" w:eastAsia="Times New Roman"/>
+                <w:b/>
+                <w:i w:val="0"/>
+                <w:sz w:val="19"/>
+              </w:rPr>
+              <w:t>lastActivityAt</w:t>
+            </w:r>
+          </w:p>
+        </w:tc>
+        <w:tc>
+          <w:tcPr>
+            <w:tcW w:type="dxa" w:w="5832"/>
+            <w:tcMar>
+              <w:top w:w="50" w:type="dxa"/>
+              <w:left w:w="90" w:type="dxa"/>
+              <w:bottom w:w="50" w:type="dxa"/>
+              <w:right w:w="90" w:type="dxa"/>
+            </w:tcMar>
+          </w:tcPr>
+          <w:p>
+            <w:pPr>
+              <w:spacing w:before="20" w:after="20" w:line="247" w:lineRule="auto"/>
+            </w:pPr>
+            <w:r>
+              <w:rPr>
+                <w:rFonts w:ascii="Times New Roman" w:hAnsi="Times New Roman" w:cs="Times New Roman" w:eastAsia="Times New Roman"/>
+                <w:b w:val="0"/>
+                <w:i w:val="0"/>
+                <w:sz w:val="19"/>
+              </w:rPr>
+              <w:t>Timestamp of the most recent authorised request.</w:t>
+            </w:r>
+          </w:p>
+        </w:tc>
+        <w:tc>
+          <w:tcPr>
+            <w:tcW w:type="dxa" w:w="1296"/>
+            <w:tcMar>
+              <w:top w:w="50" w:type="dxa"/>
+              <w:left w:w="90" w:type="dxa"/>
+              <w:bottom w:w="50" w:type="dxa"/>
+              <w:right w:w="90" w:type="dxa"/>
+            </w:tcMar>
+          </w:tcPr>
+          <w:p>
+            <w:pPr>
+              <w:spacing w:before="20" w:after="20" w:line="247" w:lineRule="auto"/>
+            </w:pPr>
+            <w:r>
+              <w:rPr>
+                <w:rFonts w:ascii="Times New Roman" w:hAnsi="Times New Roman" w:cs="Times New Roman" w:eastAsia="Times New Roman"/>
+                <w:b w:val="0"/>
+                <w:i w:val="0"/>
+                <w:sz w:val="19"/>
+              </w:rPr>
+              <w:t>Proposed</w:t>
+            </w:r>
+          </w:p>
+        </w:tc>
+      </w:tr>
+    </w:tbl>
+    <w:p>
+      <w:pPr>
+        <w:spacing w:after="80"/>
+      </w:pPr>
+      <w:r>
+        <w:rPr>
+          <w:rFonts w:ascii="Times New Roman" w:hAnsi="Times New Roman" w:cs="Times New Roman" w:eastAsia="Times New Roman"/>
+          <w:b w:val="0"/>
+          <w:i w:val="0"/>
+          <w:sz w:val="12"/>
+        </w:rPr>
+      </w:r>
+    </w:p>
+    <w:p>
+      <w:pPr>
+        <w:spacing w:before="60" w:after="40" w:line="259" w:lineRule="auto"/>
+      </w:pPr>
+      <w:r>
+        <w:rPr>
+          <w:rFonts w:ascii="Times New Roman" w:hAnsi="Times New Roman" w:cs="Times New Roman" w:eastAsia="Times New Roman"/>
+          <w:b/>
+          <w:i w:val="0"/>
+          <w:sz w:val="21"/>
+        </w:rPr>
+        <w:t>Integrity event  —  stored today as ExamViolation</w:t>
+      </w:r>
+    </w:p>
+    <w:tbl>
+      <w:tblPr>
+        <w:tblLook w:firstColumn="1" w:firstRow="1" w:lastColumn="0" w:lastRow="0" w:noHBand="0" w:noVBand="1" w:val="04A0"/>
+        <w:tblBorders>
+          <w:top w:val="single" w:sz="4" w:color="auto"/>
+          <w:left w:val="single" w:sz="4" w:color="auto"/>
+          <w:bottom w:val="single" w:sz="4" w:color="auto"/>
+          <w:right w:val="single" w:sz="4" w:color="auto"/>
+          <w:insideH w:val="single" w:sz="4" w:color="auto"/>
+          <w:insideV w:val="single" w:sz="4" w:color="auto"/>
+        </w:tblBorders>
+        <w:tblW w:w="9028" w:type="dxa"/>
+        <w:tblLayout w:type="fixed"/>
+      </w:tblPr>
+      <w:tblGrid>
+        <w:gridCol w:w="1900"/>
+        <w:gridCol w:w="5832"/>
+        <w:gridCol w:w="1296"/>
+      </w:tblGrid>
+      <w:tr>
+        <w:trPr>
+          <w:cantSplit/>
+          <w:tblHeader/>
+        </w:trPr>
+        <w:tc>
+          <w:tcPr>
+            <w:tcW w:type="dxa" w:w="1901"/>
+            <w:shd w:val="clear" w:color="auto" w:fill="E8E8E8"/>
+            <w:tcMar>
+              <w:top w:w="50" w:type="dxa"/>
+              <w:left w:w="90" w:type="dxa"/>
+              <w:bottom w:w="50" w:type="dxa"/>
+              <w:right w:w="90" w:type="dxa"/>
+            </w:tcMar>
+          </w:tcPr>
+          <w:p>
+            <w:pPr>
+              <w:spacing w:before="20" w:after="20"/>
+            </w:pPr>
+            <w:r>
+              <w:rPr>
+                <w:rFonts w:ascii="Times New Roman" w:hAnsi="Times New Roman" w:cs="Times New Roman" w:eastAsia="Times New Roman"/>
+                <w:b/>
+                <w:i w:val="0"/>
+                <w:sz w:val="19"/>
+              </w:rPr>
+              <w:t>Field</w:t>
+            </w:r>
+          </w:p>
+        </w:tc>
+        <w:tc>
+          <w:tcPr>
+            <w:tcW w:type="dxa" w:w="5832"/>
+            <w:shd w:val="clear" w:color="auto" w:fill="E8E8E8"/>
+            <w:tcMar>
+              <w:top w:w="50" w:type="dxa"/>
+              <w:left w:w="90" w:type="dxa"/>
+              <w:bottom w:w="50" w:type="dxa"/>
+              <w:right w:w="90" w:type="dxa"/>
+            </w:tcMar>
+          </w:tcPr>
+          <w:p>
+            <w:pPr>
+              <w:spacing w:before="20" w:after="20"/>
+            </w:pPr>
+            <w:r>
+              <w:rPr>
+                <w:rFonts w:ascii="Times New Roman" w:hAnsi="Times New Roman" w:cs="Times New Roman" w:eastAsia="Times New Roman"/>
+                <w:b/>
+                <w:i w:val="0"/>
+                <w:sz w:val="19"/>
+              </w:rPr>
+              <w:t>Meaning</w:t>
+            </w:r>
+          </w:p>
+        </w:tc>
+        <w:tc>
+          <w:tcPr>
+            <w:tcW w:type="dxa" w:w="1296"/>
+            <w:shd w:val="clear" w:color="auto" w:fill="E8E8E8"/>
+            <w:tcMar>
+              <w:top w:w="50" w:type="dxa"/>
+              <w:left w:w="90" w:type="dxa"/>
+              <w:bottom w:w="50" w:type="dxa"/>
+              <w:right w:w="90" w:type="dxa"/>
+            </w:tcMar>
+          </w:tcPr>
+          <w:p>
+            <w:pPr>
+              <w:spacing w:before="20" w:after="20"/>
+            </w:pPr>
+            <w:r>
+              <w:rPr>
+                <w:rFonts w:ascii="Times New Roman" w:hAnsi="Times New Roman" w:cs="Times New Roman" w:eastAsia="Times New Roman"/>
+                <w:b/>
+                <w:i w:val="0"/>
+                <w:sz w:val="19"/>
+              </w:rPr>
+              <w:t>Status</w:t>
+            </w:r>
+          </w:p>
+        </w:tc>
+      </w:tr>
+      <w:tr>
+        <w:trPr>
+          <w:cantSplit/>
+        </w:trPr>
+        <w:tc>
+          <w:tcPr>
+            <w:tcW w:type="dxa" w:w="1901"/>
+            <w:tcMar>
+              <w:top w:w="50" w:type="dxa"/>
+              <w:left w:w="90" w:type="dxa"/>
+              <w:bottom w:w="50" w:type="dxa"/>
+              <w:right w:w="90" w:type="dxa"/>
+            </w:tcMar>
+          </w:tcPr>
+          <w:p>
+            <w:pPr>
+              <w:spacing w:before="20" w:after="20" w:line="247" w:lineRule="auto"/>
+            </w:pPr>
+            <w:r>
+              <w:rPr>
+                <w:rFonts w:ascii="Times New Roman" w:hAnsi="Times New Roman" w:cs="Times New Roman" w:eastAsia="Times New Roman"/>
+                <w:b/>
+                <w:i w:val="0"/>
+                <w:sz w:val="19"/>
+              </w:rPr>
+              <w:t>id</w:t>
+            </w:r>
+          </w:p>
+        </w:tc>
+        <w:tc>
+          <w:tcPr>
+            <w:tcW w:type="dxa" w:w="5832"/>
+            <w:tcMar>
+              <w:top w:w="50" w:type="dxa"/>
+              <w:left w:w="90" w:type="dxa"/>
+              <w:bottom w:w="50" w:type="dxa"/>
+              <w:right w:w="90" w:type="dxa"/>
+            </w:tcMar>
+          </w:tcPr>
+          <w:p>
+            <w:pPr>
+              <w:spacing w:before="20" w:after="20" w:line="247" w:lineRule="auto"/>
+            </w:pPr>
+            <w:r>
+              <w:rPr>
+                <w:rFonts w:ascii="Times New Roman" w:hAnsi="Times New Roman" w:cs="Times New Roman" w:eastAsia="Times New Roman"/>
+                <w:b w:val="0"/>
+                <w:i w:val="0"/>
+                <w:sz w:val="19"/>
+              </w:rPr>
+              <w:t>Event identifier.</w:t>
+            </w:r>
+          </w:p>
+        </w:tc>
+        <w:tc>
+          <w:tcPr>
+            <w:tcW w:type="dxa" w:w="1296"/>
+            <w:tcMar>
+              <w:top w:w="50" w:type="dxa"/>
+              <w:left w:w="90" w:type="dxa"/>
+              <w:bottom w:w="50" w:type="dxa"/>
+              <w:right w:w="90" w:type="dxa"/>
+            </w:tcMar>
+          </w:tcPr>
+          <w:p>
+            <w:pPr>
+              <w:spacing w:before="20" w:after="20" w:line="247" w:lineRule="auto"/>
+            </w:pPr>
+            <w:r>
+              <w:rPr>
+                <w:rFonts w:ascii="Times New Roman" w:hAnsi="Times New Roman" w:cs="Times New Roman" w:eastAsia="Times New Roman"/>
+                <w:b w:val="0"/>
+                <w:i w:val="0"/>
+                <w:sz w:val="19"/>
+              </w:rPr>
+              <w:t>Implemented</w:t>
+            </w:r>
+          </w:p>
+        </w:tc>
+      </w:tr>
+      <w:tr>
+        <w:trPr>
+          <w:cantSplit/>
+        </w:trPr>
+        <w:tc>
+          <w:tcPr>
+            <w:tcW w:type="dxa" w:w="1901"/>
+            <w:tcMar>
+              <w:top w:w="50" w:type="dxa"/>
+              <w:left w:w="90" w:type="dxa"/>
+              <w:bottom w:w="50" w:type="dxa"/>
+              <w:right w:w="90" w:type="dxa"/>
+            </w:tcMar>
+          </w:tcPr>
+          <w:p>
+            <w:pPr>
+              <w:spacing w:before="20" w:after="20" w:line="247" w:lineRule="auto"/>
+            </w:pPr>
+            <w:r>
+              <w:rPr>
+                <w:rFonts w:ascii="Times New Roman" w:hAnsi="Times New Roman" w:cs="Times New Roman" w:eastAsia="Times New Roman"/>
+                <w:b/>
+                <w:i w:val="0"/>
+                <w:sz w:val="19"/>
+              </w:rPr>
+              <w:t>studentId</w:t>
+            </w:r>
+          </w:p>
+        </w:tc>
+        <w:tc>
+          <w:tcPr>
+            <w:tcW w:type="dxa" w:w="5832"/>
+            <w:tcMar>
+              <w:top w:w="50" w:type="dxa"/>
+              <w:left w:w="90" w:type="dxa"/>
+              <w:bottom w:w="50" w:type="dxa"/>
+              <w:right w:w="90" w:type="dxa"/>
+            </w:tcMar>
+          </w:tcPr>
+          <w:p>
+            <w:pPr>
+              <w:spacing w:before="20" w:after="20" w:line="247" w:lineRule="auto"/>
+            </w:pPr>
+            <w:r>
+              <w:rPr>
+                <w:rFonts w:ascii="Times New Roman" w:hAnsi="Times New Roman" w:cs="Times New Roman" w:eastAsia="Times New Roman"/>
+                <w:b w:val="0"/>
+                <w:i w:val="0"/>
+                <w:sz w:val="19"/>
+              </w:rPr>
+              <w:t>Student the event belongs to.</w:t>
+            </w:r>
+          </w:p>
+        </w:tc>
+        <w:tc>
+          <w:tcPr>
+            <w:tcW w:type="dxa" w:w="1296"/>
+            <w:tcMar>
+              <w:top w:w="50" w:type="dxa"/>
+              <w:left w:w="90" w:type="dxa"/>
+              <w:bottom w:w="50" w:type="dxa"/>
+              <w:right w:w="90" w:type="dxa"/>
+            </w:tcMar>
+          </w:tcPr>
+          <w:p>
+            <w:pPr>
+              <w:spacing w:before="20" w:after="20" w:line="247" w:lineRule="auto"/>
+            </w:pPr>
+            <w:r>
+              <w:rPr>
+                <w:rFonts w:ascii="Times New Roman" w:hAnsi="Times New Roman" w:cs="Times New Roman" w:eastAsia="Times New Roman"/>
+                <w:b w:val="0"/>
+                <w:i w:val="0"/>
+                <w:sz w:val="19"/>
+              </w:rPr>
+              <w:t>Implemented</w:t>
+            </w:r>
+          </w:p>
+        </w:tc>
+      </w:tr>
+      <w:tr>
+        <w:trPr>
+          <w:cantSplit/>
+        </w:trPr>
+        <w:tc>
+          <w:tcPr>
+            <w:tcW w:type="dxa" w:w="1901"/>
+            <w:tcMar>
+              <w:top w:w="50" w:type="dxa"/>
+              <w:left w:w="90" w:type="dxa"/>
+              <w:bottom w:w="50" w:type="dxa"/>
+              <w:right w:w="90" w:type="dxa"/>
+            </w:tcMar>
+          </w:tcPr>
+          <w:p>
+            <w:pPr>
+              <w:spacing w:before="20" w:after="20" w:line="247" w:lineRule="auto"/>
+            </w:pPr>
+            <w:r>
+              <w:rPr>
+                <w:rFonts w:ascii="Times New Roman" w:hAnsi="Times New Roman" w:cs="Times New Roman" w:eastAsia="Times New Roman"/>
+                <w:b/>
+                <w:i w:val="0"/>
+                <w:sz w:val="19"/>
+              </w:rPr>
+              <w:t>labId</w:t>
+            </w:r>
+          </w:p>
+        </w:tc>
+        <w:tc>
+          <w:tcPr>
+            <w:tcW w:type="dxa" w:w="5832"/>
+            <w:tcMar>
+              <w:top w:w="50" w:type="dxa"/>
+              <w:left w:w="90" w:type="dxa"/>
+              <w:bottom w:w="50" w:type="dxa"/>
+              <w:right w:w="90" w:type="dxa"/>
+            </w:tcMar>
+          </w:tcPr>
+          <w:p>
+            <w:pPr>
+              <w:spacing w:before="20" w:after="20" w:line="247" w:lineRule="auto"/>
+            </w:pPr>
+            <w:r>
+              <w:rPr>
+                <w:rFonts w:ascii="Times New Roman" w:hAnsi="Times New Roman" w:cs="Times New Roman" w:eastAsia="Times New Roman"/>
+                <w:b w:val="0"/>
+                <w:i w:val="0"/>
+                <w:sz w:val="19"/>
+              </w:rPr>
+              <w:t>Exam the event belongs to.</w:t>
+            </w:r>
+          </w:p>
+        </w:tc>
+        <w:tc>
+          <w:tcPr>
+            <w:tcW w:type="dxa" w:w="1296"/>
+            <w:tcMar>
+              <w:top w:w="50" w:type="dxa"/>
+              <w:left w:w="90" w:type="dxa"/>
+              <w:bottom w:w="50" w:type="dxa"/>
+              <w:right w:w="90" w:type="dxa"/>
+            </w:tcMar>
+          </w:tcPr>
+          <w:p>
+            <w:pPr>
+              <w:spacing w:before="20" w:after="20" w:line="247" w:lineRule="auto"/>
+            </w:pPr>
+            <w:r>
+              <w:rPr>
+                <w:rFonts w:ascii="Times New Roman" w:hAnsi="Times New Roman" w:cs="Times New Roman" w:eastAsia="Times New Roman"/>
+                <w:b w:val="0"/>
+                <w:i w:val="0"/>
+                <w:sz w:val="19"/>
+              </w:rPr>
+              <w:t>Implemented</w:t>
+            </w:r>
+          </w:p>
+        </w:tc>
+      </w:tr>
+      <w:tr>
+        <w:trPr>
+          <w:cantSplit/>
+        </w:trPr>
+        <w:tc>
+          <w:tcPr>
+            <w:tcW w:type="dxa" w:w="1901"/>
+            <w:tcMar>
+              <w:top w:w="50" w:type="dxa"/>
+              <w:left w:w="90" w:type="dxa"/>
+              <w:bottom w:w="50" w:type="dxa"/>
+              <w:right w:w="90" w:type="dxa"/>
+            </w:tcMar>
+          </w:tcPr>
+          <w:p>
+            <w:pPr>
+              <w:spacing w:before="20" w:after="20" w:line="247" w:lineRule="auto"/>
+            </w:pPr>
+            <w:r>
+              <w:rPr>
+                <w:rFonts w:ascii="Times New Roman" w:hAnsi="Times New Roman" w:cs="Times New Roman" w:eastAsia="Times New Roman"/>
+                <w:b/>
+                <w:i w:val="0"/>
+                <w:sz w:val="19"/>
+              </w:rPr>
+              <w:t>type</w:t>
+            </w:r>
+          </w:p>
+        </w:tc>
+        <w:tc>
+          <w:tcPr>
+            <w:tcW w:type="dxa" w:w="5832"/>
+            <w:tcMar>
+              <w:top w:w="50" w:type="dxa"/>
+              <w:left w:w="90" w:type="dxa"/>
+              <w:bottom w:w="50" w:type="dxa"/>
+              <w:right w:w="90" w:type="dxa"/>
+            </w:tcMar>
+          </w:tcPr>
+          <w:p>
+            <w:pPr>
+              <w:spacing w:before="20" w:after="20" w:line="247" w:lineRule="auto"/>
+            </w:pPr>
+            <w:r>
+              <w:rPr>
+                <w:rFonts w:ascii="Times New Roman" w:hAnsi="Times New Roman" w:cs="Times New Roman" w:eastAsia="Times New Roman"/>
+                <w:b w:val="0"/>
+                <w:i w:val="0"/>
+                <w:sz w:val="19"/>
+              </w:rPr>
+              <w:t>FULLSCREEN_EXIT, TAB_SWITCH, WINDOW_BLUR, VISIBILITY_HIDDEN, DEVTOOLS_ATTEMPT, CLIPBOARD_BLOCKED.</w:t>
+            </w:r>
+          </w:p>
+        </w:tc>
+        <w:tc>
+          <w:tcPr>
+            <w:tcW w:type="dxa" w:w="1296"/>
+            <w:tcMar>
+              <w:top w:w="50" w:type="dxa"/>
+              <w:left w:w="90" w:type="dxa"/>
+              <w:bottom w:w="50" w:type="dxa"/>
+              <w:right w:w="90" w:type="dxa"/>
+            </w:tcMar>
+          </w:tcPr>
+          <w:p>
+            <w:pPr>
+              <w:spacing w:before="20" w:after="20" w:line="247" w:lineRule="auto"/>
+            </w:pPr>
+            <w:r>
+              <w:rPr>
+                <w:rFonts w:ascii="Times New Roman" w:hAnsi="Times New Roman" w:cs="Times New Roman" w:eastAsia="Times New Roman"/>
+                <w:b w:val="0"/>
+                <w:i w:val="0"/>
+                <w:sz w:val="19"/>
+              </w:rPr>
+              <w:t>Implemented</w:t>
+            </w:r>
+          </w:p>
+        </w:tc>
+      </w:tr>
+      <w:tr>
+        <w:trPr>
+          <w:cantSplit/>
+        </w:trPr>
+        <w:tc>
+          <w:tcPr>
+            <w:tcW w:type="dxa" w:w="1901"/>
+            <w:tcMar>
+              <w:top w:w="50" w:type="dxa"/>
+              <w:left w:w="90" w:type="dxa"/>
+              <w:bottom w:w="50" w:type="dxa"/>
+              <w:right w:w="90" w:type="dxa"/>
+            </w:tcMar>
+          </w:tcPr>
+          <w:p>
+            <w:pPr>
+              <w:spacing w:before="20" w:after="20" w:line="247" w:lineRule="auto"/>
+            </w:pPr>
+            <w:r>
+              <w:rPr>
+                <w:rFonts w:ascii="Times New Roman" w:hAnsi="Times New Roman" w:cs="Times New Roman" w:eastAsia="Times New Roman"/>
+                <w:b/>
+                <w:i w:val="0"/>
+                <w:sz w:val="19"/>
+              </w:rPr>
+              <w:t>details</w:t>
+            </w:r>
+          </w:p>
+        </w:tc>
+        <w:tc>
+          <w:tcPr>
+            <w:tcW w:type="dxa" w:w="5832"/>
+            <w:tcMar>
+              <w:top w:w="50" w:type="dxa"/>
+              <w:left w:w="90" w:type="dxa"/>
+              <w:bottom w:w="50" w:type="dxa"/>
+              <w:right w:w="90" w:type="dxa"/>
+            </w:tcMar>
+          </w:tcPr>
+          <w:p>
+            <w:pPr>
+              <w:spacing w:before="20" w:after="20" w:line="247" w:lineRule="auto"/>
+            </w:pPr>
+            <w:r>
+              <w:rPr>
+                <w:rFonts w:ascii="Times New Roman" w:hAnsi="Times New Roman" w:cs="Times New Roman" w:eastAsia="Times New Roman"/>
+                <w:b w:val="0"/>
+                <w:i w:val="0"/>
+                <w:sz w:val="19"/>
+              </w:rPr>
+              <w:t>Free-text context recorded with the event.</w:t>
+            </w:r>
+          </w:p>
+        </w:tc>
+        <w:tc>
+          <w:tcPr>
+            <w:tcW w:type="dxa" w:w="1296"/>
+            <w:tcMar>
+              <w:top w:w="50" w:type="dxa"/>
+              <w:left w:w="90" w:type="dxa"/>
+              <w:bottom w:w="50" w:type="dxa"/>
+              <w:right w:w="90" w:type="dxa"/>
+            </w:tcMar>
+          </w:tcPr>
+          <w:p>
+            <w:pPr>
+              <w:spacing w:before="20" w:after="20" w:line="247" w:lineRule="auto"/>
+            </w:pPr>
+            <w:r>
+              <w:rPr>
+                <w:rFonts w:ascii="Times New Roman" w:hAnsi="Times New Roman" w:cs="Times New Roman" w:eastAsia="Times New Roman"/>
+                <w:b w:val="0"/>
+                <w:i w:val="0"/>
+                <w:sz w:val="19"/>
+              </w:rPr>
+              <w:t>Implemented</w:t>
+            </w:r>
+          </w:p>
+        </w:tc>
+      </w:tr>
+      <w:tr>
+        <w:trPr>
+          <w:cantSplit/>
+        </w:trPr>
+        <w:tc>
+          <w:tcPr>
+            <w:tcW w:type="dxa" w:w="1901"/>
+            <w:tcMar>
+              <w:top w:w="50" w:type="dxa"/>
+              <w:left w:w="90" w:type="dxa"/>
+              <w:bottom w:w="50" w:type="dxa"/>
+              <w:right w:w="90" w:type="dxa"/>
+            </w:tcMar>
+          </w:tcPr>
+          <w:p>
+            <w:pPr>
+              <w:spacing w:before="20" w:after="20" w:line="247" w:lineRule="auto"/>
+            </w:pPr>
+            <w:r>
+              <w:rPr>
+                <w:rFonts w:ascii="Times New Roman" w:hAnsi="Times New Roman" w:cs="Times New Roman" w:eastAsia="Times New Roman"/>
+                <w:b/>
+                <w:i w:val="0"/>
+                <w:sz w:val="19"/>
+              </w:rPr>
+              <w:t>createdAt</w:t>
+            </w:r>
+          </w:p>
+        </w:tc>
+        <w:tc>
+          <w:tcPr>
+            <w:tcW w:type="dxa" w:w="5832"/>
+            <w:tcMar>
+              <w:top w:w="50" w:type="dxa"/>
+              <w:left w:w="90" w:type="dxa"/>
+              <w:bottom w:w="50" w:type="dxa"/>
+              <w:right w:w="90" w:type="dxa"/>
+            </w:tcMar>
+          </w:tcPr>
+          <w:p>
+            <w:pPr>
+              <w:spacing w:before="20" w:after="20" w:line="247" w:lineRule="auto"/>
+            </w:pPr>
+            <w:r>
+              <w:rPr>
+                <w:rFonts w:ascii="Times New Roman" w:hAnsi="Times New Roman" w:cs="Times New Roman" w:eastAsia="Times New Roman"/>
+                <w:b w:val="0"/>
+                <w:i w:val="0"/>
+                <w:sz w:val="19"/>
+              </w:rPr>
+              <w:t>Server-side timestamp; the basis of the review timeline.</w:t>
+            </w:r>
+          </w:p>
+        </w:tc>
+        <w:tc>
+          <w:tcPr>
+            <w:tcW w:type="dxa" w:w="1296"/>
+            <w:tcMar>
+              <w:top w:w="50" w:type="dxa"/>
+              <w:left w:w="90" w:type="dxa"/>
+              <w:bottom w:w="50" w:type="dxa"/>
+              <w:right w:w="90" w:type="dxa"/>
+            </w:tcMar>
+          </w:tcPr>
+          <w:p>
+            <w:pPr>
+              <w:spacing w:before="20" w:after="20" w:line="247" w:lineRule="auto"/>
+            </w:pPr>
+            <w:r>
+              <w:rPr>
+                <w:rFonts w:ascii="Times New Roman" w:hAnsi="Times New Roman" w:cs="Times New Roman" w:eastAsia="Times New Roman"/>
+                <w:b w:val="0"/>
+                <w:i w:val="0"/>
+                <w:sz w:val="19"/>
+              </w:rPr>
+              <w:t>Implemented</w:t>
+            </w:r>
+          </w:p>
+        </w:tc>
+      </w:tr>
+      <w:tr>
+        <w:trPr>
+          <w:cantSplit/>
+        </w:trPr>
+        <w:tc>
+          <w:tcPr>
+            <w:tcW w:type="dxa" w:w="1901"/>
+            <w:tcMar>
+              <w:top w:w="50" w:type="dxa"/>
+              <w:left w:w="90" w:type="dxa"/>
+              <w:bottom w:w="50" w:type="dxa"/>
+              <w:right w:w="90" w:type="dxa"/>
+            </w:tcMar>
+          </w:tcPr>
+          <w:p>
+            <w:pPr>
+              <w:spacing w:before="20" w:after="20" w:line="247" w:lineRule="auto"/>
+            </w:pPr>
+            <w:r>
+              <w:rPr>
+                <w:rFonts w:ascii="Times New Roman" w:hAnsi="Times New Roman" w:cs="Times New Roman" w:eastAsia="Times New Roman"/>
+                <w:b/>
+                <w:i w:val="0"/>
+                <w:sz w:val="19"/>
+              </w:rPr>
+              <w:t>attemptId</w:t>
+            </w:r>
+          </w:p>
+        </w:tc>
+        <w:tc>
+          <w:tcPr>
+            <w:tcW w:type="dxa" w:w="5832"/>
+            <w:tcMar>
+              <w:top w:w="50" w:type="dxa"/>
+              <w:left w:w="90" w:type="dxa"/>
+              <w:bottom w:w="50" w:type="dxa"/>
+              <w:right w:w="90" w:type="dxa"/>
+            </w:tcMar>
+          </w:tcPr>
+          <w:p>
+            <w:pPr>
+              <w:spacing w:before="20" w:after="20" w:line="247" w:lineRule="auto"/>
+            </w:pPr>
+            <w:r>
+              <w:rPr>
+                <w:rFonts w:ascii="Times New Roman" w:hAnsi="Times New Roman" w:cs="Times New Roman" w:eastAsia="Times New Roman"/>
+                <w:b w:val="0"/>
+                <w:i w:val="0"/>
+                <w:sz w:val="19"/>
+              </w:rPr>
+              <w:t>Direct link to the attempt; today resolved through studentId and labId.</w:t>
+            </w:r>
+          </w:p>
+        </w:tc>
+        <w:tc>
+          <w:tcPr>
+            <w:tcW w:type="dxa" w:w="1296"/>
+            <w:tcMar>
+              <w:top w:w="50" w:type="dxa"/>
+              <w:left w:w="90" w:type="dxa"/>
+              <w:bottom w:w="50" w:type="dxa"/>
+              <w:right w:w="90" w:type="dxa"/>
+            </w:tcMar>
+          </w:tcPr>
+          <w:p>
+            <w:pPr>
+              <w:spacing w:before="20" w:after="20" w:line="247" w:lineRule="auto"/>
+            </w:pPr>
+            <w:r>
+              <w:rPr>
+                <w:rFonts w:ascii="Times New Roman" w:hAnsi="Times New Roman" w:cs="Times New Roman" w:eastAsia="Times New Roman"/>
+                <w:b w:val="0"/>
+                <w:i w:val="0"/>
+                <w:sz w:val="19"/>
+              </w:rPr>
+              <w:t>Proposed</w:t>
+            </w:r>
+          </w:p>
+        </w:tc>
+      </w:tr>
+      <w:tr>
+        <w:trPr>
+          <w:cantSplit/>
+        </w:trPr>
+        <w:tc>
+          <w:tcPr>
+            <w:tcW w:type="dxa" w:w="1901"/>
+            <w:tcMar>
+              <w:top w:w="50" w:type="dxa"/>
+              <w:left w:w="90" w:type="dxa"/>
+              <w:bottom w:w="50" w:type="dxa"/>
+              <w:right w:w="90" w:type="dxa"/>
+            </w:tcMar>
+          </w:tcPr>
+          <w:p>
+            <w:pPr>
+              <w:spacing w:before="20" w:after="20" w:line="247" w:lineRule="auto"/>
+            </w:pPr>
+            <w:r>
+              <w:rPr>
+                <w:rFonts w:ascii="Times New Roman" w:hAnsi="Times New Roman" w:cs="Times New Roman" w:eastAsia="Times New Roman"/>
+                <w:b/>
+                <w:i w:val="0"/>
+                <w:sz w:val="19"/>
+              </w:rPr>
+              <w:t>sessionId</w:t>
+            </w:r>
+          </w:p>
+        </w:tc>
+        <w:tc>
+          <w:tcPr>
+            <w:tcW w:type="dxa" w:w="5832"/>
+            <w:tcMar>
+              <w:top w:w="50" w:type="dxa"/>
+              <w:left w:w="90" w:type="dxa"/>
+              <w:bottom w:w="50" w:type="dxa"/>
+              <w:right w:w="90" w:type="dxa"/>
+            </w:tcMar>
+          </w:tcPr>
+          <w:p>
+            <w:pPr>
+              <w:spacing w:before="20" w:after="20" w:line="247" w:lineRule="auto"/>
+            </w:pPr>
+            <w:r>
+              <w:rPr>
+                <w:rFonts w:ascii="Times New Roman" w:hAnsi="Times New Roman" w:cs="Times New Roman" w:eastAsia="Times New Roman"/>
+                <w:b w:val="0"/>
+                <w:i w:val="0"/>
+                <w:sz w:val="19"/>
+              </w:rPr>
+              <w:t>Session the event was raised in.</w:t>
+            </w:r>
+          </w:p>
+        </w:tc>
+        <w:tc>
+          <w:tcPr>
+            <w:tcW w:type="dxa" w:w="1296"/>
+            <w:tcMar>
+              <w:top w:w="50" w:type="dxa"/>
+              <w:left w:w="90" w:type="dxa"/>
+              <w:bottom w:w="50" w:type="dxa"/>
+              <w:right w:w="90" w:type="dxa"/>
+            </w:tcMar>
+          </w:tcPr>
+          <w:p>
+            <w:pPr>
+              <w:spacing w:before="20" w:after="20" w:line="247" w:lineRule="auto"/>
+            </w:pPr>
+            <w:r>
+              <w:rPr>
+                <w:rFonts w:ascii="Times New Roman" w:hAnsi="Times New Roman" w:cs="Times New Roman" w:eastAsia="Times New Roman"/>
+                <w:b w:val="0"/>
+                <w:i w:val="0"/>
+                <w:sz w:val="19"/>
+              </w:rPr>
+              <w:t>Proposed</w:t>
+            </w:r>
+          </w:p>
+        </w:tc>
+      </w:tr>
+      <w:tr>
+        <w:trPr>
+          <w:cantSplit/>
+        </w:trPr>
+        <w:tc>
+          <w:tcPr>
+            <w:tcW w:type="dxa" w:w="1901"/>
+            <w:tcMar>
+              <w:top w:w="50" w:type="dxa"/>
+              <w:left w:w="90" w:type="dxa"/>
+              <w:bottom w:w="50" w:type="dxa"/>
+              <w:right w:w="90" w:type="dxa"/>
+            </w:tcMar>
+          </w:tcPr>
+          <w:p>
+            <w:pPr>
+              <w:spacing w:before="20" w:after="20" w:line="247" w:lineRule="auto"/>
+            </w:pPr>
+            <w:r>
+              <w:rPr>
+                <w:rFonts w:ascii="Times New Roman" w:hAnsi="Times New Roman" w:cs="Times New Roman" w:eastAsia="Times New Roman"/>
+                <w:b/>
+                <w:i w:val="0"/>
+                <w:sz w:val="19"/>
+              </w:rPr>
+              <w:t>severity</w:t>
+            </w:r>
+          </w:p>
+        </w:tc>
+        <w:tc>
+          <w:tcPr>
+            <w:tcW w:type="dxa" w:w="5832"/>
+            <w:tcMar>
+              <w:top w:w="50" w:type="dxa"/>
+              <w:left w:w="90" w:type="dxa"/>
+              <w:bottom w:w="50" w:type="dxa"/>
+              <w:right w:w="90" w:type="dxa"/>
+            </w:tcMar>
+          </w:tcPr>
+          <w:p>
+            <w:pPr>
+              <w:spacing w:before="20" w:after="20" w:line="247" w:lineRule="auto"/>
+            </w:pPr>
+            <w:r>
+              <w:rPr>
+                <w:rFonts w:ascii="Times New Roman" w:hAnsi="Times New Roman" w:cs="Times New Roman" w:eastAsia="Times New Roman"/>
+                <w:b w:val="0"/>
+                <w:i w:val="0"/>
+                <w:sz w:val="19"/>
+              </w:rPr>
+              <w:t>LOW / MEDIUM / HIGH / CRITICAL classification.</w:t>
+            </w:r>
+          </w:p>
+        </w:tc>
+        <w:tc>
+          <w:tcPr>
+            <w:tcW w:type="dxa" w:w="1296"/>
+            <w:tcMar>
+              <w:top w:w="50" w:type="dxa"/>
+              <w:left w:w="90" w:type="dxa"/>
+              <w:bottom w:w="50" w:type="dxa"/>
+              <w:right w:w="90" w:type="dxa"/>
+            </w:tcMar>
+          </w:tcPr>
+          <w:p>
+            <w:pPr>
+              <w:spacing w:before="20" w:after="20" w:line="247" w:lineRule="auto"/>
+            </w:pPr>
+            <w:r>
+              <w:rPr>
+                <w:rFonts w:ascii="Times New Roman" w:hAnsi="Times New Roman" w:cs="Times New Roman" w:eastAsia="Times New Roman"/>
+                <w:b w:val="0"/>
+                <w:i w:val="0"/>
+                <w:sz w:val="19"/>
+              </w:rPr>
+              <w:t>Proposed</w:t>
+            </w:r>
+          </w:p>
+        </w:tc>
+      </w:tr>
+      <w:tr>
+        <w:trPr>
+          <w:cantSplit/>
+        </w:trPr>
+        <w:tc>
+          <w:tcPr>
+            <w:tcW w:type="dxa" w:w="1901"/>
+            <w:tcMar>
+              <w:top w:w="50" w:type="dxa"/>
+              <w:left w:w="90" w:type="dxa"/>
+              <w:bottom w:w="50" w:type="dxa"/>
+              <w:right w:w="90" w:type="dxa"/>
+            </w:tcMar>
+          </w:tcPr>
+          <w:p>
+            <w:pPr>
+              <w:spacing w:before="20" w:after="20" w:line="247" w:lineRule="auto"/>
+            </w:pPr>
+            <w:r>
+              <w:rPr>
+                <w:rFonts w:ascii="Times New Roman" w:hAnsi="Times New Roman" w:cs="Times New Roman" w:eastAsia="Times New Roman"/>
+                <w:b/>
+                <w:i w:val="0"/>
+                <w:sz w:val="19"/>
+              </w:rPr>
+              <w:t>metadata</w:t>
+            </w:r>
+          </w:p>
+        </w:tc>
+        <w:tc>
+          <w:tcPr>
+            <w:tcW w:type="dxa" w:w="5832"/>
+            <w:tcMar>
+              <w:top w:w="50" w:type="dxa"/>
+              <w:left w:w="90" w:type="dxa"/>
+              <w:bottom w:w="50" w:type="dxa"/>
+              <w:right w:w="90" w:type="dxa"/>
+            </w:tcMar>
+          </w:tcPr>
+          <w:p>
+            <w:pPr>
+              <w:spacing w:before="20" w:after="20" w:line="247" w:lineRule="auto"/>
+            </w:pPr>
+            <w:r>
+              <w:rPr>
+                <w:rFonts w:ascii="Times New Roman" w:hAnsi="Times New Roman" w:cs="Times New Roman" w:eastAsia="Times New Roman"/>
+                <w:b w:val="0"/>
+                <w:i w:val="0"/>
+                <w:sz w:val="19"/>
+              </w:rPr>
+              <w:t>Structured payload replacing the free-text details field.</w:t>
+            </w:r>
+          </w:p>
+        </w:tc>
+        <w:tc>
+          <w:tcPr>
+            <w:tcW w:type="dxa" w:w="1296"/>
+            <w:tcMar>
+              <w:top w:w="50" w:type="dxa"/>
+              <w:left w:w="90" w:type="dxa"/>
+              <w:bottom w:w="50" w:type="dxa"/>
+              <w:right w:w="90" w:type="dxa"/>
+            </w:tcMar>
+          </w:tcPr>
+          <w:p>
+            <w:pPr>
+              <w:spacing w:before="20" w:after="20" w:line="247" w:lineRule="auto"/>
+            </w:pPr>
+            <w:r>
+              <w:rPr>
+                <w:rFonts w:ascii="Times New Roman" w:hAnsi="Times New Roman" w:cs="Times New Roman" w:eastAsia="Times New Roman"/>
+                <w:b w:val="0"/>
+                <w:i w:val="0"/>
+                <w:sz w:val="19"/>
+              </w:rPr>
+              <w:t>Proposed</w:t>
+            </w:r>
+          </w:p>
+        </w:tc>
+      </w:tr>
+    </w:tbl>
+    <w:p>
+      <w:pPr>
+        <w:spacing w:after="120"/>
+      </w:pPr>
+      <w:r>
+        <w:rPr>
+          <w:rFonts w:ascii="Times New Roman" w:hAnsi="Times New Roman" w:cs="Times New Roman" w:eastAsia="Times New Roman"/>
+          <w:b w:val="0"/>
+          <w:i w:val="0"/>
+          <w:sz w:val="12"/>
+        </w:rPr>
+      </w:r>
+    </w:p>
+    <w:p>
+      <w:pPr>
+        <w:spacing w:before="80" w:after="60" w:line="259" w:lineRule="auto"/>
+      </w:pPr>
+      <w:r>
+        <w:rPr>
+          <w:rFonts w:ascii="Times New Roman" w:hAnsi="Times New Roman" w:cs="Times New Roman" w:eastAsia="Times New Roman"/>
+          <w:b/>
+          <w:i w:val="0"/>
+          <w:sz w:val="23"/>
+        </w:rPr>
+        <w:t>C.6  Integrity event taxonomy and severity</w:t>
+      </w:r>
+    </w:p>
+    <w:tbl>
+      <w:tblPr>
+        <w:tblLook w:firstColumn="1" w:firstRow="1" w:lastColumn="0" w:lastRow="0" w:noHBand="0" w:noVBand="1" w:val="04A0"/>
+        <w:tblBorders>
+          <w:top w:val="single" w:sz="4" w:color="auto"/>
+          <w:left w:val="single" w:sz="4" w:color="auto"/>
+          <w:bottom w:val="single" w:sz="4" w:color="auto"/>
+          <w:right w:val="single" w:sz="4" w:color="auto"/>
+          <w:insideH w:val="single" w:sz="4" w:color="auto"/>
+          <w:insideV w:val="single" w:sz="4" w:color="auto"/>
+        </w:tblBorders>
+        <w:tblW w:w="9028" w:type="dxa"/>
+        <w:tblLayout w:type="fixed"/>
+      </w:tblPr>
+      <w:tblGrid>
+        <w:gridCol w:w="1224"/>
+        <w:gridCol w:w="4924"/>
+        <w:gridCol w:w="2880"/>
+      </w:tblGrid>
+      <w:tr>
+        <w:trPr>
+          <w:cantSplit/>
+          <w:tblHeader/>
+        </w:trPr>
+        <w:tc>
+          <w:tcPr>
+            <w:tcW w:type="dxa" w:w="1224"/>
+            <w:shd w:val="clear" w:color="auto" w:fill="E8E8E8"/>
+            <w:tcMar>
+              <w:top w:w="50" w:type="dxa"/>
+              <w:left w:w="90" w:type="dxa"/>
+              <w:bottom w:w="50" w:type="dxa"/>
+              <w:right w:w="90" w:type="dxa"/>
+            </w:tcMar>
+          </w:tcPr>
+          <w:p>
+            <w:pPr>
+              <w:spacing w:before="20" w:after="20"/>
+            </w:pPr>
+            <w:r>
+              <w:rPr>
+                <w:rFonts w:ascii="Times New Roman" w:hAnsi="Times New Roman" w:cs="Times New Roman" w:eastAsia="Times New Roman"/>
+                <w:b/>
+                <w:i w:val="0"/>
+                <w:sz w:val="19"/>
+              </w:rPr>
+              <w:t>Severity</w:t>
+            </w:r>
+          </w:p>
+        </w:tc>
+        <w:tc>
+          <w:tcPr>
+            <w:tcW w:type="dxa" w:w="4925"/>
+            <w:shd w:val="clear" w:color="auto" w:fill="E8E8E8"/>
+            <w:tcMar>
+              <w:top w:w="50" w:type="dxa"/>
+              <w:left w:w="90" w:type="dxa"/>
+              <w:bottom w:w="50" w:type="dxa"/>
+              <w:right w:w="90" w:type="dxa"/>
+            </w:tcMar>
+          </w:tcPr>
+          <w:p>
+            <w:pPr>
+              <w:spacing w:before="20" w:after="20"/>
+            </w:pPr>
+            <w:r>
+              <w:rPr>
+                <w:rFonts w:ascii="Times New Roman" w:hAnsi="Times New Roman" w:cs="Times New Roman" w:eastAsia="Times New Roman"/>
+                <w:b/>
+                <w:i w:val="0"/>
+                <w:sz w:val="19"/>
+              </w:rPr>
+              <w:t>Event</w:t>
+            </w:r>
+          </w:p>
+        </w:tc>
+        <w:tc>
+          <w:tcPr>
+            <w:tcW w:type="dxa" w:w="2880"/>
+            <w:shd w:val="clear" w:color="auto" w:fill="E8E8E8"/>
+            <w:tcMar>
+              <w:top w:w="50" w:type="dxa"/>
+              <w:left w:w="90" w:type="dxa"/>
+              <w:bottom w:w="50" w:type="dxa"/>
+              <w:right w:w="90" w:type="dxa"/>
+            </w:tcMar>
+          </w:tcPr>
+          <w:p>
+            <w:pPr>
+              <w:spacing w:before="20" w:after="20"/>
+            </w:pPr>
+            <w:r>
+              <w:rPr>
+                <w:rFonts w:ascii="Times New Roman" w:hAnsi="Times New Roman" w:cs="Times New Roman" w:eastAsia="Times New Roman"/>
+                <w:b/>
+                <w:i w:val="0"/>
+                <w:sz w:val="19"/>
+              </w:rPr>
+              <w:t>Recorded today?</w:t>
+            </w:r>
+          </w:p>
+        </w:tc>
+      </w:tr>
+      <w:tr>
+        <w:trPr>
+          <w:cantSplit/>
+        </w:trPr>
+        <w:tc>
+          <w:tcPr>
+            <w:tcW w:type="dxa" w:w="1224"/>
+            <w:tcMar>
+              <w:top w:w="50" w:type="dxa"/>
+              <w:left w:w="90" w:type="dxa"/>
+              <w:bottom w:w="50" w:type="dxa"/>
+              <w:right w:w="90" w:type="dxa"/>
+            </w:tcMar>
+          </w:tcPr>
+          <w:p>
+            <w:pPr>
+              <w:spacing w:before="20" w:after="20" w:line="247" w:lineRule="auto"/>
+            </w:pPr>
+            <w:r>
+              <w:rPr>
+                <w:rFonts w:ascii="Times New Roman" w:hAnsi="Times New Roman" w:cs="Times New Roman" w:eastAsia="Times New Roman"/>
+                <w:b/>
+                <w:i w:val="0"/>
+                <w:sz w:val="19"/>
+              </w:rPr>
+              <w:t>LOW</w:t>
+            </w:r>
+          </w:p>
+        </w:tc>
+        <w:tc>
+          <w:tcPr>
+            <w:tcW w:type="dxa" w:w="4925"/>
+            <w:tcMar>
+              <w:top w:w="50" w:type="dxa"/>
+              <w:left w:w="90" w:type="dxa"/>
+              <w:bottom w:w="50" w:type="dxa"/>
+              <w:right w:w="90" w:type="dxa"/>
+            </w:tcMar>
+          </w:tcPr>
+          <w:p>
+            <w:pPr>
+              <w:spacing w:before="20" w:after="20" w:line="247" w:lineRule="auto"/>
+            </w:pPr>
+            <w:r>
+              <w:rPr>
+                <w:rFonts w:ascii="Times New Roman" w:hAnsi="Times New Roman" w:cs="Times New Roman" w:eastAsia="Times New Roman"/>
+                <w:b w:val="0"/>
+                <w:i w:val="0"/>
+                <w:sz w:val="19"/>
+              </w:rPr>
+              <w:t>Copy attempt</w:t>
+            </w:r>
+          </w:p>
+        </w:tc>
+        <w:tc>
+          <w:tcPr>
+            <w:tcW w:type="dxa" w:w="2880"/>
+            <w:tcMar>
+              <w:top w:w="50" w:type="dxa"/>
+              <w:left w:w="90" w:type="dxa"/>
+              <w:bottom w:w="50" w:type="dxa"/>
+              <w:right w:w="90" w:type="dxa"/>
+            </w:tcMar>
+          </w:tcPr>
+          <w:p>
+            <w:pPr>
+              <w:spacing w:before="20" w:after="20" w:line="247" w:lineRule="auto"/>
+            </w:pPr>
+            <w:r>
+              <w:rPr>
+                <w:rFonts w:ascii="Times New Roman" w:hAnsi="Times New Roman" w:cs="Times New Roman" w:eastAsia="Times New Roman"/>
+                <w:b w:val="0"/>
+                <w:i w:val="0"/>
+                <w:sz w:val="19"/>
+              </w:rPr>
+              <w:t>Blocked; logging proposed</w:t>
+            </w:r>
+          </w:p>
+        </w:tc>
+      </w:tr>
+      <w:tr>
+        <w:trPr>
+          <w:cantSplit/>
+        </w:trPr>
+        <w:tc>
+          <w:tcPr>
+            <w:tcW w:type="dxa" w:w="1224"/>
+            <w:tcMar>
+              <w:top w:w="50" w:type="dxa"/>
+              <w:left w:w="90" w:type="dxa"/>
+              <w:bottom w:w="50" w:type="dxa"/>
+              <w:right w:w="90" w:type="dxa"/>
+            </w:tcMar>
+          </w:tcPr>
+          <w:p>
+            <w:pPr>
+              <w:spacing w:before="20" w:after="20" w:line="247" w:lineRule="auto"/>
+            </w:pPr>
+            <w:r>
+              <w:rPr>
+                <w:rFonts w:ascii="Times New Roman" w:hAnsi="Times New Roman" w:cs="Times New Roman" w:eastAsia="Times New Roman"/>
+                <w:b/>
+                <w:i w:val="0"/>
+                <w:sz w:val="19"/>
+              </w:rPr>
+              <w:t>LOW</w:t>
+            </w:r>
+          </w:p>
+        </w:tc>
+        <w:tc>
+          <w:tcPr>
+            <w:tcW w:type="dxa" w:w="4925"/>
+            <w:tcMar>
+              <w:top w:w="50" w:type="dxa"/>
+              <w:left w:w="90" w:type="dxa"/>
+              <w:bottom w:w="50" w:type="dxa"/>
+              <w:right w:w="90" w:type="dxa"/>
+            </w:tcMar>
+          </w:tcPr>
+          <w:p>
+            <w:pPr>
+              <w:spacing w:before="20" w:after="20" w:line="247" w:lineRule="auto"/>
+            </w:pPr>
+            <w:r>
+              <w:rPr>
+                <w:rFonts w:ascii="Times New Roman" w:hAnsi="Times New Roman" w:cs="Times New Roman" w:eastAsia="Times New Roman"/>
+                <w:b w:val="0"/>
+                <w:i w:val="0"/>
+                <w:sz w:val="19"/>
+              </w:rPr>
+              <w:t>Cut attempt</w:t>
+            </w:r>
+          </w:p>
+        </w:tc>
+        <w:tc>
+          <w:tcPr>
+            <w:tcW w:type="dxa" w:w="2880"/>
+            <w:tcMar>
+              <w:top w:w="50" w:type="dxa"/>
+              <w:left w:w="90" w:type="dxa"/>
+              <w:bottom w:w="50" w:type="dxa"/>
+              <w:right w:w="90" w:type="dxa"/>
+            </w:tcMar>
+          </w:tcPr>
+          <w:p>
+            <w:pPr>
+              <w:spacing w:before="20" w:after="20" w:line="247" w:lineRule="auto"/>
+            </w:pPr>
+            <w:r>
+              <w:rPr>
+                <w:rFonts w:ascii="Times New Roman" w:hAnsi="Times New Roman" w:cs="Times New Roman" w:eastAsia="Times New Roman"/>
+                <w:b w:val="0"/>
+                <w:i w:val="0"/>
+                <w:sz w:val="19"/>
+              </w:rPr>
+              <w:t>Blocked; logging proposed</w:t>
+            </w:r>
+          </w:p>
+        </w:tc>
+      </w:tr>
+      <w:tr>
+        <w:trPr>
+          <w:cantSplit/>
+        </w:trPr>
+        <w:tc>
+          <w:tcPr>
+            <w:tcW w:type="dxa" w:w="1224"/>
+            <w:tcMar>
+              <w:top w:w="50" w:type="dxa"/>
+              <w:left w:w="90" w:type="dxa"/>
+              <w:bottom w:w="50" w:type="dxa"/>
+              <w:right w:w="90" w:type="dxa"/>
+            </w:tcMar>
+          </w:tcPr>
+          <w:p>
+            <w:pPr>
+              <w:spacing w:before="20" w:after="20" w:line="247" w:lineRule="auto"/>
+            </w:pPr>
+            <w:r>
+              <w:rPr>
+                <w:rFonts w:ascii="Times New Roman" w:hAnsi="Times New Roman" w:cs="Times New Roman" w:eastAsia="Times New Roman"/>
+                <w:b/>
+                <w:i w:val="0"/>
+                <w:sz w:val="19"/>
+              </w:rPr>
+              <w:t>LOW</w:t>
+            </w:r>
+          </w:p>
+        </w:tc>
+        <w:tc>
+          <w:tcPr>
+            <w:tcW w:type="dxa" w:w="4925"/>
+            <w:tcMar>
+              <w:top w:w="50" w:type="dxa"/>
+              <w:left w:w="90" w:type="dxa"/>
+              <w:bottom w:w="50" w:type="dxa"/>
+              <w:right w:w="90" w:type="dxa"/>
+            </w:tcMar>
+          </w:tcPr>
+          <w:p>
+            <w:pPr>
+              <w:spacing w:before="20" w:after="20" w:line="247" w:lineRule="auto"/>
+            </w:pPr>
+            <w:r>
+              <w:rPr>
+                <w:rFonts w:ascii="Times New Roman" w:hAnsi="Times New Roman" w:cs="Times New Roman" w:eastAsia="Times New Roman"/>
+                <w:b w:val="0"/>
+                <w:i w:val="0"/>
+                <w:sz w:val="19"/>
+              </w:rPr>
+              <w:t>Context-menu attempt</w:t>
+            </w:r>
+          </w:p>
+        </w:tc>
+        <w:tc>
+          <w:tcPr>
+            <w:tcW w:type="dxa" w:w="2880"/>
+            <w:tcMar>
+              <w:top w:w="50" w:type="dxa"/>
+              <w:left w:w="90" w:type="dxa"/>
+              <w:bottom w:w="50" w:type="dxa"/>
+              <w:right w:w="90" w:type="dxa"/>
+            </w:tcMar>
+          </w:tcPr>
+          <w:p>
+            <w:pPr>
+              <w:spacing w:before="20" w:after="20" w:line="247" w:lineRule="auto"/>
+            </w:pPr>
+            <w:r>
+              <w:rPr>
+                <w:rFonts w:ascii="Times New Roman" w:hAnsi="Times New Roman" w:cs="Times New Roman" w:eastAsia="Times New Roman"/>
+                <w:b w:val="0"/>
+                <w:i w:val="0"/>
+                <w:sz w:val="19"/>
+              </w:rPr>
+              <w:t>Blocked; logging proposed</w:t>
+            </w:r>
+          </w:p>
+        </w:tc>
+      </w:tr>
+      <w:tr>
+        <w:trPr>
+          <w:cantSplit/>
+        </w:trPr>
+        <w:tc>
+          <w:tcPr>
+            <w:tcW w:type="dxa" w:w="1224"/>
+            <w:tcMar>
+              <w:top w:w="50" w:type="dxa"/>
+              <w:left w:w="90" w:type="dxa"/>
+              <w:bottom w:w="50" w:type="dxa"/>
+              <w:right w:w="90" w:type="dxa"/>
+            </w:tcMar>
+          </w:tcPr>
+          <w:p>
+            <w:pPr>
+              <w:spacing w:before="20" w:after="20" w:line="247" w:lineRule="auto"/>
+            </w:pPr>
+            <w:r>
+              <w:rPr>
+                <w:rFonts w:ascii="Times New Roman" w:hAnsi="Times New Roman" w:cs="Times New Roman" w:eastAsia="Times New Roman"/>
+                <w:b/>
+                <w:i w:val="0"/>
+                <w:sz w:val="19"/>
+              </w:rPr>
+              <w:t>LOW</w:t>
+            </w:r>
+          </w:p>
+        </w:tc>
+        <w:tc>
+          <w:tcPr>
+            <w:tcW w:type="dxa" w:w="4925"/>
+            <w:tcMar>
+              <w:top w:w="50" w:type="dxa"/>
+              <w:left w:w="90" w:type="dxa"/>
+              <w:bottom w:w="50" w:type="dxa"/>
+              <w:right w:w="90" w:type="dxa"/>
+            </w:tcMar>
+          </w:tcPr>
+          <w:p>
+            <w:pPr>
+              <w:spacing w:before="20" w:after="20" w:line="247" w:lineRule="auto"/>
+            </w:pPr>
+            <w:r>
+              <w:rPr>
+                <w:rFonts w:ascii="Times New Roman" w:hAnsi="Times New Roman" w:cs="Times New Roman" w:eastAsia="Times New Roman"/>
+                <w:b w:val="0"/>
+                <w:i w:val="0"/>
+                <w:sz w:val="19"/>
+              </w:rPr>
+              <w:t>Drag-and-drop attempt</w:t>
+            </w:r>
+          </w:p>
+        </w:tc>
+        <w:tc>
+          <w:tcPr>
+            <w:tcW w:type="dxa" w:w="2880"/>
+            <w:tcMar>
+              <w:top w:w="50" w:type="dxa"/>
+              <w:left w:w="90" w:type="dxa"/>
+              <w:bottom w:w="50" w:type="dxa"/>
+              <w:right w:w="90" w:type="dxa"/>
+            </w:tcMar>
+          </w:tcPr>
+          <w:p>
+            <w:pPr>
+              <w:spacing w:before="20" w:after="20" w:line="247" w:lineRule="auto"/>
+            </w:pPr>
+            <w:r>
+              <w:rPr>
+                <w:rFonts w:ascii="Times New Roman" w:hAnsi="Times New Roman" w:cs="Times New Roman" w:eastAsia="Times New Roman"/>
+                <w:b w:val="0"/>
+                <w:i w:val="0"/>
+                <w:sz w:val="19"/>
+              </w:rPr>
+              <w:t>Blocked; logging proposed</w:t>
+            </w:r>
+          </w:p>
+        </w:tc>
+      </w:tr>
+      <w:tr>
+        <w:trPr>
+          <w:cantSplit/>
+        </w:trPr>
+        <w:tc>
+          <w:tcPr>
+            <w:tcW w:type="dxa" w:w="1224"/>
+            <w:tcMar>
+              <w:top w:w="50" w:type="dxa"/>
+              <w:left w:w="90" w:type="dxa"/>
+              <w:bottom w:w="50" w:type="dxa"/>
+              <w:right w:w="90" w:type="dxa"/>
+            </w:tcMar>
+          </w:tcPr>
+          <w:p>
+            <w:pPr>
+              <w:spacing w:before="20" w:after="20" w:line="247" w:lineRule="auto"/>
+            </w:pPr>
+            <w:r>
+              <w:rPr>
+                <w:rFonts w:ascii="Times New Roman" w:hAnsi="Times New Roman" w:cs="Times New Roman" w:eastAsia="Times New Roman"/>
+                <w:b/>
+                <w:i w:val="0"/>
+                <w:sz w:val="19"/>
+              </w:rPr>
+              <w:t>MEDIUM</w:t>
+            </w:r>
+          </w:p>
+        </w:tc>
+        <w:tc>
+          <w:tcPr>
+            <w:tcW w:type="dxa" w:w="4925"/>
+            <w:tcMar>
+              <w:top w:w="50" w:type="dxa"/>
+              <w:left w:w="90" w:type="dxa"/>
+              <w:bottom w:w="50" w:type="dxa"/>
+              <w:right w:w="90" w:type="dxa"/>
+            </w:tcMar>
+          </w:tcPr>
+          <w:p>
+            <w:pPr>
+              <w:spacing w:before="20" w:after="20" w:line="247" w:lineRule="auto"/>
+            </w:pPr>
+            <w:r>
+              <w:rPr>
+                <w:rFonts w:ascii="Times New Roman" w:hAnsi="Times New Roman" w:cs="Times New Roman" w:eastAsia="Times New Roman"/>
+                <w:b w:val="0"/>
+                <w:i w:val="0"/>
+                <w:sz w:val="19"/>
+              </w:rPr>
+              <w:t>Fullscreen exit</w:t>
+            </w:r>
+          </w:p>
+        </w:tc>
+        <w:tc>
+          <w:tcPr>
+            <w:tcW w:type="dxa" w:w="2880"/>
+            <w:tcMar>
+              <w:top w:w="50" w:type="dxa"/>
+              <w:left w:w="90" w:type="dxa"/>
+              <w:bottom w:w="50" w:type="dxa"/>
+              <w:right w:w="90" w:type="dxa"/>
+            </w:tcMar>
+          </w:tcPr>
+          <w:p>
+            <w:pPr>
+              <w:spacing w:before="20" w:after="20" w:line="247" w:lineRule="auto"/>
+            </w:pPr>
+            <w:r>
+              <w:rPr>
+                <w:rFonts w:ascii="Times New Roman" w:hAnsi="Times New Roman" w:cs="Times New Roman" w:eastAsia="Times New Roman"/>
+                <w:b w:val="0"/>
+                <w:i w:val="0"/>
+                <w:sz w:val="19"/>
+              </w:rPr>
+              <w:t>Yes</w:t>
+            </w:r>
+          </w:p>
+        </w:tc>
+      </w:tr>
+      <w:tr>
+        <w:trPr>
+          <w:cantSplit/>
+        </w:trPr>
+        <w:tc>
+          <w:tcPr>
+            <w:tcW w:type="dxa" w:w="1224"/>
+            <w:tcMar>
+              <w:top w:w="50" w:type="dxa"/>
+              <w:left w:w="90" w:type="dxa"/>
+              <w:bottom w:w="50" w:type="dxa"/>
+              <w:right w:w="90" w:type="dxa"/>
+            </w:tcMar>
+          </w:tcPr>
+          <w:p>
+            <w:pPr>
+              <w:spacing w:before="20" w:after="20" w:line="247" w:lineRule="auto"/>
+            </w:pPr>
+            <w:r>
+              <w:rPr>
+                <w:rFonts w:ascii="Times New Roman" w:hAnsi="Times New Roman" w:cs="Times New Roman" w:eastAsia="Times New Roman"/>
+                <w:b/>
+                <w:i w:val="0"/>
+                <w:sz w:val="19"/>
+              </w:rPr>
+              <w:t>MEDIUM</w:t>
+            </w:r>
+          </w:p>
+        </w:tc>
+        <w:tc>
+          <w:tcPr>
+            <w:tcW w:type="dxa" w:w="4925"/>
+            <w:tcMar>
+              <w:top w:w="50" w:type="dxa"/>
+              <w:left w:w="90" w:type="dxa"/>
+              <w:bottom w:w="50" w:type="dxa"/>
+              <w:right w:w="90" w:type="dxa"/>
+            </w:tcMar>
+          </w:tcPr>
+          <w:p>
+            <w:pPr>
+              <w:spacing w:before="20" w:after="20" w:line="247" w:lineRule="auto"/>
+            </w:pPr>
+            <w:r>
+              <w:rPr>
+                <w:rFonts w:ascii="Times New Roman" w:hAnsi="Times New Roman" w:cs="Times New Roman" w:eastAsia="Times New Roman"/>
+                <w:b w:val="0"/>
+                <w:i w:val="0"/>
+                <w:sz w:val="19"/>
+              </w:rPr>
+              <w:t>Tab hidden / window minimised</w:t>
+            </w:r>
+          </w:p>
+        </w:tc>
+        <w:tc>
+          <w:tcPr>
+            <w:tcW w:type="dxa" w:w="2880"/>
+            <w:tcMar>
+              <w:top w:w="50" w:type="dxa"/>
+              <w:left w:w="90" w:type="dxa"/>
+              <w:bottom w:w="50" w:type="dxa"/>
+              <w:right w:w="90" w:type="dxa"/>
+            </w:tcMar>
+          </w:tcPr>
+          <w:p>
+            <w:pPr>
+              <w:spacing w:before="20" w:after="20" w:line="247" w:lineRule="auto"/>
+            </w:pPr>
+            <w:r>
+              <w:rPr>
+                <w:rFonts w:ascii="Times New Roman" w:hAnsi="Times New Roman" w:cs="Times New Roman" w:eastAsia="Times New Roman"/>
+                <w:b w:val="0"/>
+                <w:i w:val="0"/>
+                <w:sz w:val="19"/>
+              </w:rPr>
+              <w:t>Yes</w:t>
+            </w:r>
+          </w:p>
+        </w:tc>
+      </w:tr>
+      <w:tr>
+        <w:trPr>
+          <w:cantSplit/>
+        </w:trPr>
+        <w:tc>
+          <w:tcPr>
+            <w:tcW w:type="dxa" w:w="1224"/>
+            <w:tcMar>
+              <w:top w:w="50" w:type="dxa"/>
+              <w:left w:w="90" w:type="dxa"/>
+              <w:bottom w:w="50" w:type="dxa"/>
+              <w:right w:w="90" w:type="dxa"/>
+            </w:tcMar>
+          </w:tcPr>
+          <w:p>
+            <w:pPr>
+              <w:spacing w:before="20" w:after="20" w:line="247" w:lineRule="auto"/>
+            </w:pPr>
+            <w:r>
+              <w:rPr>
+                <w:rFonts w:ascii="Times New Roman" w:hAnsi="Times New Roman" w:cs="Times New Roman" w:eastAsia="Times New Roman"/>
+                <w:b/>
+                <w:i w:val="0"/>
+                <w:sz w:val="19"/>
+              </w:rPr>
+              <w:t>MEDIUM</w:t>
+            </w:r>
+          </w:p>
+        </w:tc>
+        <w:tc>
+          <w:tcPr>
+            <w:tcW w:type="dxa" w:w="4925"/>
+            <w:tcMar>
+              <w:top w:w="50" w:type="dxa"/>
+              <w:left w:w="90" w:type="dxa"/>
+              <w:bottom w:w="50" w:type="dxa"/>
+              <w:right w:w="90" w:type="dxa"/>
+            </w:tcMar>
+          </w:tcPr>
+          <w:p>
+            <w:pPr>
+              <w:spacing w:before="20" w:after="20" w:line="247" w:lineRule="auto"/>
+            </w:pPr>
+            <w:r>
+              <w:rPr>
+                <w:rFonts w:ascii="Times New Roman" w:hAnsi="Times New Roman" w:cs="Times New Roman" w:eastAsia="Times New Roman"/>
+                <w:b w:val="0"/>
+                <w:i w:val="0"/>
+                <w:sz w:val="19"/>
+              </w:rPr>
+              <w:t>Window blur (focus lost)</w:t>
+            </w:r>
+          </w:p>
+        </w:tc>
+        <w:tc>
+          <w:tcPr>
+            <w:tcW w:type="dxa" w:w="2880"/>
+            <w:tcMar>
+              <w:top w:w="50" w:type="dxa"/>
+              <w:left w:w="90" w:type="dxa"/>
+              <w:bottom w:w="50" w:type="dxa"/>
+              <w:right w:w="90" w:type="dxa"/>
+            </w:tcMar>
+          </w:tcPr>
+          <w:p>
+            <w:pPr>
+              <w:spacing w:before="20" w:after="20" w:line="247" w:lineRule="auto"/>
+            </w:pPr>
+            <w:r>
+              <w:rPr>
+                <w:rFonts w:ascii="Times New Roman" w:hAnsi="Times New Roman" w:cs="Times New Roman" w:eastAsia="Times New Roman"/>
+                <w:b w:val="0"/>
+                <w:i w:val="0"/>
+                <w:sz w:val="19"/>
+              </w:rPr>
+              <w:t>Yes</w:t>
+            </w:r>
+          </w:p>
+        </w:tc>
+      </w:tr>
+      <w:tr>
+        <w:trPr>
+          <w:cantSplit/>
+        </w:trPr>
+        <w:tc>
+          <w:tcPr>
+            <w:tcW w:type="dxa" w:w="1224"/>
+            <w:tcMar>
+              <w:top w:w="50" w:type="dxa"/>
+              <w:left w:w="90" w:type="dxa"/>
+              <w:bottom w:w="50" w:type="dxa"/>
+              <w:right w:w="90" w:type="dxa"/>
+            </w:tcMar>
+          </w:tcPr>
+          <w:p>
+            <w:pPr>
+              <w:spacing w:before="20" w:after="20" w:line="247" w:lineRule="auto"/>
+            </w:pPr>
+            <w:r>
+              <w:rPr>
+                <w:rFonts w:ascii="Times New Roman" w:hAnsi="Times New Roman" w:cs="Times New Roman" w:eastAsia="Times New Roman"/>
+                <w:b/>
+                <w:i w:val="0"/>
+                <w:sz w:val="19"/>
+              </w:rPr>
+              <w:t>MEDIUM</w:t>
+            </w:r>
+          </w:p>
+        </w:tc>
+        <w:tc>
+          <w:tcPr>
+            <w:tcW w:type="dxa" w:w="4925"/>
+            <w:tcMar>
+              <w:top w:w="50" w:type="dxa"/>
+              <w:left w:w="90" w:type="dxa"/>
+              <w:bottom w:w="50" w:type="dxa"/>
+              <w:right w:w="90" w:type="dxa"/>
+            </w:tcMar>
+          </w:tcPr>
+          <w:p>
+            <w:pPr>
+              <w:spacing w:before="20" w:after="20" w:line="247" w:lineRule="auto"/>
+            </w:pPr>
+            <w:r>
+              <w:rPr>
+                <w:rFonts w:ascii="Times New Roman" w:hAnsi="Times New Roman" w:cs="Times New Roman" w:eastAsia="Times New Roman"/>
+                <w:b w:val="0"/>
+                <w:i w:val="0"/>
+                <w:sz w:val="19"/>
+              </w:rPr>
+              <w:t>Developer-tools shortcut</w:t>
+            </w:r>
+          </w:p>
+        </w:tc>
+        <w:tc>
+          <w:tcPr>
+            <w:tcW w:type="dxa" w:w="2880"/>
+            <w:tcMar>
+              <w:top w:w="50" w:type="dxa"/>
+              <w:left w:w="90" w:type="dxa"/>
+              <w:bottom w:w="50" w:type="dxa"/>
+              <w:right w:w="90" w:type="dxa"/>
+            </w:tcMar>
+          </w:tcPr>
+          <w:p>
+            <w:pPr>
+              <w:spacing w:before="20" w:after="20" w:line="247" w:lineRule="auto"/>
+            </w:pPr>
+            <w:r>
+              <w:rPr>
+                <w:rFonts w:ascii="Times New Roman" w:hAnsi="Times New Roman" w:cs="Times New Roman" w:eastAsia="Times New Roman"/>
+                <w:b w:val="0"/>
+                <w:i w:val="0"/>
+                <w:sz w:val="19"/>
+              </w:rPr>
+              <w:t>Yes</w:t>
+            </w:r>
+          </w:p>
+        </w:tc>
+      </w:tr>
+      <w:tr>
+        <w:trPr>
+          <w:cantSplit/>
+        </w:trPr>
+        <w:tc>
+          <w:tcPr>
+            <w:tcW w:type="dxa" w:w="1224"/>
+            <w:tcMar>
+              <w:top w:w="50" w:type="dxa"/>
+              <w:left w:w="90" w:type="dxa"/>
+              <w:bottom w:w="50" w:type="dxa"/>
+              <w:right w:w="90" w:type="dxa"/>
+            </w:tcMar>
+          </w:tcPr>
+          <w:p>
+            <w:pPr>
+              <w:spacing w:before="20" w:after="20" w:line="247" w:lineRule="auto"/>
+            </w:pPr>
+            <w:r>
+              <w:rPr>
+                <w:rFonts w:ascii="Times New Roman" w:hAnsi="Times New Roman" w:cs="Times New Roman" w:eastAsia="Times New Roman"/>
+                <w:b/>
+                <w:i w:val="0"/>
+                <w:sz w:val="19"/>
+              </w:rPr>
+              <w:t>MEDIUM</w:t>
+            </w:r>
+          </w:p>
+        </w:tc>
+        <w:tc>
+          <w:tcPr>
+            <w:tcW w:type="dxa" w:w="4925"/>
+            <w:tcMar>
+              <w:top w:w="50" w:type="dxa"/>
+              <w:left w:w="90" w:type="dxa"/>
+              <w:bottom w:w="50" w:type="dxa"/>
+              <w:right w:w="90" w:type="dxa"/>
+            </w:tcMar>
+          </w:tcPr>
+          <w:p>
+            <w:pPr>
+              <w:spacing w:before="20" w:after="20" w:line="247" w:lineRule="auto"/>
+            </w:pPr>
+            <w:r>
+              <w:rPr>
+                <w:rFonts w:ascii="Times New Roman" w:hAnsi="Times New Roman" w:cs="Times New Roman" w:eastAsia="Times New Roman"/>
+                <w:b w:val="0"/>
+                <w:i w:val="0"/>
+                <w:sz w:val="19"/>
+              </w:rPr>
+              <w:t>Paste attempt</w:t>
+            </w:r>
+          </w:p>
+        </w:tc>
+        <w:tc>
+          <w:tcPr>
+            <w:tcW w:type="dxa" w:w="2880"/>
+            <w:tcMar>
+              <w:top w:w="50" w:type="dxa"/>
+              <w:left w:w="90" w:type="dxa"/>
+              <w:bottom w:w="50" w:type="dxa"/>
+              <w:right w:w="90" w:type="dxa"/>
+            </w:tcMar>
+          </w:tcPr>
+          <w:p>
+            <w:pPr>
+              <w:spacing w:before="20" w:after="20" w:line="247" w:lineRule="auto"/>
+            </w:pPr>
+            <w:r>
+              <w:rPr>
+                <w:rFonts w:ascii="Times New Roman" w:hAnsi="Times New Roman" w:cs="Times New Roman" w:eastAsia="Times New Roman"/>
+                <w:b w:val="0"/>
+                <w:i w:val="0"/>
+                <w:sz w:val="19"/>
+              </w:rPr>
+              <w:t>Blocked; logging proposed</w:t>
+            </w:r>
+          </w:p>
+        </w:tc>
+      </w:tr>
+      <w:tr>
+        <w:trPr>
+          <w:cantSplit/>
+        </w:trPr>
+        <w:tc>
+          <w:tcPr>
+            <w:tcW w:type="dxa" w:w="1224"/>
+            <w:tcMar>
+              <w:top w:w="50" w:type="dxa"/>
+              <w:left w:w="90" w:type="dxa"/>
+              <w:bottom w:w="50" w:type="dxa"/>
+              <w:right w:w="90" w:type="dxa"/>
+            </w:tcMar>
+          </w:tcPr>
+          <w:p>
+            <w:pPr>
+              <w:spacing w:before="20" w:after="20" w:line="247" w:lineRule="auto"/>
+            </w:pPr>
+            <w:r>
+              <w:rPr>
+                <w:rFonts w:ascii="Times New Roman" w:hAnsi="Times New Roman" w:cs="Times New Roman" w:eastAsia="Times New Roman"/>
+                <w:b/>
+                <w:i w:val="0"/>
+                <w:sz w:val="19"/>
+              </w:rPr>
+              <w:t>HIGH</w:t>
+            </w:r>
+          </w:p>
+        </w:tc>
+        <w:tc>
+          <w:tcPr>
+            <w:tcW w:type="dxa" w:w="4925"/>
+            <w:tcMar>
+              <w:top w:w="50" w:type="dxa"/>
+              <w:left w:w="90" w:type="dxa"/>
+              <w:bottom w:w="50" w:type="dxa"/>
+              <w:right w:w="90" w:type="dxa"/>
+            </w:tcMar>
+          </w:tcPr>
+          <w:p>
+            <w:pPr>
+              <w:spacing w:before="20" w:after="20" w:line="247" w:lineRule="auto"/>
+            </w:pPr>
+            <w:r>
+              <w:rPr>
+                <w:rFonts w:ascii="Times New Roman" w:hAnsi="Times New Roman" w:cs="Times New Roman" w:eastAsia="Times New Roman"/>
+                <w:b w:val="0"/>
+                <w:i w:val="0"/>
+                <w:sz w:val="19"/>
+              </w:rPr>
+              <w:t>Repeated fullscreen exit reaching the auto-submit threshold</w:t>
+            </w:r>
+          </w:p>
+        </w:tc>
+        <w:tc>
+          <w:tcPr>
+            <w:tcW w:type="dxa" w:w="2880"/>
+            <w:tcMar>
+              <w:top w:w="50" w:type="dxa"/>
+              <w:left w:w="90" w:type="dxa"/>
+              <w:bottom w:w="50" w:type="dxa"/>
+              <w:right w:w="90" w:type="dxa"/>
+            </w:tcMar>
+          </w:tcPr>
+          <w:p>
+            <w:pPr>
+              <w:spacing w:before="20" w:after="20" w:line="247" w:lineRule="auto"/>
+            </w:pPr>
+            <w:r>
+              <w:rPr>
+                <w:rFonts w:ascii="Times New Roman" w:hAnsi="Times New Roman" w:cs="Times New Roman" w:eastAsia="Times New Roman"/>
+                <w:b w:val="0"/>
+                <w:i w:val="0"/>
+                <w:sz w:val="19"/>
+              </w:rPr>
+              <w:t>Yes</w:t>
+            </w:r>
+          </w:p>
+        </w:tc>
+      </w:tr>
+      <w:tr>
+        <w:trPr>
+          <w:cantSplit/>
+        </w:trPr>
+        <w:tc>
+          <w:tcPr>
+            <w:tcW w:type="dxa" w:w="1224"/>
+            <w:tcMar>
+              <w:top w:w="50" w:type="dxa"/>
+              <w:left w:w="90" w:type="dxa"/>
+              <w:bottom w:w="50" w:type="dxa"/>
+              <w:right w:w="90" w:type="dxa"/>
+            </w:tcMar>
+          </w:tcPr>
+          <w:p>
+            <w:pPr>
+              <w:spacing w:before="20" w:after="20" w:line="247" w:lineRule="auto"/>
+            </w:pPr>
+            <w:r>
+              <w:rPr>
+                <w:rFonts w:ascii="Times New Roman" w:hAnsi="Times New Roman" w:cs="Times New Roman" w:eastAsia="Times New Roman"/>
+                <w:b/>
+                <w:i w:val="0"/>
+                <w:sz w:val="19"/>
+              </w:rPr>
+              <w:t>HIGH</w:t>
+            </w:r>
+          </w:p>
+        </w:tc>
+        <w:tc>
+          <w:tcPr>
+            <w:tcW w:type="dxa" w:w="4925"/>
+            <w:tcMar>
+              <w:top w:w="50" w:type="dxa"/>
+              <w:left w:w="90" w:type="dxa"/>
+              <w:bottom w:w="50" w:type="dxa"/>
+              <w:right w:w="90" w:type="dxa"/>
+            </w:tcMar>
+          </w:tcPr>
+          <w:p>
+            <w:pPr>
+              <w:spacing w:before="20" w:after="20" w:line="247" w:lineRule="auto"/>
+            </w:pPr>
+            <w:r>
+              <w:rPr>
+                <w:rFonts w:ascii="Times New Roman" w:hAnsi="Times New Roman" w:cs="Times New Roman" w:eastAsia="Times New Roman"/>
+                <w:b w:val="0"/>
+                <w:i w:val="0"/>
+                <w:sz w:val="19"/>
+              </w:rPr>
+              <w:t>Repeated focus loss within a short window</w:t>
+            </w:r>
+          </w:p>
+        </w:tc>
+        <w:tc>
+          <w:tcPr>
+            <w:tcW w:type="dxa" w:w="2880"/>
+            <w:tcMar>
+              <w:top w:w="50" w:type="dxa"/>
+              <w:left w:w="90" w:type="dxa"/>
+              <w:bottom w:w="50" w:type="dxa"/>
+              <w:right w:w="90" w:type="dxa"/>
+            </w:tcMar>
+          </w:tcPr>
+          <w:p>
+            <w:pPr>
+              <w:spacing w:before="20" w:after="20" w:line="247" w:lineRule="auto"/>
+            </w:pPr>
+            <w:r>
+              <w:rPr>
+                <w:rFonts w:ascii="Times New Roman" w:hAnsi="Times New Roman" w:cs="Times New Roman" w:eastAsia="Times New Roman"/>
+                <w:b w:val="0"/>
+                <w:i w:val="0"/>
+                <w:sz w:val="19"/>
+              </w:rPr>
+              <w:t>Proposed</w:t>
+            </w:r>
+          </w:p>
+        </w:tc>
+      </w:tr>
+      <w:tr>
+        <w:trPr>
+          <w:cantSplit/>
+        </w:trPr>
+        <w:tc>
+          <w:tcPr>
+            <w:tcW w:type="dxa" w:w="1224"/>
+            <w:tcMar>
+              <w:top w:w="50" w:type="dxa"/>
+              <w:left w:w="90" w:type="dxa"/>
+              <w:bottom w:w="50" w:type="dxa"/>
+              <w:right w:w="90" w:type="dxa"/>
+            </w:tcMar>
+          </w:tcPr>
+          <w:p>
+            <w:pPr>
+              <w:spacing w:before="20" w:after="20" w:line="247" w:lineRule="auto"/>
+            </w:pPr>
+            <w:r>
+              <w:rPr>
+                <w:rFonts w:ascii="Times New Roman" w:hAnsi="Times New Roman" w:cs="Times New Roman" w:eastAsia="Times New Roman"/>
+                <w:b/>
+                <w:i w:val="0"/>
+                <w:sz w:val="19"/>
+              </w:rPr>
+              <w:t>HIGH</w:t>
+            </w:r>
+          </w:p>
+        </w:tc>
+        <w:tc>
+          <w:tcPr>
+            <w:tcW w:type="dxa" w:w="4925"/>
+            <w:tcMar>
+              <w:top w:w="50" w:type="dxa"/>
+              <w:left w:w="90" w:type="dxa"/>
+              <w:bottom w:w="50" w:type="dxa"/>
+              <w:right w:w="90" w:type="dxa"/>
+            </w:tcMar>
+          </w:tcPr>
+          <w:p>
+            <w:pPr>
+              <w:spacing w:before="20" w:after="20" w:line="247" w:lineRule="auto"/>
+            </w:pPr>
+            <w:r>
+              <w:rPr>
+                <w:rFonts w:ascii="Times New Roman" w:hAnsi="Times New Roman" w:cs="Times New Roman" w:eastAsia="Times New Roman"/>
+                <w:b w:val="0"/>
+                <w:i w:val="0"/>
+                <w:sz w:val="19"/>
+              </w:rPr>
+              <w:t>Duplicate exam session</w:t>
+            </w:r>
+          </w:p>
+        </w:tc>
+        <w:tc>
+          <w:tcPr>
+            <w:tcW w:type="dxa" w:w="2880"/>
+            <w:tcMar>
+              <w:top w:w="50" w:type="dxa"/>
+              <w:left w:w="90" w:type="dxa"/>
+              <w:bottom w:w="50" w:type="dxa"/>
+              <w:right w:w="90" w:type="dxa"/>
+            </w:tcMar>
+          </w:tcPr>
+          <w:p>
+            <w:pPr>
+              <w:spacing w:before="20" w:after="20" w:line="247" w:lineRule="auto"/>
+            </w:pPr>
+            <w:r>
+              <w:rPr>
+                <w:rFonts w:ascii="Times New Roman" w:hAnsi="Times New Roman" w:cs="Times New Roman" w:eastAsia="Times New Roman"/>
+                <w:b w:val="0"/>
+                <w:i w:val="0"/>
+                <w:sz w:val="19"/>
+              </w:rPr>
+              <w:t>Proposed</w:t>
+            </w:r>
+          </w:p>
+        </w:tc>
+      </w:tr>
+      <w:tr>
+        <w:trPr>
+          <w:cantSplit/>
+        </w:trPr>
+        <w:tc>
+          <w:tcPr>
+            <w:tcW w:type="dxa" w:w="1224"/>
+            <w:tcMar>
+              <w:top w:w="50" w:type="dxa"/>
+              <w:left w:w="90" w:type="dxa"/>
+              <w:bottom w:w="50" w:type="dxa"/>
+              <w:right w:w="90" w:type="dxa"/>
+            </w:tcMar>
+          </w:tcPr>
+          <w:p>
+            <w:pPr>
+              <w:spacing w:before="20" w:after="20" w:line="247" w:lineRule="auto"/>
+            </w:pPr>
+            <w:r>
+              <w:rPr>
+                <w:rFonts w:ascii="Times New Roman" w:hAnsi="Times New Roman" w:cs="Times New Roman" w:eastAsia="Times New Roman"/>
+                <w:b/>
+                <w:i w:val="0"/>
+                <w:sz w:val="19"/>
+              </w:rPr>
+              <w:t>CRITICAL</w:t>
+            </w:r>
+          </w:p>
+        </w:tc>
+        <w:tc>
+          <w:tcPr>
+            <w:tcW w:type="dxa" w:w="4925"/>
+            <w:tcMar>
+              <w:top w:w="50" w:type="dxa"/>
+              <w:left w:w="90" w:type="dxa"/>
+              <w:bottom w:w="50" w:type="dxa"/>
+              <w:right w:w="90" w:type="dxa"/>
+            </w:tcMar>
+          </w:tcPr>
+          <w:p>
+            <w:pPr>
+              <w:spacing w:before="20" w:after="20" w:line="247" w:lineRule="auto"/>
+            </w:pPr>
+            <w:r>
+              <w:rPr>
+                <w:rFonts w:ascii="Times New Roman" w:hAnsi="Times New Roman" w:cs="Times New Roman" w:eastAsia="Times New Roman"/>
+                <w:b w:val="0"/>
+                <w:i w:val="0"/>
+                <w:sz w:val="19"/>
+              </w:rPr>
+              <w:t>Unauthorised exam access</w:t>
+            </w:r>
+          </w:p>
+        </w:tc>
+        <w:tc>
+          <w:tcPr>
+            <w:tcW w:type="dxa" w:w="2880"/>
+            <w:tcMar>
+              <w:top w:w="50" w:type="dxa"/>
+              <w:left w:w="90" w:type="dxa"/>
+              <w:bottom w:w="50" w:type="dxa"/>
+              <w:right w:w="90" w:type="dxa"/>
+            </w:tcMar>
+          </w:tcPr>
+          <w:p>
+            <w:pPr>
+              <w:spacing w:before="20" w:after="20" w:line="247" w:lineRule="auto"/>
+            </w:pPr>
+            <w:r>
+              <w:rPr>
+                <w:rFonts w:ascii="Times New Roman" w:hAnsi="Times New Roman" w:cs="Times New Roman" w:eastAsia="Times New Roman"/>
+                <w:b w:val="0"/>
+                <w:i w:val="0"/>
+                <w:sz w:val="19"/>
+              </w:rPr>
+              <w:t>Refused by the backend; logging proposed</w:t>
+            </w:r>
+          </w:p>
+        </w:tc>
+      </w:tr>
+      <w:tr>
+        <w:trPr>
+          <w:cantSplit/>
+        </w:trPr>
+        <w:tc>
+          <w:tcPr>
+            <w:tcW w:type="dxa" w:w="1224"/>
+            <w:tcMar>
+              <w:top w:w="50" w:type="dxa"/>
+              <w:left w:w="90" w:type="dxa"/>
+              <w:bottom w:w="50" w:type="dxa"/>
+              <w:right w:w="90" w:type="dxa"/>
+            </w:tcMar>
+          </w:tcPr>
+          <w:p>
+            <w:pPr>
+              <w:spacing w:before="20" w:after="20" w:line="247" w:lineRule="auto"/>
+            </w:pPr>
+            <w:r>
+              <w:rPr>
+                <w:rFonts w:ascii="Times New Roman" w:hAnsi="Times New Roman" w:cs="Times New Roman" w:eastAsia="Times New Roman"/>
+                <w:b/>
+                <w:i w:val="0"/>
+                <w:sz w:val="19"/>
+              </w:rPr>
+              <w:t>CRITICAL</w:t>
+            </w:r>
+          </w:p>
+        </w:tc>
+        <w:tc>
+          <w:tcPr>
+            <w:tcW w:type="dxa" w:w="4925"/>
+            <w:tcMar>
+              <w:top w:w="50" w:type="dxa"/>
+              <w:left w:w="90" w:type="dxa"/>
+              <w:bottom w:w="50" w:type="dxa"/>
+              <w:right w:w="90" w:type="dxa"/>
+            </w:tcMar>
+          </w:tcPr>
+          <w:p>
+            <w:pPr>
+              <w:spacing w:before="20" w:after="20" w:line="247" w:lineRule="auto"/>
+            </w:pPr>
+            <w:r>
+              <w:rPr>
+                <w:rFonts w:ascii="Times New Roman" w:hAnsi="Times New Roman" w:cs="Times New Roman" w:eastAsia="Times New Roman"/>
+                <w:b w:val="0"/>
+                <w:i w:val="0"/>
+                <w:sz w:val="19"/>
+              </w:rPr>
+              <w:t>Unauthorised submission</w:t>
+            </w:r>
+          </w:p>
+        </w:tc>
+        <w:tc>
+          <w:tcPr>
+            <w:tcW w:type="dxa" w:w="2880"/>
+            <w:tcMar>
+              <w:top w:w="50" w:type="dxa"/>
+              <w:left w:w="90" w:type="dxa"/>
+              <w:bottom w:w="50" w:type="dxa"/>
+              <w:right w:w="90" w:type="dxa"/>
+            </w:tcMar>
+          </w:tcPr>
+          <w:p>
+            <w:pPr>
+              <w:spacing w:before="20" w:after="20" w:line="247" w:lineRule="auto"/>
+            </w:pPr>
+            <w:r>
+              <w:rPr>
+                <w:rFonts w:ascii="Times New Roman" w:hAnsi="Times New Roman" w:cs="Times New Roman" w:eastAsia="Times New Roman"/>
+                <w:b w:val="0"/>
+                <w:i w:val="0"/>
+                <w:sz w:val="19"/>
+              </w:rPr>
+              <w:t>Refused by the backend; logging proposed</w:t>
+            </w:r>
+          </w:p>
+        </w:tc>
+      </w:tr>
+      <w:tr>
+        <w:trPr>
+          <w:cantSplit/>
+        </w:trPr>
+        <w:tc>
+          <w:tcPr>
+            <w:tcW w:type="dxa" w:w="1224"/>
+            <w:tcMar>
+              <w:top w:w="50" w:type="dxa"/>
+              <w:left w:w="90" w:type="dxa"/>
+              <w:bottom w:w="50" w:type="dxa"/>
+              <w:right w:w="90" w:type="dxa"/>
+            </w:tcMar>
+          </w:tcPr>
+          <w:p>
+            <w:pPr>
+              <w:spacing w:before="20" w:after="20" w:line="247" w:lineRule="auto"/>
+            </w:pPr>
+            <w:r>
+              <w:rPr>
+                <w:rFonts w:ascii="Times New Roman" w:hAnsi="Times New Roman" w:cs="Times New Roman" w:eastAsia="Times New Roman"/>
+                <w:b/>
+                <w:i w:val="0"/>
+                <w:sz w:val="19"/>
+              </w:rPr>
+              <w:t>CRITICAL</w:t>
+            </w:r>
+          </w:p>
+        </w:tc>
+        <w:tc>
+          <w:tcPr>
+            <w:tcW w:type="dxa" w:w="4925"/>
+            <w:tcMar>
+              <w:top w:w="50" w:type="dxa"/>
+              <w:left w:w="90" w:type="dxa"/>
+              <w:bottom w:w="50" w:type="dxa"/>
+              <w:right w:w="90" w:type="dxa"/>
+            </w:tcMar>
+          </w:tcPr>
+          <w:p>
+            <w:pPr>
+              <w:spacing w:before="20" w:after="20" w:line="247" w:lineRule="auto"/>
+            </w:pPr>
+            <w:r>
+              <w:rPr>
+                <w:rFonts w:ascii="Times New Roman" w:hAnsi="Times New Roman" w:cs="Times New Roman" w:eastAsia="Times New Roman"/>
+                <w:b w:val="0"/>
+                <w:i w:val="0"/>
+                <w:sz w:val="19"/>
+              </w:rPr>
+              <w:t>Backend authorisation violation</w:t>
+            </w:r>
+          </w:p>
+        </w:tc>
+        <w:tc>
+          <w:tcPr>
+            <w:tcW w:type="dxa" w:w="2880"/>
+            <w:tcMar>
+              <w:top w:w="50" w:type="dxa"/>
+              <w:left w:w="90" w:type="dxa"/>
+              <w:bottom w:w="50" w:type="dxa"/>
+              <w:right w:w="90" w:type="dxa"/>
+            </w:tcMar>
+          </w:tcPr>
+          <w:p>
+            <w:pPr>
+              <w:spacing w:before="20" w:after="20" w:line="247" w:lineRule="auto"/>
+            </w:pPr>
+            <w:r>
+              <w:rPr>
+                <w:rFonts w:ascii="Times New Roman" w:hAnsi="Times New Roman" w:cs="Times New Roman" w:eastAsia="Times New Roman"/>
+                <w:b w:val="0"/>
+                <w:i w:val="0"/>
+                <w:sz w:val="19"/>
+              </w:rPr>
+              <w:t>Refused by the backend; logging proposed</w:t>
+            </w:r>
+          </w:p>
+        </w:tc>
+      </w:tr>
+    </w:tbl>
+    <w:p>
+      <w:pPr>
+        <w:spacing w:before="80" w:after="120" w:line="259" w:lineRule="auto"/>
+      </w:pPr>
+      <w:r>
+        <w:rPr>
+          <w:rFonts w:ascii="Times New Roman" w:hAnsi="Times New Roman" w:cs="Times New Roman" w:eastAsia="Times New Roman"/>
+          <w:b w:val="0"/>
+          <w:i/>
+          <w:sz w:val="20"/>
+        </w:rPr>
+        <w:t>Integrity events are signals for review, not automatic proof of academic misconduct. The platform never adjusts a mark on the strength of an event; the only automatic consequence is submission of the attempt when a faculty-set fullscreen-exit threshold is crossed.</w:t>
+      </w:r>
+    </w:p>
+    <w:p>
+      <w:pPr>
+        <w:spacing w:after="80"/>
+      </w:pPr>
+      <w:r>
+        <w:rPr>
+          <w:rFonts w:ascii="Times New Roman" w:hAnsi="Times New Roman" w:cs="Times New Roman" w:eastAsia="Times New Roman"/>
+          <w:b w:val="0"/>
+          <w:i w:val="0"/>
+          <w:sz w:val="12"/>
+        </w:rPr>
+      </w:r>
+    </w:p>
+    <w:p>
+      <w:pPr>
+        <w:spacing w:before="80" w:after="60" w:line="259" w:lineRule="auto"/>
+      </w:pPr>
+      <w:r>
+        <w:rPr>
+          <w:rFonts w:ascii="Times New Roman" w:hAnsi="Times New Roman" w:cs="Times New Roman" w:eastAsia="Times New Roman"/>
+          <w:b/>
+          <w:i w:val="0"/>
+          <w:sz w:val="23"/>
+        </w:rPr>
+        <w:t>C.7  Functional security requirements</w:t>
+      </w:r>
+    </w:p>
+    <w:tbl>
+      <w:tblPr>
+        <w:tblLook w:firstColumn="1" w:firstRow="1" w:lastColumn="0" w:lastRow="0" w:noHBand="0" w:noVBand="1" w:val="04A0"/>
+        <w:tblBorders>
+          <w:top w:val="single" w:sz="4" w:color="auto"/>
+          <w:left w:val="single" w:sz="4" w:color="auto"/>
+          <w:bottom w:val="single" w:sz="4" w:color="auto"/>
+          <w:right w:val="single" w:sz="4" w:color="auto"/>
+          <w:insideH w:val="single" w:sz="4" w:color="auto"/>
+          <w:insideV w:val="single" w:sz="4" w:color="auto"/>
+        </w:tblBorders>
+        <w:tblW w:w="9028" w:type="dxa"/>
+        <w:tblLayout w:type="fixed"/>
+      </w:tblPr>
+      <w:tblGrid>
+        <w:gridCol w:w="2232"/>
+        <w:gridCol w:w="5400"/>
+        <w:gridCol w:w="1396"/>
+      </w:tblGrid>
+      <w:tr>
+        <w:trPr>
+          <w:cantSplit/>
+          <w:tblHeader/>
+        </w:trPr>
+        <w:tc>
+          <w:tcPr>
+            <w:tcW w:type="dxa" w:w="2232"/>
+            <w:shd w:val="clear" w:color="auto" w:fill="E8E8E8"/>
+            <w:tcMar>
+              <w:top w:w="50" w:type="dxa"/>
+              <w:left w:w="90" w:type="dxa"/>
+              <w:bottom w:w="50" w:type="dxa"/>
+              <w:right w:w="90" w:type="dxa"/>
+            </w:tcMar>
+          </w:tcPr>
+          <w:p>
+            <w:pPr>
+              <w:spacing w:before="20" w:after="20"/>
+            </w:pPr>
+            <w:r>
+              <w:rPr>
+                <w:rFonts w:ascii="Times New Roman" w:hAnsi="Times New Roman" w:cs="Times New Roman" w:eastAsia="Times New Roman"/>
+                <w:b/>
+                <w:i w:val="0"/>
+                <w:sz w:val="19"/>
+              </w:rPr>
+              <w:t>Requirement</w:t>
+            </w:r>
+          </w:p>
+        </w:tc>
+        <w:tc>
+          <w:tcPr>
+            <w:tcW w:type="dxa" w:w="5400"/>
+            <w:shd w:val="clear" w:color="auto" w:fill="E8E8E8"/>
+            <w:tcMar>
+              <w:top w:w="50" w:type="dxa"/>
+              <w:left w:w="90" w:type="dxa"/>
+              <w:bottom w:w="50" w:type="dxa"/>
+              <w:right w:w="90" w:type="dxa"/>
+            </w:tcMar>
+          </w:tcPr>
+          <w:p>
+            <w:pPr>
+              <w:spacing w:before="20" w:after="20"/>
+            </w:pPr>
+            <w:r>
+              <w:rPr>
+                <w:rFonts w:ascii="Times New Roman" w:hAnsi="Times New Roman" w:cs="Times New Roman" w:eastAsia="Times New Roman"/>
+                <w:b/>
+                <w:i w:val="0"/>
+                <w:sz w:val="19"/>
+              </w:rPr>
+              <w:t>Description</w:t>
+            </w:r>
+          </w:p>
+        </w:tc>
+        <w:tc>
+          <w:tcPr>
+            <w:tcW w:type="dxa" w:w="1397"/>
+            <w:shd w:val="clear" w:color="auto" w:fill="E8E8E8"/>
+            <w:tcMar>
+              <w:top w:w="50" w:type="dxa"/>
+              <w:left w:w="90" w:type="dxa"/>
+              <w:bottom w:w="50" w:type="dxa"/>
+              <w:right w:w="90" w:type="dxa"/>
+            </w:tcMar>
+          </w:tcPr>
+          <w:p>
+            <w:pPr>
+              <w:spacing w:before="20" w:after="20"/>
+            </w:pPr>
+            <w:r>
+              <w:rPr>
+                <w:rFonts w:ascii="Times New Roman" w:hAnsi="Times New Roman" w:cs="Times New Roman" w:eastAsia="Times New Roman"/>
+                <w:b/>
+                <w:i w:val="0"/>
+                <w:sz w:val="19"/>
+              </w:rPr>
+              <w:t>Status</w:t>
+            </w:r>
+          </w:p>
+        </w:tc>
+      </w:tr>
+      <w:tr>
+        <w:trPr>
+          <w:cantSplit/>
+        </w:trPr>
+        <w:tc>
+          <w:tcPr>
+            <w:tcW w:type="dxa" w:w="2232"/>
+            <w:tcMar>
+              <w:top w:w="50" w:type="dxa"/>
+              <w:left w:w="90" w:type="dxa"/>
+              <w:bottom w:w="50" w:type="dxa"/>
+              <w:right w:w="90" w:type="dxa"/>
+            </w:tcMar>
+          </w:tcPr>
+          <w:p>
+            <w:pPr>
+              <w:spacing w:before="20" w:after="20" w:line="247" w:lineRule="auto"/>
+            </w:pPr>
+            <w:r>
+              <w:rPr>
+                <w:rFonts w:ascii="Times New Roman" w:hAnsi="Times New Roman" w:cs="Times New Roman" w:eastAsia="Times New Roman"/>
+                <w:b/>
+                <w:i w:val="0"/>
+                <w:sz w:val="19"/>
+              </w:rPr>
+              <w:t>Secure exam session creation</w:t>
+            </w:r>
+          </w:p>
+        </w:tc>
+        <w:tc>
+          <w:tcPr>
+            <w:tcW w:type="dxa" w:w="5400"/>
+            <w:tcMar>
+              <w:top w:w="50" w:type="dxa"/>
+              <w:left w:w="90" w:type="dxa"/>
+              <w:bottom w:w="50" w:type="dxa"/>
+              <w:right w:w="90" w:type="dxa"/>
+            </w:tcMar>
+          </w:tcPr>
+          <w:p>
+            <w:pPr>
+              <w:spacing w:before="20" w:after="20" w:line="247" w:lineRule="auto"/>
+            </w:pPr>
+            <w:r>
+              <w:rPr>
+                <w:rFonts w:ascii="Times New Roman" w:hAnsi="Times New Roman" w:cs="Times New Roman" w:eastAsia="Times New Roman"/>
+                <w:b w:val="0"/>
+                <w:i w:val="0"/>
+                <w:sz w:val="19"/>
+              </w:rPr>
+              <w:t>An attempt begins only on an explicit action, only while the exam is running, and only once per student per exam.</w:t>
+            </w:r>
+          </w:p>
+        </w:tc>
+        <w:tc>
+          <w:tcPr>
+            <w:tcW w:type="dxa" w:w="1397"/>
+            <w:tcMar>
+              <w:top w:w="50" w:type="dxa"/>
+              <w:left w:w="90" w:type="dxa"/>
+              <w:bottom w:w="50" w:type="dxa"/>
+              <w:right w:w="90" w:type="dxa"/>
+            </w:tcMar>
+          </w:tcPr>
+          <w:p>
+            <w:pPr>
+              <w:spacing w:before="20" w:after="20" w:line="247" w:lineRule="auto"/>
+            </w:pPr>
+            <w:r>
+              <w:rPr>
+                <w:rFonts w:ascii="Times New Roman" w:hAnsi="Times New Roman" w:cs="Times New Roman" w:eastAsia="Times New Roman"/>
+                <w:b w:val="0"/>
+                <w:i w:val="0"/>
+                <w:sz w:val="19"/>
+              </w:rPr>
+              <w:t>Implemented</w:t>
+            </w:r>
+          </w:p>
+        </w:tc>
+      </w:tr>
+      <w:tr>
+        <w:trPr>
+          <w:cantSplit/>
+        </w:trPr>
+        <w:tc>
+          <w:tcPr>
+            <w:tcW w:type="dxa" w:w="2232"/>
+            <w:tcMar>
+              <w:top w:w="50" w:type="dxa"/>
+              <w:left w:w="90" w:type="dxa"/>
+              <w:bottom w:w="50" w:type="dxa"/>
+              <w:right w:w="90" w:type="dxa"/>
+            </w:tcMar>
+          </w:tcPr>
+          <w:p>
+            <w:pPr>
+              <w:spacing w:before="20" w:after="20" w:line="247" w:lineRule="auto"/>
+            </w:pPr>
+            <w:r>
+              <w:rPr>
+                <w:rFonts w:ascii="Times New Roman" w:hAnsi="Times New Roman" w:cs="Times New Roman" w:eastAsia="Times New Roman"/>
+                <w:b/>
+                <w:i w:val="0"/>
+                <w:sz w:val="19"/>
+              </w:rPr>
+              <w:t>Fullscreen monitoring</w:t>
+            </w:r>
+          </w:p>
+        </w:tc>
+        <w:tc>
+          <w:tcPr>
+            <w:tcW w:type="dxa" w:w="5400"/>
+            <w:tcMar>
+              <w:top w:w="50" w:type="dxa"/>
+              <w:left w:w="90" w:type="dxa"/>
+              <w:bottom w:w="50" w:type="dxa"/>
+              <w:right w:w="90" w:type="dxa"/>
+            </w:tcMar>
+          </w:tcPr>
+          <w:p>
+            <w:pPr>
+              <w:spacing w:before="20" w:after="20" w:line="247" w:lineRule="auto"/>
+            </w:pPr>
+            <w:r>
+              <w:rPr>
+                <w:rFonts w:ascii="Times New Roman" w:hAnsi="Times New Roman" w:cs="Times New Roman" w:eastAsia="Times New Roman"/>
+                <w:b w:val="0"/>
+                <w:i w:val="0"/>
+                <w:sz w:val="19"/>
+              </w:rPr>
+              <w:t>Fullscreen is requested at start; exits are detected, counted and gated behind a blocking re-entry prompt.</w:t>
+            </w:r>
+          </w:p>
+        </w:tc>
+        <w:tc>
+          <w:tcPr>
+            <w:tcW w:type="dxa" w:w="1397"/>
+            <w:tcMar>
+              <w:top w:w="50" w:type="dxa"/>
+              <w:left w:w="90" w:type="dxa"/>
+              <w:bottom w:w="50" w:type="dxa"/>
+              <w:right w:w="90" w:type="dxa"/>
+            </w:tcMar>
+          </w:tcPr>
+          <w:p>
+            <w:pPr>
+              <w:spacing w:before="20" w:after="20" w:line="247" w:lineRule="auto"/>
+            </w:pPr>
+            <w:r>
+              <w:rPr>
+                <w:rFonts w:ascii="Times New Roman" w:hAnsi="Times New Roman" w:cs="Times New Roman" w:eastAsia="Times New Roman"/>
+                <w:b w:val="0"/>
+                <w:i w:val="0"/>
+                <w:sz w:val="19"/>
+              </w:rPr>
+              <w:t>Implemented</w:t>
+            </w:r>
+          </w:p>
+        </w:tc>
+      </w:tr>
+      <w:tr>
+        <w:trPr>
+          <w:cantSplit/>
+        </w:trPr>
+        <w:tc>
+          <w:tcPr>
+            <w:tcW w:type="dxa" w:w="2232"/>
+            <w:tcMar>
+              <w:top w:w="50" w:type="dxa"/>
+              <w:left w:w="90" w:type="dxa"/>
+              <w:bottom w:w="50" w:type="dxa"/>
+              <w:right w:w="90" w:type="dxa"/>
+            </w:tcMar>
+          </w:tcPr>
+          <w:p>
+            <w:pPr>
+              <w:spacing w:before="20" w:after="20" w:line="247" w:lineRule="auto"/>
+            </w:pPr>
+            <w:r>
+              <w:rPr>
+                <w:rFonts w:ascii="Times New Roman" w:hAnsi="Times New Roman" w:cs="Times New Roman" w:eastAsia="Times New Roman"/>
+                <w:b/>
+                <w:i w:val="0"/>
+                <w:sz w:val="19"/>
+              </w:rPr>
+              <w:t>Focus monitoring</w:t>
+            </w:r>
+          </w:p>
+        </w:tc>
+        <w:tc>
+          <w:tcPr>
+            <w:tcW w:type="dxa" w:w="5400"/>
+            <w:tcMar>
+              <w:top w:w="50" w:type="dxa"/>
+              <w:left w:w="90" w:type="dxa"/>
+              <w:bottom w:w="50" w:type="dxa"/>
+              <w:right w:w="90" w:type="dxa"/>
+            </w:tcMar>
+          </w:tcPr>
+          <w:p>
+            <w:pPr>
+              <w:spacing w:before="20" w:after="20" w:line="247" w:lineRule="auto"/>
+            </w:pPr>
+            <w:r>
+              <w:rPr>
+                <w:rFonts w:ascii="Times New Roman" w:hAnsi="Times New Roman" w:cs="Times New Roman" w:eastAsia="Times New Roman"/>
+                <w:b w:val="0"/>
+                <w:i w:val="0"/>
+                <w:sz w:val="19"/>
+              </w:rPr>
+              <w:t>Loss of window focus during an active attempt is detected and reported.</w:t>
+            </w:r>
+          </w:p>
+        </w:tc>
+        <w:tc>
+          <w:tcPr>
+            <w:tcW w:type="dxa" w:w="1397"/>
+            <w:tcMar>
+              <w:top w:w="50" w:type="dxa"/>
+              <w:left w:w="90" w:type="dxa"/>
+              <w:bottom w:w="50" w:type="dxa"/>
+              <w:right w:w="90" w:type="dxa"/>
+            </w:tcMar>
+          </w:tcPr>
+          <w:p>
+            <w:pPr>
+              <w:spacing w:before="20" w:after="20" w:line="247" w:lineRule="auto"/>
+            </w:pPr>
+            <w:r>
+              <w:rPr>
+                <w:rFonts w:ascii="Times New Roman" w:hAnsi="Times New Roman" w:cs="Times New Roman" w:eastAsia="Times New Roman"/>
+                <w:b w:val="0"/>
+                <w:i w:val="0"/>
+                <w:sz w:val="19"/>
+              </w:rPr>
+              <w:t>Implemented</w:t>
+            </w:r>
+          </w:p>
+        </w:tc>
+      </w:tr>
+      <w:tr>
+        <w:trPr>
+          <w:cantSplit/>
+        </w:trPr>
+        <w:tc>
+          <w:tcPr>
+            <w:tcW w:type="dxa" w:w="2232"/>
+            <w:tcMar>
+              <w:top w:w="50" w:type="dxa"/>
+              <w:left w:w="90" w:type="dxa"/>
+              <w:bottom w:w="50" w:type="dxa"/>
+              <w:right w:w="90" w:type="dxa"/>
+            </w:tcMar>
+          </w:tcPr>
+          <w:p>
+            <w:pPr>
+              <w:spacing w:before="20" w:after="20" w:line="247" w:lineRule="auto"/>
+            </w:pPr>
+            <w:r>
+              <w:rPr>
+                <w:rFonts w:ascii="Times New Roman" w:hAnsi="Times New Roman" w:cs="Times New Roman" w:eastAsia="Times New Roman"/>
+                <w:b/>
+                <w:i w:val="0"/>
+                <w:sz w:val="19"/>
+              </w:rPr>
+              <w:t>Visibility monitoring</w:t>
+            </w:r>
+          </w:p>
+        </w:tc>
+        <w:tc>
+          <w:tcPr>
+            <w:tcW w:type="dxa" w:w="5400"/>
+            <w:tcMar>
+              <w:top w:w="50" w:type="dxa"/>
+              <w:left w:w="90" w:type="dxa"/>
+              <w:bottom w:w="50" w:type="dxa"/>
+              <w:right w:w="90" w:type="dxa"/>
+            </w:tcMar>
+          </w:tcPr>
+          <w:p>
+            <w:pPr>
+              <w:spacing w:before="20" w:after="20" w:line="247" w:lineRule="auto"/>
+            </w:pPr>
+            <w:r>
+              <w:rPr>
+                <w:rFonts w:ascii="Times New Roman" w:hAnsi="Times New Roman" w:cs="Times New Roman" w:eastAsia="Times New Roman"/>
+                <w:b w:val="0"/>
+                <w:i w:val="0"/>
+                <w:sz w:val="19"/>
+              </w:rPr>
+              <w:t>Tab hiding and window minimisation are detected and reported.</w:t>
+            </w:r>
+          </w:p>
+        </w:tc>
+        <w:tc>
+          <w:tcPr>
+            <w:tcW w:type="dxa" w:w="1397"/>
+            <w:tcMar>
+              <w:top w:w="50" w:type="dxa"/>
+              <w:left w:w="90" w:type="dxa"/>
+              <w:bottom w:w="50" w:type="dxa"/>
+              <w:right w:w="90" w:type="dxa"/>
+            </w:tcMar>
+          </w:tcPr>
+          <w:p>
+            <w:pPr>
+              <w:spacing w:before="20" w:after="20" w:line="247" w:lineRule="auto"/>
+            </w:pPr>
+            <w:r>
+              <w:rPr>
+                <w:rFonts w:ascii="Times New Roman" w:hAnsi="Times New Roman" w:cs="Times New Roman" w:eastAsia="Times New Roman"/>
+                <w:b w:val="0"/>
+                <w:i w:val="0"/>
+                <w:sz w:val="19"/>
+              </w:rPr>
+              <w:t>Implemented</w:t>
+            </w:r>
+          </w:p>
+        </w:tc>
+      </w:tr>
+      <w:tr>
+        <w:trPr>
+          <w:cantSplit/>
+        </w:trPr>
+        <w:tc>
+          <w:tcPr>
+            <w:tcW w:type="dxa" w:w="2232"/>
+            <w:tcMar>
+              <w:top w:w="50" w:type="dxa"/>
+              <w:left w:w="90" w:type="dxa"/>
+              <w:bottom w:w="50" w:type="dxa"/>
+              <w:right w:w="90" w:type="dxa"/>
+            </w:tcMar>
+          </w:tcPr>
+          <w:p>
+            <w:pPr>
+              <w:spacing w:before="20" w:after="20" w:line="247" w:lineRule="auto"/>
+            </w:pPr>
+            <w:r>
+              <w:rPr>
+                <w:rFonts w:ascii="Times New Roman" w:hAnsi="Times New Roman" w:cs="Times New Roman" w:eastAsia="Times New Roman"/>
+                <w:b/>
+                <w:i w:val="0"/>
+                <w:sz w:val="19"/>
+              </w:rPr>
+              <w:t>Clipboard restriction</w:t>
+            </w:r>
+          </w:p>
+        </w:tc>
+        <w:tc>
+          <w:tcPr>
+            <w:tcW w:type="dxa" w:w="5400"/>
+            <w:tcMar>
+              <w:top w:w="50" w:type="dxa"/>
+              <w:left w:w="90" w:type="dxa"/>
+              <w:bottom w:w="50" w:type="dxa"/>
+              <w:right w:w="90" w:type="dxa"/>
+            </w:tcMar>
+          </w:tcPr>
+          <w:p>
+            <w:pPr>
+              <w:spacing w:before="20" w:after="20" w:line="247" w:lineRule="auto"/>
+            </w:pPr>
+            <w:r>
+              <w:rPr>
+                <w:rFonts w:ascii="Times New Roman" w:hAnsi="Times New Roman" w:cs="Times New Roman" w:eastAsia="Times New Roman"/>
+                <w:b w:val="0"/>
+                <w:i w:val="0"/>
+                <w:sz w:val="19"/>
+              </w:rPr>
+              <w:t>Copy, cut, paste, drag-and-drop, selection and middle-click paste are blocked in the page, with per-exam overrides set by the faculty.</w:t>
+            </w:r>
+          </w:p>
+        </w:tc>
+        <w:tc>
+          <w:tcPr>
+            <w:tcW w:type="dxa" w:w="1397"/>
+            <w:tcMar>
+              <w:top w:w="50" w:type="dxa"/>
+              <w:left w:w="90" w:type="dxa"/>
+              <w:bottom w:w="50" w:type="dxa"/>
+              <w:right w:w="90" w:type="dxa"/>
+            </w:tcMar>
+          </w:tcPr>
+          <w:p>
+            <w:pPr>
+              <w:spacing w:before="20" w:after="20" w:line="247" w:lineRule="auto"/>
+            </w:pPr>
+            <w:r>
+              <w:rPr>
+                <w:rFonts w:ascii="Times New Roman" w:hAnsi="Times New Roman" w:cs="Times New Roman" w:eastAsia="Times New Roman"/>
+                <w:b w:val="0"/>
+                <w:i w:val="0"/>
+                <w:sz w:val="19"/>
+              </w:rPr>
+              <w:t>Implemented</w:t>
+            </w:r>
+          </w:p>
+        </w:tc>
+      </w:tr>
+      <w:tr>
+        <w:trPr>
+          <w:cantSplit/>
+        </w:trPr>
+        <w:tc>
+          <w:tcPr>
+            <w:tcW w:type="dxa" w:w="2232"/>
+            <w:tcMar>
+              <w:top w:w="50" w:type="dxa"/>
+              <w:left w:w="90" w:type="dxa"/>
+              <w:bottom w:w="50" w:type="dxa"/>
+              <w:right w:w="90" w:type="dxa"/>
+            </w:tcMar>
+          </w:tcPr>
+          <w:p>
+            <w:pPr>
+              <w:spacing w:before="20" w:after="20" w:line="247" w:lineRule="auto"/>
+            </w:pPr>
+            <w:r>
+              <w:rPr>
+                <w:rFonts w:ascii="Times New Roman" w:hAnsi="Times New Roman" w:cs="Times New Roman" w:eastAsia="Times New Roman"/>
+                <w:b/>
+                <w:i w:val="0"/>
+                <w:sz w:val="19"/>
+              </w:rPr>
+              <w:t>Session protection</w:t>
+            </w:r>
+          </w:p>
+        </w:tc>
+        <w:tc>
+          <w:tcPr>
+            <w:tcW w:type="dxa" w:w="5400"/>
+            <w:tcMar>
+              <w:top w:w="50" w:type="dxa"/>
+              <w:left w:w="90" w:type="dxa"/>
+              <w:bottom w:w="50" w:type="dxa"/>
+              <w:right w:w="90" w:type="dxa"/>
+            </w:tcMar>
+          </w:tcPr>
+          <w:p>
+            <w:pPr>
+              <w:spacing w:before="20" w:after="20" w:line="247" w:lineRule="auto"/>
+            </w:pPr>
+            <w:r>
+              <w:rPr>
+                <w:rFonts w:ascii="Times New Roman" w:hAnsi="Times New Roman" w:cs="Times New Roman" w:eastAsia="Times New Roman"/>
+                <w:b w:val="0"/>
+                <w:i w:val="0"/>
+                <w:sz w:val="19"/>
+              </w:rPr>
+              <w:t>A submitted attempt is locked read-only; execution and file operations are refused after submission or expiry.</w:t>
+            </w:r>
+          </w:p>
+        </w:tc>
+        <w:tc>
+          <w:tcPr>
+            <w:tcW w:type="dxa" w:w="1397"/>
+            <w:tcMar>
+              <w:top w:w="50" w:type="dxa"/>
+              <w:left w:w="90" w:type="dxa"/>
+              <w:bottom w:w="50" w:type="dxa"/>
+              <w:right w:w="90" w:type="dxa"/>
+            </w:tcMar>
+          </w:tcPr>
+          <w:p>
+            <w:pPr>
+              <w:spacing w:before="20" w:after="20" w:line="247" w:lineRule="auto"/>
+            </w:pPr>
+            <w:r>
+              <w:rPr>
+                <w:rFonts w:ascii="Times New Roman" w:hAnsi="Times New Roman" w:cs="Times New Roman" w:eastAsia="Times New Roman"/>
+                <w:b w:val="0"/>
+                <w:i w:val="0"/>
+                <w:sz w:val="19"/>
+              </w:rPr>
+              <w:t>Implemented</w:t>
+            </w:r>
+          </w:p>
+        </w:tc>
+      </w:tr>
+      <w:tr>
+        <w:trPr>
+          <w:cantSplit/>
+        </w:trPr>
+        <w:tc>
+          <w:tcPr>
+            <w:tcW w:type="dxa" w:w="2232"/>
+            <w:tcMar>
+              <w:top w:w="50" w:type="dxa"/>
+              <w:left w:w="90" w:type="dxa"/>
+              <w:bottom w:w="50" w:type="dxa"/>
+              <w:right w:w="90" w:type="dxa"/>
+            </w:tcMar>
+          </w:tcPr>
+          <w:p>
+            <w:pPr>
+              <w:spacing w:before="20" w:after="20" w:line="247" w:lineRule="auto"/>
+            </w:pPr>
+            <w:r>
+              <w:rPr>
+                <w:rFonts w:ascii="Times New Roman" w:hAnsi="Times New Roman" w:cs="Times New Roman" w:eastAsia="Times New Roman"/>
+                <w:b/>
+                <w:i w:val="0"/>
+                <w:sz w:val="19"/>
+              </w:rPr>
+              <w:t>Server-authoritative timer</w:t>
+            </w:r>
+          </w:p>
+        </w:tc>
+        <w:tc>
+          <w:tcPr>
+            <w:tcW w:type="dxa" w:w="5400"/>
+            <w:tcMar>
+              <w:top w:w="50" w:type="dxa"/>
+              <w:left w:w="90" w:type="dxa"/>
+              <w:bottom w:w="50" w:type="dxa"/>
+              <w:right w:w="90" w:type="dxa"/>
+            </w:tcMar>
+          </w:tcPr>
+          <w:p>
+            <w:pPr>
+              <w:spacing w:before="20" w:after="20" w:line="247" w:lineRule="auto"/>
+            </w:pPr>
+            <w:r>
+              <w:rPr>
+                <w:rFonts w:ascii="Times New Roman" w:hAnsi="Times New Roman" w:cs="Times New Roman" w:eastAsia="Times New Roman"/>
+                <w:b w:val="0"/>
+                <w:i w:val="0"/>
+                <w:sz w:val="19"/>
+              </w:rPr>
+              <w:t>The deadline is computed and enforced by the backend and cannot be extended from the client.</w:t>
+            </w:r>
+          </w:p>
+        </w:tc>
+        <w:tc>
+          <w:tcPr>
+            <w:tcW w:type="dxa" w:w="1397"/>
+            <w:tcMar>
+              <w:top w:w="50" w:type="dxa"/>
+              <w:left w:w="90" w:type="dxa"/>
+              <w:bottom w:w="50" w:type="dxa"/>
+              <w:right w:w="90" w:type="dxa"/>
+            </w:tcMar>
+          </w:tcPr>
+          <w:p>
+            <w:pPr>
+              <w:spacing w:before="20" w:after="20" w:line="247" w:lineRule="auto"/>
+            </w:pPr>
+            <w:r>
+              <w:rPr>
+                <w:rFonts w:ascii="Times New Roman" w:hAnsi="Times New Roman" w:cs="Times New Roman" w:eastAsia="Times New Roman"/>
+                <w:b w:val="0"/>
+                <w:i w:val="0"/>
+                <w:sz w:val="19"/>
+              </w:rPr>
+              <w:t>Implemented</w:t>
+            </w:r>
+          </w:p>
+        </w:tc>
+      </w:tr>
+      <w:tr>
+        <w:trPr>
+          <w:cantSplit/>
+        </w:trPr>
+        <w:tc>
+          <w:tcPr>
+            <w:tcW w:type="dxa" w:w="2232"/>
+            <w:tcMar>
+              <w:top w:w="50" w:type="dxa"/>
+              <w:left w:w="90" w:type="dxa"/>
+              <w:bottom w:w="50" w:type="dxa"/>
+              <w:right w:w="90" w:type="dxa"/>
+            </w:tcMar>
+          </w:tcPr>
+          <w:p>
+            <w:pPr>
+              <w:spacing w:before="20" w:after="20" w:line="247" w:lineRule="auto"/>
+            </w:pPr>
+            <w:r>
+              <w:rPr>
+                <w:rFonts w:ascii="Times New Roman" w:hAnsi="Times New Roman" w:cs="Times New Roman" w:eastAsia="Times New Roman"/>
+                <w:b/>
+                <w:i w:val="0"/>
+                <w:sz w:val="19"/>
+              </w:rPr>
+              <w:t>Submission validation</w:t>
+            </w:r>
+          </w:p>
+        </w:tc>
+        <w:tc>
+          <w:tcPr>
+            <w:tcW w:type="dxa" w:w="5400"/>
+            <w:tcMar>
+              <w:top w:w="50" w:type="dxa"/>
+              <w:left w:w="90" w:type="dxa"/>
+              <w:bottom w:w="50" w:type="dxa"/>
+              <w:right w:w="90" w:type="dxa"/>
+            </w:tcMar>
+          </w:tcPr>
+          <w:p>
+            <w:pPr>
+              <w:spacing w:before="20" w:after="20" w:line="247" w:lineRule="auto"/>
+            </w:pPr>
+            <w:r>
+              <w:rPr>
+                <w:rFonts w:ascii="Times New Roman" w:hAnsi="Times New Roman" w:cs="Times New Roman" w:eastAsia="Times New Roman"/>
+                <w:b w:val="0"/>
+                <w:i w:val="0"/>
+                <w:sz w:val="19"/>
+              </w:rPr>
+              <w:t>Every submission path passes through one idempotent server-side routine.</w:t>
+            </w:r>
+          </w:p>
+        </w:tc>
+        <w:tc>
+          <w:tcPr>
+            <w:tcW w:type="dxa" w:w="1397"/>
+            <w:tcMar>
+              <w:top w:w="50" w:type="dxa"/>
+              <w:left w:w="90" w:type="dxa"/>
+              <w:bottom w:w="50" w:type="dxa"/>
+              <w:right w:w="90" w:type="dxa"/>
+            </w:tcMar>
+          </w:tcPr>
+          <w:p>
+            <w:pPr>
+              <w:spacing w:before="20" w:after="20" w:line="247" w:lineRule="auto"/>
+            </w:pPr>
+            <w:r>
+              <w:rPr>
+                <w:rFonts w:ascii="Times New Roman" w:hAnsi="Times New Roman" w:cs="Times New Roman" w:eastAsia="Times New Roman"/>
+                <w:b w:val="0"/>
+                <w:i w:val="0"/>
+                <w:sz w:val="19"/>
+              </w:rPr>
+              <w:t>Implemented</w:t>
+            </w:r>
+          </w:p>
+        </w:tc>
+      </w:tr>
+      <w:tr>
+        <w:trPr>
+          <w:cantSplit/>
+        </w:trPr>
+        <w:tc>
+          <w:tcPr>
+            <w:tcW w:type="dxa" w:w="2232"/>
+            <w:tcMar>
+              <w:top w:w="50" w:type="dxa"/>
+              <w:left w:w="90" w:type="dxa"/>
+              <w:bottom w:w="50" w:type="dxa"/>
+              <w:right w:w="90" w:type="dxa"/>
+            </w:tcMar>
+          </w:tcPr>
+          <w:p>
+            <w:pPr>
+              <w:spacing w:before="20" w:after="20" w:line="247" w:lineRule="auto"/>
+            </w:pPr>
+            <w:r>
+              <w:rPr>
+                <w:rFonts w:ascii="Times New Roman" w:hAnsi="Times New Roman" w:cs="Times New Roman" w:eastAsia="Times New Roman"/>
+                <w:b/>
+                <w:i w:val="0"/>
+                <w:sz w:val="19"/>
+              </w:rPr>
+              <w:t>Integrity event logging</w:t>
+            </w:r>
+          </w:p>
+        </w:tc>
+        <w:tc>
+          <w:tcPr>
+            <w:tcW w:type="dxa" w:w="5400"/>
+            <w:tcMar>
+              <w:top w:w="50" w:type="dxa"/>
+              <w:left w:w="90" w:type="dxa"/>
+              <w:bottom w:w="50" w:type="dxa"/>
+              <w:right w:w="90" w:type="dxa"/>
+            </w:tcMar>
+          </w:tcPr>
+          <w:p>
+            <w:pPr>
+              <w:spacing w:before="20" w:after="20" w:line="247" w:lineRule="auto"/>
+            </w:pPr>
+            <w:r>
+              <w:rPr>
+                <w:rFonts w:ascii="Times New Roman" w:hAnsi="Times New Roman" w:cs="Times New Roman" w:eastAsia="Times New Roman"/>
+                <w:b w:val="0"/>
+                <w:i w:val="0"/>
+                <w:sz w:val="19"/>
+              </w:rPr>
+              <w:t>Events are deduplicated and persisted with a server-side timestamp.</w:t>
+            </w:r>
+          </w:p>
+        </w:tc>
+        <w:tc>
+          <w:tcPr>
+            <w:tcW w:type="dxa" w:w="1397"/>
+            <w:tcMar>
+              <w:top w:w="50" w:type="dxa"/>
+              <w:left w:w="90" w:type="dxa"/>
+              <w:bottom w:w="50" w:type="dxa"/>
+              <w:right w:w="90" w:type="dxa"/>
+            </w:tcMar>
+          </w:tcPr>
+          <w:p>
+            <w:pPr>
+              <w:spacing w:before="20" w:after="20" w:line="247" w:lineRule="auto"/>
+            </w:pPr>
+            <w:r>
+              <w:rPr>
+                <w:rFonts w:ascii="Times New Roman" w:hAnsi="Times New Roman" w:cs="Times New Roman" w:eastAsia="Times New Roman"/>
+                <w:b w:val="0"/>
+                <w:i w:val="0"/>
+                <w:sz w:val="19"/>
+              </w:rPr>
+              <w:t>Implemented</w:t>
+            </w:r>
+          </w:p>
+        </w:tc>
+      </w:tr>
+      <w:tr>
+        <w:trPr>
+          <w:cantSplit/>
+        </w:trPr>
+        <w:tc>
+          <w:tcPr>
+            <w:tcW w:type="dxa" w:w="2232"/>
+            <w:tcMar>
+              <w:top w:w="50" w:type="dxa"/>
+              <w:left w:w="90" w:type="dxa"/>
+              <w:bottom w:w="50" w:type="dxa"/>
+              <w:right w:w="90" w:type="dxa"/>
+            </w:tcMar>
+          </w:tcPr>
+          <w:p>
+            <w:pPr>
+              <w:spacing w:before="20" w:after="20" w:line="247" w:lineRule="auto"/>
+            </w:pPr>
+            <w:r>
+              <w:rPr>
+                <w:rFonts w:ascii="Times New Roman" w:hAnsi="Times New Roman" w:cs="Times New Roman" w:eastAsia="Times New Roman"/>
+                <w:b/>
+                <w:i w:val="0"/>
+                <w:sz w:val="19"/>
+              </w:rPr>
+              <w:t>Faculty integrity review</w:t>
+            </w:r>
+          </w:p>
+        </w:tc>
+        <w:tc>
+          <w:tcPr>
+            <w:tcW w:type="dxa" w:w="5400"/>
+            <w:tcMar>
+              <w:top w:w="50" w:type="dxa"/>
+              <w:left w:w="90" w:type="dxa"/>
+              <w:bottom w:w="50" w:type="dxa"/>
+              <w:right w:w="90" w:type="dxa"/>
+            </w:tcMar>
+          </w:tcPr>
+          <w:p>
+            <w:pPr>
+              <w:spacing w:before="20" w:after="20" w:line="247" w:lineRule="auto"/>
+            </w:pPr>
+            <w:r>
+              <w:rPr>
+                <w:rFonts w:ascii="Times New Roman" w:hAnsi="Times New Roman" w:cs="Times New Roman" w:eastAsia="Times New Roman"/>
+                <w:b w:val="0"/>
+                <w:i w:val="0"/>
+                <w:sz w:val="19"/>
+              </w:rPr>
+              <w:t>Faculty see per-exam logs, per-student counts and the event list beside each submission.</w:t>
+            </w:r>
+          </w:p>
+        </w:tc>
+        <w:tc>
+          <w:tcPr>
+            <w:tcW w:type="dxa" w:w="1397"/>
+            <w:tcMar>
+              <w:top w:w="50" w:type="dxa"/>
+              <w:left w:w="90" w:type="dxa"/>
+              <w:bottom w:w="50" w:type="dxa"/>
+              <w:right w:w="90" w:type="dxa"/>
+            </w:tcMar>
+          </w:tcPr>
+          <w:p>
+            <w:pPr>
+              <w:spacing w:before="20" w:after="20" w:line="247" w:lineRule="auto"/>
+            </w:pPr>
+            <w:r>
+              <w:rPr>
+                <w:rFonts w:ascii="Times New Roman" w:hAnsi="Times New Roman" w:cs="Times New Roman" w:eastAsia="Times New Roman"/>
+                <w:b w:val="0"/>
+                <w:i w:val="0"/>
+                <w:sz w:val="19"/>
+              </w:rPr>
+              <w:t>Implemented</w:t>
+            </w:r>
+          </w:p>
+        </w:tc>
+      </w:tr>
+      <w:tr>
+        <w:trPr>
+          <w:cantSplit/>
+        </w:trPr>
+        <w:tc>
+          <w:tcPr>
+            <w:tcW w:type="dxa" w:w="2232"/>
+            <w:tcMar>
+              <w:top w:w="50" w:type="dxa"/>
+              <w:left w:w="90" w:type="dxa"/>
+              <w:bottom w:w="50" w:type="dxa"/>
+              <w:right w:w="90" w:type="dxa"/>
+            </w:tcMar>
+          </w:tcPr>
+          <w:p>
+            <w:pPr>
+              <w:spacing w:before="20" w:after="20" w:line="247" w:lineRule="auto"/>
+            </w:pPr>
+            <w:r>
+              <w:rPr>
+                <w:rFonts w:ascii="Times New Roman" w:hAnsi="Times New Roman" w:cs="Times New Roman" w:eastAsia="Times New Roman"/>
+                <w:b/>
+                <w:i w:val="0"/>
+                <w:sz w:val="19"/>
+              </w:rPr>
+              <w:t>Event severity classification</w:t>
+            </w:r>
+          </w:p>
+        </w:tc>
+        <w:tc>
+          <w:tcPr>
+            <w:tcW w:type="dxa" w:w="5400"/>
+            <w:tcMar>
+              <w:top w:w="50" w:type="dxa"/>
+              <w:left w:w="90" w:type="dxa"/>
+              <w:bottom w:w="50" w:type="dxa"/>
+              <w:right w:w="90" w:type="dxa"/>
+            </w:tcMar>
+          </w:tcPr>
+          <w:p>
+            <w:pPr>
+              <w:spacing w:before="20" w:after="20" w:line="247" w:lineRule="auto"/>
+            </w:pPr>
+            <w:r>
+              <w:rPr>
+                <w:rFonts w:ascii="Times New Roman" w:hAnsi="Times New Roman" w:cs="Times New Roman" w:eastAsia="Times New Roman"/>
+                <w:b w:val="0"/>
+                <w:i w:val="0"/>
+                <w:sz w:val="19"/>
+              </w:rPr>
+              <w:t>Each event carries a severity that drives dashboard prioritisation.</w:t>
+            </w:r>
+          </w:p>
+        </w:tc>
+        <w:tc>
+          <w:tcPr>
+            <w:tcW w:type="dxa" w:w="1397"/>
+            <w:tcMar>
+              <w:top w:w="50" w:type="dxa"/>
+              <w:left w:w="90" w:type="dxa"/>
+              <w:bottom w:w="50" w:type="dxa"/>
+              <w:right w:w="90" w:type="dxa"/>
+            </w:tcMar>
+          </w:tcPr>
+          <w:p>
+            <w:pPr>
+              <w:spacing w:before="20" w:after="20" w:line="247" w:lineRule="auto"/>
+            </w:pPr>
+            <w:r>
+              <w:rPr>
+                <w:rFonts w:ascii="Times New Roman" w:hAnsi="Times New Roman" w:cs="Times New Roman" w:eastAsia="Times New Roman"/>
+                <w:b w:val="0"/>
+                <w:i w:val="0"/>
+                <w:sz w:val="19"/>
+              </w:rPr>
+              <w:t>Proposed</w:t>
+            </w:r>
+          </w:p>
+        </w:tc>
+      </w:tr>
+      <w:tr>
+        <w:trPr>
+          <w:cantSplit/>
+        </w:trPr>
+        <w:tc>
+          <w:tcPr>
+            <w:tcW w:type="dxa" w:w="2232"/>
+            <w:tcMar>
+              <w:top w:w="50" w:type="dxa"/>
+              <w:left w:w="90" w:type="dxa"/>
+              <w:bottom w:w="50" w:type="dxa"/>
+              <w:right w:w="90" w:type="dxa"/>
+            </w:tcMar>
+          </w:tcPr>
+          <w:p>
+            <w:pPr>
+              <w:spacing w:before="20" w:after="20" w:line="247" w:lineRule="auto"/>
+            </w:pPr>
+            <w:r>
+              <w:rPr>
+                <w:rFonts w:ascii="Times New Roman" w:hAnsi="Times New Roman" w:cs="Times New Roman" w:eastAsia="Times New Roman"/>
+                <w:b/>
+                <w:i w:val="0"/>
+                <w:sz w:val="19"/>
+              </w:rPr>
+              <w:t>Duplicate-session detection</w:t>
+            </w:r>
+          </w:p>
+        </w:tc>
+        <w:tc>
+          <w:tcPr>
+            <w:tcW w:type="dxa" w:w="5400"/>
+            <w:tcMar>
+              <w:top w:w="50" w:type="dxa"/>
+              <w:left w:w="90" w:type="dxa"/>
+              <w:bottom w:w="50" w:type="dxa"/>
+              <w:right w:w="90" w:type="dxa"/>
+            </w:tcMar>
+          </w:tcPr>
+          <w:p>
+            <w:pPr>
+              <w:spacing w:before="20" w:after="20" w:line="247" w:lineRule="auto"/>
+            </w:pPr>
+            <w:r>
+              <w:rPr>
+                <w:rFonts w:ascii="Times New Roman" w:hAnsi="Times New Roman" w:cs="Times New Roman" w:eastAsia="Times New Roman"/>
+                <w:b w:val="0"/>
+                <w:i w:val="0"/>
+                <w:sz w:val="19"/>
+              </w:rPr>
+              <w:t>Concurrent sessions for one attempt are detected and raised as a High event.</w:t>
+            </w:r>
+          </w:p>
+        </w:tc>
+        <w:tc>
+          <w:tcPr>
+            <w:tcW w:type="dxa" w:w="1397"/>
+            <w:tcMar>
+              <w:top w:w="50" w:type="dxa"/>
+              <w:left w:w="90" w:type="dxa"/>
+              <w:bottom w:w="50" w:type="dxa"/>
+              <w:right w:w="90" w:type="dxa"/>
+            </w:tcMar>
+          </w:tcPr>
+          <w:p>
+            <w:pPr>
+              <w:spacing w:before="20" w:after="20" w:line="247" w:lineRule="auto"/>
+            </w:pPr>
+            <w:r>
+              <w:rPr>
+                <w:rFonts w:ascii="Times New Roman" w:hAnsi="Times New Roman" w:cs="Times New Roman" w:eastAsia="Times New Roman"/>
+                <w:b w:val="0"/>
+                <w:i w:val="0"/>
+                <w:sz w:val="19"/>
+              </w:rPr>
+              <w:t>Proposed</w:t>
+            </w:r>
+          </w:p>
+        </w:tc>
+      </w:tr>
+    </w:tbl>
+    <w:p>
+      <w:pPr>
+        <w:spacing w:after="120"/>
+      </w:pPr>
+      <w:r>
+        <w:rPr>
+          <w:rFonts w:ascii="Times New Roman" w:hAnsi="Times New Roman" w:cs="Times New Roman" w:eastAsia="Times New Roman"/>
+          <w:b w:val="0"/>
+          <w:i w:val="0"/>
+          <w:sz w:val="12"/>
+        </w:rPr>
+      </w:r>
+    </w:p>
+    <w:p>
+      <w:pPr>
+        <w:spacing w:before="80" w:after="60" w:line="259" w:lineRule="auto"/>
+      </w:pPr>
+      <w:r>
+        <w:rPr>
+          <w:rFonts w:ascii="Times New Roman" w:hAnsi="Times New Roman" w:cs="Times New Roman" w:eastAsia="Times New Roman"/>
+          <w:b/>
+          <w:i w:val="0"/>
+          <w:sz w:val="23"/>
+        </w:rPr>
+        <w:t>C.8  Non-functional requirements</w:t>
+      </w:r>
+    </w:p>
+    <w:p>
+      <w:pPr>
+        <w:spacing w:before="20" w:after="40" w:line="252" w:lineRule="auto"/>
+        <w:ind w:left="346" w:hanging="230"/>
+      </w:pPr>
+      <w:r>
+        <w:rPr>
+          <w:rFonts w:ascii="Times New Roman" w:hAnsi="Times New Roman" w:cs="Times New Roman" w:eastAsia="Times New Roman"/>
+          <w:b w:val="0"/>
+          <w:i w:val="0"/>
+          <w:sz w:val="21"/>
+        </w:rPr>
+        <w:t xml:space="preserve">•  </w:t>
+      </w:r>
+      <w:r>
+        <w:rPr>
+          <w:rFonts w:ascii="Times New Roman" w:hAnsi="Times New Roman" w:cs="Times New Roman" w:eastAsia="Times New Roman"/>
+          <w:b/>
+          <w:i w:val="0"/>
+          <w:sz w:val="21"/>
+        </w:rPr>
+        <w:t xml:space="preserve">Reliability. </w:t>
+      </w:r>
+      <w:r>
+        <w:rPr>
+          <w:rFonts w:ascii="Times New Roman" w:hAnsi="Times New Roman" w:cs="Times New Roman" w:eastAsia="Times New Roman"/>
+          <w:b w:val="0"/>
+          <w:i w:val="0"/>
+          <w:sz w:val="21"/>
+        </w:rPr>
+        <w:t>An examination must survive a dropped connection, a reloaded page and a closed tab without losing the attempt or its deadline.</w:t>
+      </w:r>
+    </w:p>
+    <w:p>
+      <w:pPr>
+        <w:spacing w:before="20" w:after="40" w:line="252" w:lineRule="auto"/>
+        <w:ind w:left="346" w:hanging="230"/>
+      </w:pPr>
+      <w:r>
+        <w:rPr>
+          <w:rFonts w:ascii="Times New Roman" w:hAnsi="Times New Roman" w:cs="Times New Roman" w:eastAsia="Times New Roman"/>
+          <w:b w:val="0"/>
+          <w:i w:val="0"/>
+          <w:sz w:val="21"/>
+        </w:rPr>
+        <w:t xml:space="preserve">•  </w:t>
+      </w:r>
+      <w:r>
+        <w:rPr>
+          <w:rFonts w:ascii="Times New Roman" w:hAnsi="Times New Roman" w:cs="Times New Roman" w:eastAsia="Times New Roman"/>
+          <w:b/>
+          <w:i w:val="0"/>
+          <w:sz w:val="21"/>
+        </w:rPr>
+        <w:t xml:space="preserve">Low monitoring overhead. </w:t>
+      </w:r>
+      <w:r>
+        <w:rPr>
+          <w:rFonts w:ascii="Times New Roman" w:hAnsi="Times New Roman" w:cs="Times New Roman" w:eastAsia="Times New Roman"/>
+          <w:b w:val="0"/>
+          <w:i w:val="0"/>
+          <w:sz w:val="21"/>
+        </w:rPr>
+        <w:t>Event detection runs on native browser events with client-side debouncing, and must not perceptibly affect the editor.</w:t>
+      </w:r>
+    </w:p>
+    <w:p>
+      <w:pPr>
+        <w:spacing w:before="20" w:after="40" w:line="252" w:lineRule="auto"/>
+        <w:ind w:left="346" w:hanging="230"/>
+      </w:pPr>
+      <w:r>
+        <w:rPr>
+          <w:rFonts w:ascii="Times New Roman" w:hAnsi="Times New Roman" w:cs="Times New Roman" w:eastAsia="Times New Roman"/>
+          <w:b w:val="0"/>
+          <w:i w:val="0"/>
+          <w:sz w:val="21"/>
+        </w:rPr>
+        <w:t xml:space="preserve">•  </w:t>
+      </w:r>
+      <w:r>
+        <w:rPr>
+          <w:rFonts w:ascii="Times New Roman" w:hAnsi="Times New Roman" w:cs="Times New Roman" w:eastAsia="Times New Roman"/>
+          <w:b/>
+          <w:i w:val="0"/>
+          <w:sz w:val="21"/>
+        </w:rPr>
+        <w:t xml:space="preserve">Auditability. </w:t>
+      </w:r>
+      <w:r>
+        <w:rPr>
+          <w:rFonts w:ascii="Times New Roman" w:hAnsi="Times New Roman" w:cs="Times New Roman" w:eastAsia="Times New Roman"/>
+          <w:b w:val="0"/>
+          <w:i w:val="0"/>
+          <w:sz w:val="21"/>
+        </w:rPr>
+        <w:t>Every event and every submission carries a server-side timestamp, and the record survives grading and republication.</w:t>
+      </w:r>
+    </w:p>
+    <w:p>
+      <w:pPr>
+        <w:spacing w:before="20" w:after="40" w:line="252" w:lineRule="auto"/>
+        <w:ind w:left="346" w:hanging="230"/>
+      </w:pPr>
+      <w:r>
+        <w:rPr>
+          <w:rFonts w:ascii="Times New Roman" w:hAnsi="Times New Roman" w:cs="Times New Roman" w:eastAsia="Times New Roman"/>
+          <w:b w:val="0"/>
+          <w:i w:val="0"/>
+          <w:sz w:val="21"/>
+        </w:rPr>
+        <w:t xml:space="preserve">•  </w:t>
+      </w:r>
+      <w:r>
+        <w:rPr>
+          <w:rFonts w:ascii="Times New Roman" w:hAnsi="Times New Roman" w:cs="Times New Roman" w:eastAsia="Times New Roman"/>
+          <w:b/>
+          <w:i w:val="0"/>
+          <w:sz w:val="21"/>
+        </w:rPr>
+        <w:t xml:space="preserve">Scalability. </w:t>
+      </w:r>
+      <w:r>
+        <w:rPr>
+          <w:rFonts w:ascii="Times New Roman" w:hAnsi="Times New Roman" w:cs="Times New Roman" w:eastAsia="Times New Roman"/>
+          <w:b w:val="0"/>
+          <w:i w:val="0"/>
+          <w:sz w:val="21"/>
+        </w:rPr>
+        <w:t>The subsystem must behave predictably for a full section sitting the same exam simultaneously, and is load-tested at 60 and 300 concurrent users.</w:t>
+      </w:r>
+    </w:p>
+    <w:p>
+      <w:pPr>
+        <w:spacing w:before="20" w:after="40" w:line="252" w:lineRule="auto"/>
+        <w:ind w:left="346" w:hanging="230"/>
+      </w:pPr>
+      <w:r>
+        <w:rPr>
+          <w:rFonts w:ascii="Times New Roman" w:hAnsi="Times New Roman" w:cs="Times New Roman" w:eastAsia="Times New Roman"/>
+          <w:b w:val="0"/>
+          <w:i w:val="0"/>
+          <w:sz w:val="21"/>
+        </w:rPr>
+        <w:t xml:space="preserve">•  </w:t>
+      </w:r>
+      <w:r>
+        <w:rPr>
+          <w:rFonts w:ascii="Times New Roman" w:hAnsi="Times New Roman" w:cs="Times New Roman" w:eastAsia="Times New Roman"/>
+          <w:b/>
+          <w:i w:val="0"/>
+          <w:sz w:val="21"/>
+        </w:rPr>
+        <w:t xml:space="preserve">Accessibility. </w:t>
+      </w:r>
+      <w:r>
+        <w:rPr>
+          <w:rFonts w:ascii="Times New Roman" w:hAnsi="Times New Roman" w:cs="Times New Roman" w:eastAsia="Times New Roman"/>
+          <w:b w:val="0"/>
+          <w:i w:val="0"/>
+          <w:sz w:val="21"/>
+        </w:rPr>
+        <w:t>Warnings are textual and non-blocking; the only blocking interruption is the fullscreen gate, which is dismissible by re-entering fullscreen.</w:t>
+      </w:r>
+    </w:p>
+    <w:p>
+      <w:pPr>
+        <w:spacing w:before="20" w:after="40" w:line="252" w:lineRule="auto"/>
+        <w:ind w:left="346" w:hanging="230"/>
+      </w:pPr>
+      <w:r>
+        <w:rPr>
+          <w:rFonts w:ascii="Times New Roman" w:hAnsi="Times New Roman" w:cs="Times New Roman" w:eastAsia="Times New Roman"/>
+          <w:b w:val="0"/>
+          <w:i w:val="0"/>
+          <w:sz w:val="21"/>
+        </w:rPr>
+        <w:t xml:space="preserve">•  </w:t>
+      </w:r>
+      <w:r>
+        <w:rPr>
+          <w:rFonts w:ascii="Times New Roman" w:hAnsi="Times New Roman" w:cs="Times New Roman" w:eastAsia="Times New Roman"/>
+          <w:b/>
+          <w:i w:val="0"/>
+          <w:sz w:val="21"/>
+        </w:rPr>
+        <w:t xml:space="preserve">Data privacy. </w:t>
+      </w:r>
+      <w:r>
+        <w:rPr>
+          <w:rFonts w:ascii="Times New Roman" w:hAnsi="Times New Roman" w:cs="Times New Roman" w:eastAsia="Times New Roman"/>
+          <w:b w:val="0"/>
+          <w:i w:val="0"/>
+          <w:sz w:val="21"/>
+        </w:rPr>
+        <w:t>Only interaction metadata is captured. No camera, microphone, screen capture, keystroke content or personal file access is used anywhere in the subsystem.</w:t>
+      </w:r>
+    </w:p>
+    <w:p>
+      <w:pPr>
+        <w:spacing w:before="20" w:after="40" w:line="252" w:lineRule="auto"/>
+        <w:ind w:left="346" w:hanging="230"/>
+      </w:pPr>
+      <w:r>
+        <w:rPr>
+          <w:rFonts w:ascii="Times New Roman" w:hAnsi="Times New Roman" w:cs="Times New Roman" w:eastAsia="Times New Roman"/>
+          <w:b w:val="0"/>
+          <w:i w:val="0"/>
+          <w:sz w:val="21"/>
+        </w:rPr>
+        <w:t xml:space="preserve">•  </w:t>
+      </w:r>
+      <w:r>
+        <w:rPr>
+          <w:rFonts w:ascii="Times New Roman" w:hAnsi="Times New Roman" w:cs="Times New Roman" w:eastAsia="Times New Roman"/>
+          <w:b/>
+          <w:i w:val="0"/>
+          <w:sz w:val="21"/>
+        </w:rPr>
+        <w:t xml:space="preserve">Fault tolerance. </w:t>
+      </w:r>
+      <w:r>
+        <w:rPr>
+          <w:rFonts w:ascii="Times New Roman" w:hAnsi="Times New Roman" w:cs="Times New Roman" w:eastAsia="Times New Roman"/>
+          <w:b w:val="0"/>
+          <w:i w:val="0"/>
+          <w:sz w:val="21"/>
+        </w:rPr>
+        <w:t>Failure of the event pipeline degrades monitoring only; exam timing, authorisation and submission continue to work.</w:t>
+      </w:r>
+    </w:p>
+    <w:p>
+      <w:pPr>
+        <w:spacing w:before="20" w:after="40" w:line="252" w:lineRule="auto"/>
+        <w:ind w:left="346" w:hanging="230"/>
+      </w:pPr>
+      <w:r>
+        <w:rPr>
+          <w:rFonts w:ascii="Times New Roman" w:hAnsi="Times New Roman" w:cs="Times New Roman" w:eastAsia="Times New Roman"/>
+          <w:b w:val="0"/>
+          <w:i w:val="0"/>
+          <w:sz w:val="21"/>
+        </w:rPr>
+        <w:t xml:space="preserve">•  </w:t>
+      </w:r>
+      <w:r>
+        <w:rPr>
+          <w:rFonts w:ascii="Times New Roman" w:hAnsi="Times New Roman" w:cs="Times New Roman" w:eastAsia="Times New Roman"/>
+          <w:b/>
+          <w:i w:val="0"/>
+          <w:sz w:val="21"/>
+        </w:rPr>
+        <w:t xml:space="preserve">Secure authorisation. </w:t>
+      </w:r>
+      <w:r>
+        <w:rPr>
+          <w:rFonts w:ascii="Times New Roman" w:hAnsi="Times New Roman" w:cs="Times New Roman" w:eastAsia="Times New Roman"/>
+          <w:b w:val="0"/>
+          <w:i w:val="0"/>
+          <w:sz w:val="21"/>
+        </w:rPr>
+        <w:t>Role, ownership, exam window and deadline are re-verified on every protected request, including the execution channel.</w:t>
+      </w:r>
+    </w:p>
+    <w:p>
+      <w:pPr>
+        <w:spacing w:after="120"/>
+      </w:pPr>
+      <w:r>
+        <w:rPr>
+          <w:rFonts w:ascii="Times New Roman" w:hAnsi="Times New Roman" w:cs="Times New Roman" w:eastAsia="Times New Roman"/>
+          <w:b w:val="0"/>
+          <w:i w:val="0"/>
+          <w:sz w:val="12"/>
+        </w:rPr>
+      </w:r>
+    </w:p>
+    <w:p>
+      <w:pPr>
+        <w:spacing w:before="80" w:after="60" w:line="259" w:lineRule="auto"/>
+      </w:pPr>
+      <w:r>
+        <w:rPr>
+          <w:rFonts w:ascii="Times New Roman" w:hAnsi="Times New Roman" w:cs="Times New Roman" w:eastAsia="Times New Roman"/>
+          <w:b/>
+          <w:i w:val="0"/>
+          <w:sz w:val="23"/>
+        </w:rPr>
+        <w:t>C.9  Limitations — the browser security boundary</w:t>
+      </w:r>
+    </w:p>
+    <w:tbl>
+      <w:tblPr>
+        <w:tblLook w:firstColumn="1" w:firstRow="1" w:lastColumn="0" w:lastRow="0" w:noHBand="0" w:noVBand="1" w:val="04A0"/>
+        <w:tblBorders>
+          <w:top w:val="single" w:sz="4" w:color="auto"/>
+          <w:left w:val="single" w:sz="4" w:color="auto"/>
+          <w:bottom w:val="single" w:sz="4" w:color="auto"/>
+          <w:right w:val="single" w:sz="4" w:color="auto"/>
+          <w:insideH w:val="single" w:sz="4" w:color="auto"/>
+          <w:insideV w:val="single" w:sz="4" w:color="auto"/>
+        </w:tblBorders>
+        <w:tblW w:w="9028" w:type="dxa"/>
+        <w:tblLayout w:type="fixed"/>
+      </w:tblPr>
+      <w:tblGrid>
+        <w:gridCol w:w="9028"/>
+      </w:tblGrid>
+      <w:tr>
+        <w:trPr>
+          <w:cantSplit/>
+        </w:trPr>
+        <w:tc>
+          <w:tcPr>
+            <w:tcW w:type="dxa" w:w="9029"/>
+            <w:shd w:val="clear" w:color="auto" w:fill="E8E8E8"/>
+            <w:tcMar>
+              <w:top w:w="70" w:type="dxa"/>
+              <w:left w:w="110" w:type="dxa"/>
+              <w:bottom w:w="70" w:type="dxa"/>
+              <w:right w:w="110" w:type="dxa"/>
+            </w:tcMar>
+          </w:tcPr>
+          <w:p>
+            <w:pPr>
+              <w:spacing w:before="40" w:after="60"/>
+            </w:pPr>
+            <w:r>
+              <w:rPr>
+                <w:rFonts w:ascii="Times New Roman" w:hAnsi="Times New Roman" w:cs="Times New Roman" w:eastAsia="Times New Roman"/>
+                <w:b/>
+                <w:i w:val="0"/>
+                <w:sz w:val="22"/>
+              </w:rPr>
+              <w:t>Stated plainly, because the credibility of the subsystem depends on it</w:t>
+            </w:r>
+          </w:p>
+        </w:tc>
+      </w:tr>
+      <w:tr>
+        <w:trPr>
+          <w:cantSplit/>
+        </w:trPr>
+        <w:tc>
+          <w:tcPr>
+            <w:tcW w:type="dxa" w:w="9029"/>
+            <w:tcMar>
+              <w:top w:w="70" w:type="dxa"/>
+              <w:left w:w="110" w:type="dxa"/>
+              <w:bottom w:w="70" w:type="dxa"/>
+              <w:right w:w="110" w:type="dxa"/>
+            </w:tcMar>
+          </w:tcPr>
+          <w:p>
+            <w:pPr>
+              <w:spacing w:before="20" w:after="60" w:line="254" w:lineRule="auto"/>
+            </w:pPr>
+            <w:r>
+              <w:rPr>
+                <w:rFonts w:ascii="Times New Roman" w:hAnsi="Times New Roman" w:cs="Times New Roman" w:eastAsia="Times New Roman"/>
+                <w:b w:val="0"/>
+                <w:i w:val="0"/>
+                <w:sz w:val="21"/>
+              </w:rPr>
+              <w:t>A web application cannot reliably control the Windows operating system. Secure Exam Mode therefore does not claim to prevent:</w:t>
+            </w:r>
+          </w:p>
+          <w:p>
+            <w:pPr>
+              <w:spacing w:before="20" w:after="80" w:line="254" w:lineRule="auto"/>
+              <w:ind w:left="259"/>
+            </w:pPr>
+            <w:r>
+              <w:rPr>
+                <w:rFonts w:ascii="Times New Roman" w:hAnsi="Times New Roman" w:cs="Times New Roman" w:eastAsia="Times New Roman"/>
+                <w:b/>
+                <w:i w:val="0"/>
+                <w:sz w:val="21"/>
+              </w:rPr>
+              <w:t>Alt + Tab  ·  Windows + Tab  ·  Task Manager  ·  screenshots  ·  screen recording  ·  a second computer  ·  a mobile phone  ·  USB devices  ·  other applications running alongside the browser</w:t>
+            </w:r>
+          </w:p>
+          <w:p>
+            <w:pPr>
+              <w:spacing w:before="20" w:after="80" w:line="254" w:lineRule="auto"/>
+            </w:pPr>
+            <w:r>
+              <w:rPr>
+                <w:rFonts w:ascii="Times New Roman" w:hAnsi="Times New Roman" w:cs="Times New Roman" w:eastAsia="Times New Roman"/>
+                <w:b w:val="0"/>
+                <w:i w:val="0"/>
+                <w:sz w:val="21"/>
+              </w:rPr>
+              <w:t>What it does do is close the routes that run through the browser itself — clipboard, context menu, developer-tool shortcuts and drag-and-drop — detect when the student leaves the examination window, and record each occurrence with a timestamp for faculty review. It supplements invigilation; it does not replace it.</w:t>
+            </w:r>
+          </w:p>
+          <w:p>
+            <w:pPr>
+              <w:spacing w:before="20" w:after="40" w:line="254" w:lineRule="auto"/>
+            </w:pPr>
+            <w:r>
+              <w:rPr>
+                <w:rFonts w:ascii="Times New Roman" w:hAnsi="Times New Roman" w:cs="Times New Roman" w:eastAsia="Times New Roman"/>
+                <w:b w:val="0"/>
+                <w:i w:val="0"/>
+                <w:sz w:val="21"/>
+              </w:rPr>
+              <w:t>A dedicated LabSubmit Secure Exam Client with a Windows kiosk mode, application restrictions and controlled network access is proposed for a following phase to provide stronger operating-system-level lockdown. It is not implemented, it is not part of the work this application funds, and nothing in this proposal depends on it.</w:t>
+            </w:r>
+          </w:p>
+        </w:tc>
+      </w:tr>
+    </w:tbl>
+    <w:p>
+      <w:pPr>
+        <w:spacing w:after="120"/>
+      </w:pPr>
+      <w:r>
+        <w:rPr>
+          <w:rFonts w:ascii="Times New Roman" w:hAnsi="Times New Roman" w:cs="Times New Roman" w:eastAsia="Times New Roman"/>
+          <w:b w:val="0"/>
+          <w:i w:val="0"/>
+          <w:sz w:val="12"/>
+        </w:rPr>
+      </w:r>
+    </w:p>
+    <w:tbl>
+      <w:tblPr>
+        <w:tblLook w:firstColumn="1" w:firstRow="1" w:lastColumn="0" w:lastRow="0" w:noHBand="0" w:noVBand="1" w:val="04A0"/>
+        <w:tblBorders>
+          <w:top w:val="single" w:sz="4" w:color="auto"/>
+          <w:left w:val="single" w:sz="4" w:color="auto"/>
+          <w:bottom w:val="single" w:sz="4" w:color="auto"/>
+          <w:right w:val="single" w:sz="4" w:color="auto"/>
+          <w:insideH w:val="single" w:sz="4" w:color="auto"/>
+          <w:insideV w:val="single" w:sz="4" w:color="auto"/>
+        </w:tblBorders>
+        <w:tblW w:w="9028" w:type="dxa"/>
+        <w:tblLayout w:type="fixed"/>
+      </w:tblPr>
+      <w:tblGrid>
+        <w:gridCol w:w="9028"/>
+      </w:tblGrid>
+      <w:tr>
+        <w:trPr>
+          <w:cantSplit/>
+        </w:trPr>
+        <w:tc>
+          <w:tcPr>
+            <w:tcW w:type="dxa" w:w="9029"/>
+            <w:shd w:val="clear" w:color="auto" w:fill="E8E8E8"/>
+            <w:tcMar>
+              <w:top w:w="70" w:type="dxa"/>
+              <w:left w:w="110" w:type="dxa"/>
+              <w:bottom w:w="70" w:type="dxa"/>
+              <w:right w:w="110" w:type="dxa"/>
+            </w:tcMar>
+          </w:tcPr>
+          <w:p>
+            <w:pPr>
+              <w:spacing w:before="40" w:after="60"/>
+            </w:pPr>
+            <w:r>
+              <w:rPr>
+                <w:rFonts w:ascii="Times New Roman" w:hAnsi="Times New Roman" w:cs="Times New Roman" w:eastAsia="Times New Roman"/>
+                <w:b/>
+                <w:i w:val="0"/>
+                <w:sz w:val="22"/>
+              </w:rPr>
+              <w:t>C.10  Future work — LabSubmit Secure Exam Client</w:t>
+            </w:r>
+          </w:p>
+        </w:tc>
+      </w:tr>
+      <w:tr>
+        <w:trPr>
+          <w:cantSplit/>
+        </w:trPr>
+        <w:tc>
+          <w:tcPr>
+            <w:tcW w:type="dxa" w:w="9029"/>
+            <w:tcMar>
+              <w:top w:w="70" w:type="dxa"/>
+              <w:left w:w="110" w:type="dxa"/>
+              <w:bottom w:w="70" w:type="dxa"/>
+              <w:right w:w="110" w:type="dxa"/>
+            </w:tcMar>
+          </w:tcPr>
+          <w:p>
+            <w:pPr>
+              <w:spacing w:before="20" w:after="60" w:line="254" w:lineRule="auto"/>
+            </w:pPr>
+            <w:r>
+              <w:rPr>
+                <w:rFonts w:ascii="Times New Roman" w:hAnsi="Times New Roman" w:cs="Times New Roman" w:eastAsia="Times New Roman"/>
+                <w:b w:val="0"/>
+                <w:i w:val="0"/>
+                <w:sz w:val="21"/>
+              </w:rPr>
+              <w:t>Proposed for a following phase, beyond the twelve months covered by this application:</w:t>
+            </w:r>
+          </w:p>
+          <w:p>
+            <w:pPr>
+              <w:spacing w:before="20" w:after="20" w:line="254" w:lineRule="auto"/>
+              <w:ind w:left="259"/>
+            </w:pPr>
+            <w:r>
+              <w:rPr>
+                <w:rFonts w:ascii="Times New Roman" w:hAnsi="Times New Roman" w:cs="Times New Roman" w:eastAsia="Times New Roman"/>
+                <w:b w:val="0"/>
+                <w:i w:val="0"/>
+                <w:sz w:val="21"/>
+              </w:rPr>
+              <w:t>•  Windows kiosk mode for the duration of an examination session</w:t>
+            </w:r>
+          </w:p>
+          <w:p>
+            <w:pPr>
+              <w:spacing w:before="20" w:after="20" w:line="254" w:lineRule="auto"/>
+              <w:ind w:left="259"/>
+            </w:pPr>
+            <w:r>
+              <w:rPr>
+                <w:rFonts w:ascii="Times New Roman" w:hAnsi="Times New Roman" w:cs="Times New Roman" w:eastAsia="Times New Roman"/>
+                <w:b w:val="0"/>
+                <w:i w:val="0"/>
+                <w:sz w:val="21"/>
+              </w:rPr>
+              <w:t>•  Stronger application launch restrictions on the examination machine</w:t>
+            </w:r>
+          </w:p>
+          <w:p>
+            <w:pPr>
+              <w:spacing w:before="20" w:after="20" w:line="254" w:lineRule="auto"/>
+              <w:ind w:left="259"/>
+            </w:pPr>
+            <w:r>
+              <w:rPr>
+                <w:rFonts w:ascii="Times New Roman" w:hAnsi="Times New Roman" w:cs="Times New Roman" w:eastAsia="Times New Roman"/>
+                <w:b w:val="0"/>
+                <w:i w:val="0"/>
+                <w:sz w:val="21"/>
+              </w:rPr>
+              <w:t>•  Controlled network access during an exam</w:t>
+            </w:r>
+          </w:p>
+          <w:p>
+            <w:pPr>
+              <w:spacing w:before="20" w:after="20" w:line="254" w:lineRule="auto"/>
+              <w:ind w:left="259"/>
+            </w:pPr>
+            <w:r>
+              <w:rPr>
+                <w:rFonts w:ascii="Times New Roman" w:hAnsi="Times New Roman" w:cs="Times New Roman" w:eastAsia="Times New Roman"/>
+                <w:b w:val="0"/>
+                <w:i w:val="0"/>
+                <w:sz w:val="21"/>
+              </w:rPr>
+              <w:t>•  Stronger operating-system-level exam lockdown</w:t>
+            </w:r>
+          </w:p>
+          <w:p>
+            <w:pPr>
+              <w:spacing w:before="20" w:after="20" w:line="254" w:lineRule="auto"/>
+              <w:ind w:left="259"/>
+            </w:pPr>
+            <w:r>
+              <w:rPr>
+                <w:rFonts w:ascii="Times New Roman" w:hAnsi="Times New Roman" w:cs="Times New Roman" w:eastAsia="Times New Roman"/>
+                <w:b w:val="0"/>
+                <w:i w:val="0"/>
+                <w:sz w:val="21"/>
+              </w:rPr>
+              <w:t>•  A controlled, reproducible lab examination environment</w:t>
+            </w:r>
+          </w:p>
+          <w:p>
+            <w:pPr>
+              <w:spacing w:before="20" w:after="80" w:line="254" w:lineRule="auto"/>
+              <w:ind w:left="259"/>
+            </w:pPr>
+            <w:r>
+              <w:rPr>
+                <w:rFonts w:ascii="Times New Roman" w:hAnsi="Times New Roman" w:cs="Times New Roman" w:eastAsia="Times New Roman"/>
+                <w:b w:val="0"/>
+                <w:i w:val="0"/>
+                <w:sz w:val="21"/>
+              </w:rPr>
+              <w:t>•  Centralised deployment and configuration across institutional labs</w:t>
+            </w:r>
+          </w:p>
+          <w:p>
+            <w:pPr>
+              <w:spacing w:before="20" w:after="40" w:line="254" w:lineRule="auto"/>
+            </w:pPr>
+            <w:r>
+              <w:rPr>
+                <w:rFonts w:ascii="Times New Roman" w:hAnsi="Times New Roman" w:cs="Times New Roman" w:eastAsia="Times New Roman"/>
+                <w:b w:val="0"/>
+                <w:i/>
+                <w:sz w:val="20"/>
+              </w:rPr>
+              <w:t>Listed here as future work so that the scope of the present application is not misread. No budget head in section B.6 depends on it.</w:t>
+            </w:r>
+          </w:p>
+        </w:tc>
+      </w:tr>
+    </w:tbl>
+    <w:p>
       <w:pPr>
         <w:spacing w:after="0" w:before="400" w:line="260"/>
       </w:pPr>
